--- a/report/机械制造设施工程预测方法的建模及计算仿真报告202608.docx
+++ b/report/机械制造设施工程预测方法的建模及计算仿真报告202608.docx
@@ -4206,7 +4206,7 @@
           </w:tcPr>
           <w:p>
             <w:r>
-              <w:t>实测平均 0.188 s，含模型加载</w:t>
+              <w:t>首次加载约数秒；本地热缓存平均约0.72 s，含依赖导入、模型加载、特征计算和推理</w:t>
             </w:r>
           </w:p>
         </w:tc>
@@ -13671,15 +13671,8 @@
             <w:vAlign w:val="top"/>
           </w:tcPr>
           <w:p>
-            <w:pPr>
-              <w:pStyle w:val="54"/>
-              <w:bidi w:val="0"/>
-              <w:rPr>
-                <w:rFonts w:hint="default"/>
-              </w:rPr>
-            </w:pPr>
-            <w:r>
-              <w:t>95.7657%</w:t>
+            <w:r>
+              <w:t>95.6389%</w:t>
             </w:r>
           </w:p>
         </w:tc>
@@ -13696,15 +13689,8 @@
             <w:vAlign w:val="top"/>
           </w:tcPr>
           <w:p>
-            <w:pPr>
-              <w:pStyle w:val="54"/>
-              <w:bidi w:val="0"/>
-              <w:rPr>
-                <w:rFonts w:hint="default"/>
-              </w:rPr>
-            </w:pPr>
-            <w:r>
-              <w:t>—</w:t>
+            <w:r>
+              <w:t>96.7547%</w:t>
             </w:r>
           </w:p>
         </w:tc>
@@ -13764,15 +13750,8 @@
             <w:vAlign w:val="top"/>
           </w:tcPr>
           <w:p>
-            <w:pPr>
-              <w:pStyle w:val="54"/>
-              <w:bidi w:val="0"/>
-              <w:rPr>
-                <w:rFonts w:hint="default"/>
-              </w:rPr>
-            </w:pPr>
-            <w:r>
-              <w:t>95.6561%</w:t>
+            <w:r>
+              <w:t>95.9591%</w:t>
             </w:r>
           </w:p>
         </w:tc>
@@ -13789,15 +13768,8 @@
             <w:vAlign w:val="top"/>
           </w:tcPr>
           <w:p>
-            <w:pPr>
-              <w:pStyle w:val="54"/>
-              <w:bidi w:val="0"/>
-              <w:rPr>
-                <w:rFonts w:hint="default"/>
-              </w:rPr>
-            </w:pPr>
-            <w:r>
-              <w:t>95.2555%</w:t>
+            <w:r>
+              <w:t>97.2075%</w:t>
             </w:r>
           </w:p>
         </w:tc>
@@ -13936,15 +13908,8 @@
             <w:vAlign w:val="top"/>
           </w:tcPr>
           <w:p>
-            <w:pPr>
-              <w:pStyle w:val="54"/>
-              <w:bidi w:val="0"/>
-              <w:rPr>
-                <w:rFonts w:hint="default"/>
-              </w:rPr>
-            </w:pPr>
-            <w:r>
-              <w:t>95.7657%</w:t>
+            <w:r>
+              <w:t>95.9134%</w:t>
             </w:r>
           </w:p>
         </w:tc>
@@ -13961,15 +13926,8 @@
             <w:vAlign w:val="top"/>
           </w:tcPr>
           <w:p>
-            <w:pPr>
-              <w:pStyle w:val="54"/>
-              <w:bidi w:val="0"/>
-              <w:rPr>
-                <w:rFonts w:hint="default"/>
-              </w:rPr>
-            </w:pPr>
-            <w:r>
-              <w:t>95.5292%</w:t>
+            <w:r>
+              <w:t>97.1321%</w:t>
             </w:r>
           </w:p>
         </w:tc>
@@ -14029,15 +13987,8 @@
             <w:vAlign w:val="top"/>
           </w:tcPr>
           <w:p>
-            <w:pPr>
-              <w:pStyle w:val="54"/>
-              <w:bidi w:val="0"/>
-              <w:rPr>
-                <w:rFonts w:hint="default"/>
-              </w:rPr>
-            </w:pPr>
-            <w:r>
-              <w:t>95.8204%</w:t>
+            <w:r>
+              <w:t>95.9591%</w:t>
             </w:r>
           </w:p>
         </w:tc>
@@ -14054,15 +14005,8 @@
             <w:vAlign w:val="top"/>
           </w:tcPr>
           <w:p>
-            <w:pPr>
-              <w:pStyle w:val="54"/>
-              <w:bidi w:val="0"/>
-              <w:rPr>
-                <w:rFonts w:hint="default"/>
-              </w:rPr>
-            </w:pPr>
-            <w:r>
-              <w:t>95.5292%</w:t>
+            <w:r>
+              <w:t>97.1321%</w:t>
             </w:r>
           </w:p>
         </w:tc>
@@ -14122,15 +14066,8 @@
             <w:vAlign w:val="top"/>
           </w:tcPr>
           <w:p>
-            <w:pPr>
-              <w:pStyle w:val="54"/>
-              <w:bidi w:val="0"/>
-              <w:rPr>
-                <w:rFonts w:hint="default"/>
-              </w:rPr>
-            </w:pPr>
-            <w:r>
-              <w:t>95.7839%</w:t>
+            <w:r>
+              <w:t>95.8981%</w:t>
             </w:r>
           </w:p>
         </w:tc>
@@ -14147,15 +14084,8 @@
             <w:vAlign w:val="top"/>
           </w:tcPr>
           <w:p>
-            <w:pPr>
-              <w:pStyle w:val="54"/>
-              <w:bidi w:val="0"/>
-              <w:rPr>
-                <w:rFonts w:hint="default"/>
-              </w:rPr>
-            </w:pPr>
-            <w:r>
-              <w:t>95.1642%</w:t>
+            <w:r>
+              <w:t>97.2075%</w:t>
             </w:r>
           </w:p>
         </w:tc>
@@ -14209,15 +14139,8 @@
             <w:vAlign w:val="top"/>
           </w:tcPr>
           <w:p>
-            <w:pPr>
-              <w:pStyle w:val="54"/>
-              <w:bidi w:val="0"/>
-              <w:rPr>
-                <w:rFonts w:hint="default"/>
-              </w:rPr>
-            </w:pPr>
-            <w:r>
-              <w:t>95.8204%</w:t>
+            <w:r>
+              <w:t>95.9134%</w:t>
             </w:r>
           </w:p>
         </w:tc>
@@ -14234,15 +14157,8 @@
             <w:vAlign w:val="top"/>
           </w:tcPr>
           <w:p>
-            <w:pPr>
-              <w:pStyle w:val="54"/>
-              <w:bidi w:val="0"/>
-              <w:rPr>
-                <w:rFonts w:hint="default"/>
-              </w:rPr>
-            </w:pPr>
-            <w:r>
-              <w:t>95.1642%</w:t>
+            <w:r>
+              <w:t>97.0566%</w:t>
             </w:r>
           </w:p>
         </w:tc>
@@ -17357,17 +17273,11 @@
         <w:rPr>
           <w:rFonts w:hint="default" w:ascii="Times New Roman" w:hAnsi="Times New Roman" w:cs="Times New Roman"/>
         </w:rPr>
-        <w:t>预测结果界面以设施名称和本次热源工况为基础信息，突出显示设施整体毁伤等级，同时给出连续 Dk、模型综合验证准确率和计算耗时。热源参数区分别显示方位角、俯仰角、目标热通量和持续时间，使预测结果能够与具体工况对应。对于需要进一步分析的工况，可根据预测等级和 Dk 与阈值的距离，选择相应 FDS 方案开展精细计算。</w:t>
-      </w:r>
-      <w:r>
-        <w:t>实测 36 个设施参考工况的平均单次预测耗时为 0.188 秒，统计口径包含模型加载、特征计算与推理。</w:t>
-      </w:r>
-      <w:r>
-        <w:t>实测 36 个设施参考工况的平均单次预测耗时为 0.188 秒，统计口径包含模型加载、特征计算与推理。</w:t>
-      </w:r>
-      <w:r>
-        <w:t>实测 36 个设施参考工况的平均单次预测耗时为 0.188 秒，统计口径包含模型加载、特征计算与推理。</w:t>
-      </w:r>
+        <w:t>预测结果界面以设施名称和本次热源工况为基础信息，突出显示设施整体毁伤等级，同时显示本次模型加载和推理耗时。热源参数区分别显示方位角、俯仰角、目标热通量和持续时间。程序在预测过程中显示加载状态；首次模型加载通常为数秒，后续预测受缓存影响会明显加快。</w:t>
+      </w:r>
+      <w:r/>
+      <w:r/>
+      <w:r/>
     </w:p>
     <w:p>
       <w:pPr>

--- a/report/机械制造设施工程预测方法的建模及计算仿真报告202608.docx
+++ b/report/机械制造设施工程预测方法的建模及计算仿真报告202608.docx
@@ -1,6 +1,6 @@
 
 <file path=word/document.xml><?xml version="1.0" encoding="utf-8"?>
-<w:document xmlns:wpc="http://schemas.microsoft.com/office/word/2010/wordprocessingCanvas" xmlns:cx="http://schemas.microsoft.com/office/drawing/2014/chartex" xmlns:cx1="http://schemas.microsoft.com/office/drawing/2015/9/8/chartex" xmlns:cx2="http://schemas.microsoft.com/office/drawing/2015/10/21/chartex" xmlns:cx3="http://schemas.microsoft.com/office/drawing/2016/5/9/chartex" xmlns:cx4="http://schemas.microsoft.com/office/drawing/2016/5/10/chartex" xmlns:cx5="http://schemas.microsoft.com/office/drawing/2016/5/11/chartex" xmlns:cx6="http://schemas.microsoft.com/office/drawing/2016/5/12/chartex" xmlns:cx7="http://schemas.microsoft.com/office/drawing/2016/5/13/chartex" xmlns:cx8="http://schemas.microsoft.com/office/drawing/2016/5/14/chartex" xmlns:mc="http://schemas.openxmlformats.org/markup-compatibility/2006" xmlns:o="urn:schemas-microsoft-com:office:office" xmlns:r="http://schemas.openxmlformats.org/officeDocument/2006/relationships" xmlns:m="http://schemas.openxmlformats.org/officeDocument/2006/math" xmlns:v="urn:schemas-microsoft-com:vml" xmlns:wp14="http://schemas.microsoft.com/office/word/2010/wordprocessingDrawing" xmlns:wp="http://schemas.openxmlformats.org/drawingml/2006/wordprocessingDrawing" xmlns:w="http://schemas.openxmlformats.org/wordprocessingml/2006/main" xmlns:w14="http://schemas.microsoft.com/office/word/2010/wordml" xmlns:w10="urn:schemas-microsoft-com:office:word" xmlns:w15="http://schemas.microsoft.com/office/word/2012/wordml" xmlns:wpg="http://schemas.microsoft.com/office/word/2010/wordprocessingGroup" xmlns:wpi="http://schemas.microsoft.com/office/word/2010/wordprocessingInk" xmlns:wne="http://schemas.microsoft.com/office/word/2006/wordml" xmlns:wps="http://schemas.microsoft.com/office/word/2010/wordprocessingShape" xmlns:wpsCustomData="http://www.wps.cn/officeDocument/2013/wpsCustomData" mc:Ignorable="w14 w15 wp14">
+<w:document xmlns:a="http://schemas.openxmlformats.org/drawingml/2006/main" xmlns:mc="http://schemas.openxmlformats.org/markup-compatibility/2006" xmlns:ns8="http://schemas.openxmlformats.org/officeDocument/2006/math" xmlns:pic="http://schemas.openxmlformats.org/drawingml/2006/picture" xmlns:r="http://schemas.openxmlformats.org/officeDocument/2006/relationships" xmlns:w="http://schemas.openxmlformats.org/wordprocessingml/2006/main" xmlns:w14="http://schemas.microsoft.com/office/word/2010/wordml" xmlns:w15="http://schemas.microsoft.com/office/word/2012/wordml" xmlns:wp="http://schemas.openxmlformats.org/drawingml/2006/wordprocessingDrawing" mc:Ignorable="w14 w15 wp14">
   <w:background w:color="FFFFFF"/>
   <w:body>
     <w:p>
@@ -2215,7 +2215,7 @@
           <w:sz w:val="24"/>
           <w:szCs w:val="24"/>
         </w:rPr>
-        <w:t>机械制造设施承担零部件加工、部件装配、整机总装和综合制造等任务，生产线连续性、关键机床与控制系统的可用性直接影响产能恢复。本报告覆盖总装、部件装配、切削加工、综合机械制造及不同尺度的通用机械加工厂房。此类设施通常采用大跨生产空间，内部布置机床、装配线、起重与输送设备、控制和配电单元，并伴随油品、涂装材料、包装材料及局部气体供应。外部热辐射从不同方位和俯仰角作用时，围护结构、门窗、物流门和通风开口对能量传递的影响不同，使设施级毁伤同时具有非线性、方向性和尺度效应。</w:t>
+        <w:t>机械制造设施承担零部件加工、部件装配、整机总装和综合制造等任务，生产线连续性、关键机床与控制系统的可用性直接影响产能恢复。本报告覆盖总装、部件装配、切削加工、综合机械制造及不同尺度的通用机械加工厂房。此类设施通常采用大跨生产空间，内部布置机床、装配线、起重与输送设备、控制和配电单元，并伴随油品、涂装材料、包装材料及局部气体供应。外部热辐射从不同方位和俯仰角作用时，围护结构、门窗、物流门和通风开口对能量传递的影响不同，使设施级损伤同时具有非线性、方向性和尺度效应。</w:t>
       </w:r>
     </w:p>
     <w:p>
@@ -2249,7 +2249,7 @@
           <w:sz w:val="24"/>
           <w:szCs w:val="24"/>
         </w:rPr>
-        <w:t>本报告建立基于 FDS 数值模拟数据的机械制造设施工程预测方法。模型以热源工况特征与设施构型及目标特征为输入，同时预测连续毁伤指数 Dk 和四级毁伤结果。通过等级约束机制，连续值与工程等级保持一致，可用于热辐射工况快速筛查、阈值方向分析和代表性工况选择。</w:t>
+        <w:t>本报告建立基于 FDS 数值模拟数据的机械制造设施工程预测方法。模型以热源工况特征与设施构型及目标特征为输入，同时预测连续损伤指数 Dk 和四级损伤结果。通过等级约束机制，连续值与工程等级保持一致，可用于热辐射工况快速筛查、阈值方向分析和代表性工况选择。</w:t>
       </w:r>
     </w:p>
     <w:p>
@@ -3705,7 +3705,7 @@
           <w:rFonts w:hint="eastAsia" w:ascii="Times New Roman" w:hAnsi="Times New Roman" w:cs="Times New Roman"/>
           <w:lang w:val="en-US" w:eastAsia="zh-CN"/>
         </w:rPr>
-        <w:t>机械制造设施的设施级毁伤主要受热源强度、作用时间、受热方向、厂房尺度、迎火侧开口和生产设备分布共同影响。热通量和热剂量决定输入能量；方位角和俯仰角决定具体受热墙面以及辐射进入厂房的路径；厂房尺度通过迎火侧墙面面积、总开口比例等模型输入反映热量作用的空间条件；迎火侧机床、控制设备、油品及其他敏感目标比例则决定可能形成有效损伤的资产数量和价值。</w:t>
+        <w:t>机械制造设施的设施级损伤主要受热源强度、作用时间、受热方向、厂房尺度、迎火侧开口和生产设备分布共同影响。热通量和热剂量决定输入能量；方位角和俯仰角决定具体受热墙面以及辐射进入厂房的路径；厂房尺度通过迎火侧墙面面积、总开口比例等模型输入反映热量作用的空间条件；迎火侧机床、控制设备、油品及其他敏感目标比例则决定可能形成有效损伤的资产数量和价值。</w:t>
       </w:r>
     </w:p>
     <w:p>
@@ -3763,7 +3763,7 @@
           <w:rFonts w:hint="default" w:ascii="Times New Roman" w:hAnsi="Times New Roman" w:cs="Times New Roman"/>
           <w:lang w:val="en-US" w:eastAsia="zh-CN"/>
         </w:rPr>
-        <w:t>本研究面向机械制造设施的工程快速评估需求，在 FDS 计算结果基础上建立热辐射工况与设施级 Dk 之间的映射。模型既输出连续 Dk，用于同等级内部的风险排序，又输出基本完好、轻微破坏、中等破坏和严重破坏四级结果，用于工程判定。通过批量扫描热通量、方位角、俯仰角和持续时间，可形成各机械制造设施在不同方向与工况下的毁伤响应规律，为重点方向识别和精细仿真工况选择提供依据。</w:t>
+        <w:t>本研究面向机械制造设施的工程快速评估需求，在 FDS 计算结果基础上建立热辐射工况与设施级 Dk 之间的映射。模型既输出连续 Dk，用于同等级内部的风险排序，又输出基本完好、轻微破坏、中等破坏和严重破坏四级结果，用于工程判定。通过批量扫描热通量、方位角、俯仰角和持续时间，可形成各机械制造设施在不同方向与工况下的损伤响应规律，为重点方向识别和精细仿真工况选择提供依据。</w:t>
       </w:r>
     </w:p>
     <w:p>
@@ -4557,7 +4557,7 @@
           <w:rFonts w:hint="default" w:ascii="Times New Roman" w:hAnsi="Times New Roman" w:cs="Times New Roman"/>
           <w:lang w:val="en-US" w:eastAsia="zh-CN"/>
         </w:rPr>
-        <w:t>每条工况由设施 FDS 模型和对应的损伤计算结果共同组成。FDS 模型提供建筑计算域、障碍物、门窗与通风口、设备测点、敏感目标位置以及热辐射输入；损伤计算结果提供设施修复成本、资产价值和连续毁伤指数 Dk。经过完整性、有效性和取值范围检查后，形成 6558 条合格工况，其中机械制造设施 923 条。</w:t>
+        <w:t>每条工况由设施 FDS 模型和对应的损伤计算结果共同组成。FDS 模型提供建筑计算域、障碍物、门窗与通风口、设备测点、敏感目标位置以及热辐射输入；损伤计算结果提供设施修复成本、资产价值和连续损伤指数 Dk。经过完整性、有效性和取值范围检查后，形成 6558 条合格工况，其中机械制造设施 923 条。</w:t>
       </w:r>
     </w:p>
     <w:p>
@@ -4628,6 +4628,30 @@
           <w:rFonts w:hint="eastAsia"/>
         </w:rPr>
         <w:t>机械制造等效设施规模分级与典型几何参数</w:t>
+      </w:r>
+    </w:p>
+    <w:p>
+      <w:pPr>
+        <w:rPr>
+          <w:rFonts w:hint="default" w:ascii="Times New Roman" w:hAnsi="Times New Roman" w:cs="Times New Roman"/>
+          <w:lang w:val="en-US" w:eastAsia="zh-CN"/>
+        </w:rPr>
+      </w:pPr>
+      <w:r>
+        <w:rPr>
+          <w:rFonts w:hint="default" w:ascii="Times New Roman" w:hAnsi="Times New Roman" w:cs="Times New Roman"/>
+          <w:lang w:val="en-US" w:eastAsia="zh-CN"/>
+        </w:rPr>
+        <w:t>从规模分级看，总装车间跨度最大，反映整机装配对连续大空间和物流开口的需求；部装车间以装配工位和局部生产单元为主，尺度相对紧凑；机械加工车间介于两者之间，以机床密集布置为主要特征。三种功能空间在大、中、小三个尺度下均保持单层大跨结构，高度随规模小幅增加，体现了厂房在满足生产净空前提下向水平方向扩展的典型形态。模拟代表值即各规模档在 FDS 建模中实际采用的长宽高，相邻档位之间以代表值中点划分边界。</w:t>
+      </w:r>
+    </w:p>
+    <w:p>
+      <w:pPr>
+        <w:pStyle w:val="16"/>
+        <w:bidi w:val="0"/>
+      </w:pPr>
+      <w:r>
+        <w:t xml:space="preserve">表 2-2 等效设施整体建筑面积范围</w:t>
       </w:r>
     </w:p>
     <w:tbl>
@@ -4644,13 +4668,8 @@
         </w:tblCellMar>
       </w:tblPr>
       <w:tblGrid>
-        <w:gridCol w:w="1018"/>
-        <w:gridCol w:w="568"/>
-        <w:gridCol w:w="1424"/>
-        <w:gridCol w:w="1360"/>
-        <w:gridCol w:w="1332"/>
-        <w:gridCol w:w="2251"/>
-        <w:gridCol w:w="569"/>
+        <w:gridCol w:w="1800"/>
+        <w:gridCol w:w="6200"/>
       </w:tblGrid>
       <w:tr>
         <w:tblPrEx>
@@ -4674,6 +4693,7 @@
               <w:tl2br w:val="nil"/>
             </w:tcBorders>
             <w:shd w:val="clear" w:color="auto" w:fill="FFFFFF"/>
+            <w:tcW w:w="1800" w:type="dxa"/>
           </w:tcPr>
           <w:p>
             <w:pPr>
@@ -4684,7 +4704,7 @@
               <w:rPr>
                 <w:rFonts w:hint="eastAsia"/>
               </w:rPr>
-              <w:t>建筑功能</w:t>
+              <w:t xml:space="preserve">规模</w:t>
             </w:r>
           </w:p>
         </w:tc>
@@ -4697,6 +4717,7 @@
               <w:right w:val="nil"/>
             </w:tcBorders>
             <w:shd w:val="clear" w:color="auto" w:fill="FFFFFF"/>
+            <w:tcW w:w="6200" w:type="dxa"/>
           </w:tcPr>
           <w:p>
             <w:pPr>
@@ -4707,122 +4728,7 @@
               <w:rPr>
                 <w:rFonts w:hint="eastAsia"/>
               </w:rPr>
-              <w:t>规模</w:t>
-            </w:r>
-          </w:p>
-        </w:tc>
-        <w:tc>
-          <w:tcPr>
-            <w:tcBorders>
-              <w:top w:val="single" w:color="000000" w:sz="12" w:space="0"/>
-              <w:left w:val="nil"/>
-              <w:bottom w:val="single" w:color="000000" w:sz="4" w:space="0"/>
-              <w:right w:val="nil"/>
-            </w:tcBorders>
-            <w:shd w:val="clear" w:color="auto" w:fill="FFFFFF"/>
-          </w:tcPr>
-          <w:p>
-            <w:pPr>
-              <w:pStyle w:val="54"/>
-              <w:bidi w:val="0"/>
-            </w:pPr>
-            <w:r>
-              <w:rPr>
-                <w:rFonts w:hint="eastAsia"/>
-              </w:rPr>
-              <w:t>长度范围（m）</w:t>
-            </w:r>
-          </w:p>
-        </w:tc>
-        <w:tc>
-          <w:tcPr>
-            <w:tcBorders>
-              <w:top w:val="single" w:color="000000" w:sz="12" w:space="0"/>
-              <w:left w:val="nil"/>
-              <w:bottom w:val="single" w:color="000000" w:sz="4" w:space="0"/>
-              <w:right w:val="nil"/>
-            </w:tcBorders>
-            <w:shd w:val="clear" w:color="auto" w:fill="FFFFFF"/>
-          </w:tcPr>
-          <w:p>
-            <w:pPr>
-              <w:pStyle w:val="54"/>
-              <w:bidi w:val="0"/>
-            </w:pPr>
-            <w:r>
-              <w:rPr>
-                <w:rFonts w:hint="eastAsia"/>
-              </w:rPr>
-              <w:t>宽度范围（m）</w:t>
-            </w:r>
-          </w:p>
-        </w:tc>
-        <w:tc>
-          <w:tcPr>
-            <w:tcBorders>
-              <w:top w:val="single" w:color="000000" w:sz="12" w:space="0"/>
-              <w:left w:val="nil"/>
-              <w:bottom w:val="single" w:color="000000" w:sz="4" w:space="0"/>
-              <w:right w:val="nil"/>
-            </w:tcBorders>
-            <w:shd w:val="clear" w:color="auto" w:fill="FFFFFF"/>
-          </w:tcPr>
-          <w:p>
-            <w:pPr>
-              <w:pStyle w:val="54"/>
-              <w:bidi w:val="0"/>
-            </w:pPr>
-            <w:r>
-              <w:rPr>
-                <w:rFonts w:hint="eastAsia"/>
-              </w:rPr>
-              <w:t>高度范围（m）</w:t>
-            </w:r>
-          </w:p>
-        </w:tc>
-        <w:tc>
-          <w:tcPr>
-            <w:tcBorders>
-              <w:top w:val="single" w:color="000000" w:sz="12" w:space="0"/>
-              <w:left w:val="nil"/>
-              <w:bottom w:val="single" w:color="000000" w:sz="4" w:space="0"/>
-              <w:right w:val="nil"/>
-            </w:tcBorders>
-            <w:shd w:val="clear" w:color="auto" w:fill="FFFFFF"/>
-          </w:tcPr>
-          <w:p>
-            <w:pPr>
-              <w:pStyle w:val="54"/>
-              <w:bidi w:val="0"/>
-            </w:pPr>
-            <w:r>
-              <w:rPr>
-                <w:rFonts w:hint="eastAsia"/>
-              </w:rPr>
-              <w:t>模拟代表值（长×宽×高）</w:t>
-            </w:r>
-          </w:p>
-        </w:tc>
-        <w:tc>
-          <w:tcPr>
-            <w:tcBorders>
-              <w:top w:val="single" w:color="000000" w:sz="12" w:space="0"/>
-              <w:left w:val="nil"/>
-              <w:bottom w:val="single" w:color="000000" w:sz="4" w:space="0"/>
-              <w:right w:val="nil"/>
-            </w:tcBorders>
-            <w:shd w:val="clear" w:color="auto" w:fill="FFFFFF"/>
-          </w:tcPr>
-          <w:p>
-            <w:pPr>
-              <w:pStyle w:val="54"/>
-              <w:bidi w:val="0"/>
-            </w:pPr>
-            <w:r>
-              <w:rPr>
-                <w:rFonts w:hint="eastAsia"/>
-              </w:rPr>
-              <w:t>层数</w:t>
+              <w:t xml:space="preserve">设施总建筑面积范围（m²）</w:t>
             </w:r>
           </w:p>
         </w:tc>
@@ -4845,6 +4751,7 @@
               <w:right w:val="nil"/>
             </w:tcBorders>
             <w:shd w:val="clear" w:color="auto" w:fill="FFFFFF"/>
+            <w:tcW w:w="1800" w:type="dxa"/>
           </w:tcPr>
           <w:p>
             <w:pPr>
@@ -4855,7 +4762,7 @@
               <w:rPr>
                 <w:rFonts w:hint="eastAsia"/>
               </w:rPr>
-              <w:t>总装车间</w:t>
+              <w:t xml:space="preserve">小</w:t>
             </w:r>
           </w:p>
         </w:tc>
@@ -4868,6 +4775,7 @@
               <w:right w:val="nil"/>
             </w:tcBorders>
             <w:shd w:val="clear" w:color="auto" w:fill="FFFFFF"/>
+            <w:tcW w:w="6200" w:type="dxa"/>
           </w:tcPr>
           <w:p>
             <w:pPr>
@@ -4878,128 +4786,7 @@
               <w:rPr>
                 <w:rFonts w:hint="eastAsia"/>
               </w:rPr>
-              <w:t>小</w:t>
-            </w:r>
-          </w:p>
-        </w:tc>
-        <w:tc>
-          <w:tcPr>
-            <w:tcBorders>
-              <w:top w:val="single" w:color="000000" w:sz="4" w:space="0"/>
-              <w:left w:val="nil"/>
-              <w:bottom w:val="nil"/>
-              <w:right w:val="nil"/>
-            </w:tcBorders>
-            <w:shd w:val="clear" w:color="auto" w:fill="FFFFFF"/>
-          </w:tcPr>
-          <w:p>
-            <w:pPr>
-              <w:pStyle w:val="54"/>
-              <w:bidi w:val="0"/>
-            </w:pPr>
-            <w:r>
-              <w:rPr>
-                <w:rFonts w:hint="eastAsia"/>
-                <w:lang w:val="en-US" w:eastAsia="zh-CN"/>
-              </w:rPr>
-              <w:t>&lt;</w:t>
-            </w:r>
-            <w:r>
-              <w:t>140</w:t>
-            </w:r>
-          </w:p>
-        </w:tc>
-        <w:tc>
-          <w:tcPr>
-            <w:tcBorders>
-              <w:top w:val="single" w:color="000000" w:sz="4" w:space="0"/>
-              <w:left w:val="nil"/>
-              <w:bottom w:val="nil"/>
-              <w:right w:val="nil"/>
-            </w:tcBorders>
-            <w:shd w:val="clear" w:color="auto" w:fill="FFFFFF"/>
-          </w:tcPr>
-          <w:p>
-            <w:pPr>
-              <w:pStyle w:val="54"/>
-              <w:bidi w:val="0"/>
-            </w:pPr>
-            <w:r>
-              <w:rPr>
-                <w:rFonts w:hint="eastAsia"/>
-                <w:lang w:val="en-US" w:eastAsia="zh-CN"/>
-              </w:rPr>
-              <w:t>&lt;</w:t>
-            </w:r>
-            <w:r>
-              <w:t>75</w:t>
-            </w:r>
-          </w:p>
-        </w:tc>
-        <w:tc>
-          <w:tcPr>
-            <w:tcBorders>
-              <w:top w:val="single" w:color="000000" w:sz="4" w:space="0"/>
-              <w:left w:val="nil"/>
-              <w:bottom w:val="nil"/>
-              <w:right w:val="nil"/>
-            </w:tcBorders>
-            <w:shd w:val="clear" w:color="auto" w:fill="FFFFFF"/>
-          </w:tcPr>
-          <w:p>
-            <w:pPr>
-              <w:pStyle w:val="54"/>
-              <w:bidi w:val="0"/>
-            </w:pPr>
-            <w:r>
-              <w:rPr>
-                <w:rFonts w:hint="eastAsia"/>
-                <w:lang w:val="en-US" w:eastAsia="zh-CN"/>
-              </w:rPr>
-              <w:t>&lt;</w:t>
-            </w:r>
-            <w:r>
-              <w:t>10</w:t>
-            </w:r>
-          </w:p>
-        </w:tc>
-        <w:tc>
-          <w:tcPr>
-            <w:tcBorders>
-              <w:top w:val="single" w:color="000000" w:sz="4" w:space="0"/>
-              <w:left w:val="nil"/>
-              <w:bottom w:val="nil"/>
-              <w:right w:val="nil"/>
-            </w:tcBorders>
-            <w:shd w:val="clear" w:color="auto" w:fill="FFFFFF"/>
-          </w:tcPr>
-          <w:p>
-            <w:pPr>
-              <w:pStyle w:val="54"/>
-              <w:bidi w:val="0"/>
-            </w:pPr>
-            <w:r>
-              <w:t>120×60×8</w:t>
-            </w:r>
-          </w:p>
-        </w:tc>
-        <w:tc>
-          <w:tcPr>
-            <w:tcBorders>
-              <w:top w:val="single" w:color="000000" w:sz="4" w:space="0"/>
-              <w:left w:val="nil"/>
-              <w:bottom w:val="nil"/>
-              <w:right w:val="nil"/>
-            </w:tcBorders>
-            <w:shd w:val="clear" w:color="auto" w:fill="FFFFFF"/>
-          </w:tcPr>
-          <w:p>
-            <w:pPr>
-              <w:pStyle w:val="54"/>
-              <w:bidi w:val="0"/>
-            </w:pPr>
-            <w:r>
-              <w:t>1</w:t>
+              <w:t xml:space="preserve">≤24,000</w:t>
             </w:r>
           </w:p>
         </w:tc>
@@ -5022,6 +4809,7 @@
               <w:right w:val="nil"/>
             </w:tcBorders>
             <w:shd w:val="clear" w:color="auto" w:fill="FFFFFF"/>
+            <w:tcW w:w="1800" w:type="dxa"/>
           </w:tcPr>
           <w:p>
             <w:pPr>
@@ -5032,7 +4820,7 @@
               <w:rPr>
                 <w:rFonts w:hint="eastAsia"/>
               </w:rPr>
-              <w:t>总装车间</w:t>
+              <w:t xml:space="preserve">中</w:t>
             </w:r>
           </w:p>
         </w:tc>
@@ -5045,6 +4833,7 @@
               <w:right w:val="nil"/>
             </w:tcBorders>
             <w:shd w:val="clear" w:color="auto" w:fill="FFFFFF"/>
+            <w:tcW w:w="6200" w:type="dxa"/>
           </w:tcPr>
           <w:p>
             <w:pPr>
@@ -5055,107 +4844,7 @@
               <w:rPr>
                 <w:rFonts w:hint="eastAsia"/>
               </w:rPr>
-              <w:t>中</w:t>
-            </w:r>
-          </w:p>
-        </w:tc>
-        <w:tc>
-          <w:tcPr>
-            <w:tcBorders>
-              <w:top w:val="nil"/>
-              <w:left w:val="nil"/>
-              <w:bottom w:val="nil"/>
-              <w:right w:val="nil"/>
-            </w:tcBorders>
-            <w:shd w:val="clear" w:color="auto" w:fill="FFFFFF"/>
-          </w:tcPr>
-          <w:p>
-            <w:pPr>
-              <w:pStyle w:val="54"/>
-              <w:bidi w:val="0"/>
-            </w:pPr>
-            <w:r>
-              <w:t>140–185</w:t>
-            </w:r>
-          </w:p>
-        </w:tc>
-        <w:tc>
-          <w:tcPr>
-            <w:tcBorders>
-              <w:top w:val="nil"/>
-              <w:left w:val="nil"/>
-              <w:bottom w:val="nil"/>
-              <w:right w:val="nil"/>
-            </w:tcBorders>
-            <w:shd w:val="clear" w:color="auto" w:fill="FFFFFF"/>
-          </w:tcPr>
-          <w:p>
-            <w:pPr>
-              <w:pStyle w:val="54"/>
-              <w:bidi w:val="0"/>
-            </w:pPr>
-            <w:r>
-              <w:t>75–100</w:t>
-            </w:r>
-          </w:p>
-        </w:tc>
-        <w:tc>
-          <w:tcPr>
-            <w:tcBorders>
-              <w:top w:val="nil"/>
-              <w:left w:val="nil"/>
-              <w:bottom w:val="nil"/>
-              <w:right w:val="nil"/>
-            </w:tcBorders>
-            <w:shd w:val="clear" w:color="auto" w:fill="FFFFFF"/>
-          </w:tcPr>
-          <w:p>
-            <w:pPr>
-              <w:pStyle w:val="54"/>
-              <w:bidi w:val="0"/>
-            </w:pPr>
-            <w:r>
-              <w:t>10–14</w:t>
-            </w:r>
-          </w:p>
-        </w:tc>
-        <w:tc>
-          <w:tcPr>
-            <w:tcBorders>
-              <w:top w:val="nil"/>
-              <w:left w:val="nil"/>
-              <w:bottom w:val="nil"/>
-              <w:right w:val="nil"/>
-            </w:tcBorders>
-            <w:shd w:val="clear" w:color="auto" w:fill="FFFFFF"/>
-          </w:tcPr>
-          <w:p>
-            <w:pPr>
-              <w:pStyle w:val="54"/>
-              <w:bidi w:val="0"/>
-            </w:pPr>
-            <w:r>
-              <w:t>157.5×86×12</w:t>
-            </w:r>
-          </w:p>
-        </w:tc>
-        <w:tc>
-          <w:tcPr>
-            <w:tcBorders>
-              <w:top w:val="nil"/>
-              <w:left w:val="nil"/>
-              <w:bottom w:val="nil"/>
-              <w:right w:val="nil"/>
-            </w:tcBorders>
-            <w:shd w:val="clear" w:color="auto" w:fill="FFFFFF"/>
-          </w:tcPr>
-          <w:p>
-            <w:pPr>
-              <w:pStyle w:val="54"/>
-              <w:bidi w:val="0"/>
-            </w:pPr>
-            <w:r>
-              <w:t>1</w:t>
+              <w:t xml:space="preserve">24,000–43,510</w:t>
             </w:r>
           </w:p>
         </w:tc>
@@ -5170,6 +4859,7 @@
               <w:right w:val="nil"/>
             </w:tcBorders>
             <w:shd w:val="clear" w:color="auto" w:fill="FFFFFF"/>
+            <w:tcW w:w="1800" w:type="dxa"/>
           </w:tcPr>
           <w:p>
             <w:pPr>
@@ -5180,7 +4870,7 @@
               <w:rPr>
                 <w:rFonts w:hint="eastAsia"/>
               </w:rPr>
-              <w:t>总装车间</w:t>
+              <w:t xml:space="preserve">大</w:t>
             </w:r>
           </w:p>
         </w:tc>
@@ -5193,6 +4883,7 @@
               <w:right w:val="nil"/>
             </w:tcBorders>
             <w:shd w:val="clear" w:color="auto" w:fill="FFFFFF"/>
+            <w:tcW w:w="6200" w:type="dxa"/>
           </w:tcPr>
           <w:p>
             <w:pPr>
@@ -5203,1140 +4894,7 @@
               <w:rPr>
                 <w:rFonts w:hint="eastAsia"/>
               </w:rPr>
-              <w:t>大</w:t>
-            </w:r>
-          </w:p>
-        </w:tc>
-        <w:tc>
-          <w:tcPr>
-            <w:tcBorders>
-              <w:top w:val="nil"/>
-              <w:left w:val="nil"/>
-              <w:bottom w:val="nil"/>
-              <w:right w:val="nil"/>
-            </w:tcBorders>
-            <w:shd w:val="clear" w:color="auto" w:fill="FFFFFF"/>
-          </w:tcPr>
-          <w:p>
-            <w:pPr>
-              <w:pStyle w:val="54"/>
-              <w:bidi w:val="0"/>
-            </w:pPr>
-            <w:r>
-              <w:rPr>
-                <w:rFonts w:hint="eastAsia"/>
-                <w:lang w:val="en-US" w:eastAsia="zh-CN"/>
-              </w:rPr>
-              <w:t>&gt;</w:t>
-            </w:r>
-            <w:r>
-              <w:t>185</w:t>
-            </w:r>
-          </w:p>
-        </w:tc>
-        <w:tc>
-          <w:tcPr>
-            <w:tcBorders>
-              <w:top w:val="nil"/>
-              <w:left w:val="nil"/>
-              <w:bottom w:val="nil"/>
-              <w:right w:val="nil"/>
-            </w:tcBorders>
-            <w:shd w:val="clear" w:color="auto" w:fill="FFFFFF"/>
-          </w:tcPr>
-          <w:p>
-            <w:pPr>
-              <w:pStyle w:val="54"/>
-              <w:bidi w:val="0"/>
-            </w:pPr>
-            <w:r>
-              <w:rPr>
-                <w:rFonts w:hint="eastAsia"/>
-                <w:lang w:val="en-US" w:eastAsia="zh-CN"/>
-              </w:rPr>
-              <w:t>&gt;</w:t>
-            </w:r>
-            <w:r>
-              <w:t>100</w:t>
-            </w:r>
-          </w:p>
-        </w:tc>
-        <w:tc>
-          <w:tcPr>
-            <w:tcBorders>
-              <w:top w:val="nil"/>
-              <w:left w:val="nil"/>
-              <w:bottom w:val="nil"/>
-              <w:right w:val="nil"/>
-            </w:tcBorders>
-            <w:shd w:val="clear" w:color="auto" w:fill="FFFFFF"/>
-          </w:tcPr>
-          <w:p>
-            <w:pPr>
-              <w:pStyle w:val="54"/>
-              <w:bidi w:val="0"/>
-            </w:pPr>
-            <w:r>
-              <w:rPr>
-                <w:rFonts w:hint="eastAsia"/>
-                <w:lang w:val="en-US" w:eastAsia="zh-CN"/>
-              </w:rPr>
-              <w:t>&gt;</w:t>
-            </w:r>
-            <w:r>
-              <w:t>14</w:t>
-            </w:r>
-          </w:p>
-        </w:tc>
-        <w:tc>
-          <w:tcPr>
-            <w:tcBorders>
-              <w:top w:val="nil"/>
-              <w:left w:val="nil"/>
-              <w:bottom w:val="nil"/>
-              <w:right w:val="nil"/>
-            </w:tcBorders>
-            <w:shd w:val="clear" w:color="auto" w:fill="FFFFFF"/>
-          </w:tcPr>
-          <w:p>
-            <w:pPr>
-              <w:pStyle w:val="54"/>
-              <w:bidi w:val="0"/>
-            </w:pPr>
-            <w:r>
-              <w:t>210×115×16</w:t>
-            </w:r>
-          </w:p>
-        </w:tc>
-        <w:tc>
-          <w:tcPr>
-            <w:tcBorders>
-              <w:top w:val="nil"/>
-              <w:left w:val="nil"/>
-              <w:bottom w:val="nil"/>
-              <w:right w:val="nil"/>
-            </w:tcBorders>
-            <w:shd w:val="clear" w:color="auto" w:fill="FFFFFF"/>
-          </w:tcPr>
-          <w:p>
-            <w:pPr>
-              <w:pStyle w:val="54"/>
-              <w:bidi w:val="0"/>
-            </w:pPr>
-            <w:r>
-              <w:t>1</w:t>
-            </w:r>
-          </w:p>
-        </w:tc>
-      </w:tr>
-      <w:tr>
-        <w:tblPrEx>
-          <w:tblCellMar>
-            <w:top w:w="0" w:type="dxa"/>
-            <w:left w:w="108" w:type="dxa"/>
-            <w:bottom w:w="0" w:type="dxa"/>
-            <w:right w:w="108" w:type="dxa"/>
-          </w:tblCellMar>
-        </w:tblPrEx>
-        <w:tc>
-          <w:tcPr>
-            <w:tcBorders>
-              <w:top w:val="nil"/>
-              <w:left w:val="nil"/>
-              <w:bottom w:val="nil"/>
-              <w:right w:val="nil"/>
-            </w:tcBorders>
-            <w:shd w:val="clear" w:color="auto" w:fill="FFFFFF"/>
-          </w:tcPr>
-          <w:p>
-            <w:pPr>
-              <w:pStyle w:val="54"/>
-              <w:bidi w:val="0"/>
-            </w:pPr>
-            <w:r>
-              <w:rPr>
-                <w:rFonts w:hint="eastAsia"/>
-              </w:rPr>
-              <w:t>部装车间</w:t>
-            </w:r>
-          </w:p>
-        </w:tc>
-        <w:tc>
-          <w:tcPr>
-            <w:tcBorders>
-              <w:top w:val="nil"/>
-              <w:left w:val="nil"/>
-              <w:bottom w:val="nil"/>
-              <w:right w:val="nil"/>
-            </w:tcBorders>
-            <w:shd w:val="clear" w:color="auto" w:fill="FFFFFF"/>
-          </w:tcPr>
-          <w:p>
-            <w:pPr>
-              <w:pStyle w:val="54"/>
-              <w:bidi w:val="0"/>
-            </w:pPr>
-            <w:r>
-              <w:rPr>
-                <w:rFonts w:hint="eastAsia"/>
-              </w:rPr>
-              <w:t>小</w:t>
-            </w:r>
-          </w:p>
-        </w:tc>
-        <w:tc>
-          <w:tcPr>
-            <w:tcBorders>
-              <w:top w:val="nil"/>
-              <w:left w:val="nil"/>
-              <w:bottom w:val="nil"/>
-              <w:right w:val="nil"/>
-            </w:tcBorders>
-            <w:shd w:val="clear" w:color="auto" w:fill="FFFFFF"/>
-          </w:tcPr>
-          <w:p>
-            <w:pPr>
-              <w:pStyle w:val="54"/>
-              <w:bidi w:val="0"/>
-            </w:pPr>
-            <w:r>
-              <w:rPr>
-                <w:rFonts w:hint="eastAsia"/>
-                <w:lang w:val="en-US" w:eastAsia="zh-CN"/>
-              </w:rPr>
-              <w:t>&lt;</w:t>
-            </w:r>
-            <w:r>
-              <w:t>110</w:t>
-            </w:r>
-          </w:p>
-        </w:tc>
-        <w:tc>
-          <w:tcPr>
-            <w:tcBorders>
-              <w:top w:val="nil"/>
-              <w:left w:val="nil"/>
-              <w:bottom w:val="nil"/>
-              <w:right w:val="nil"/>
-            </w:tcBorders>
-            <w:shd w:val="clear" w:color="auto" w:fill="FFFFFF"/>
-          </w:tcPr>
-          <w:p>
-            <w:pPr>
-              <w:pStyle w:val="54"/>
-              <w:bidi w:val="0"/>
-            </w:pPr>
-            <w:r>
-              <w:rPr>
-                <w:rFonts w:hint="eastAsia"/>
-                <w:lang w:val="en-US" w:eastAsia="zh-CN"/>
-              </w:rPr>
-              <w:t>&lt;</w:t>
-            </w:r>
-            <w:r>
-              <w:t>60</w:t>
-            </w:r>
-          </w:p>
-        </w:tc>
-        <w:tc>
-          <w:tcPr>
-            <w:tcBorders>
-              <w:top w:val="nil"/>
-              <w:left w:val="nil"/>
-              <w:bottom w:val="nil"/>
-              <w:right w:val="nil"/>
-            </w:tcBorders>
-            <w:shd w:val="clear" w:color="auto" w:fill="FFFFFF"/>
-          </w:tcPr>
-          <w:p>
-            <w:pPr>
-              <w:pStyle w:val="54"/>
-              <w:bidi w:val="0"/>
-            </w:pPr>
-            <w:r>
-              <w:rPr>
-                <w:rFonts w:hint="eastAsia"/>
-                <w:lang w:val="en-US" w:eastAsia="zh-CN"/>
-              </w:rPr>
-              <w:t>&lt;</w:t>
-            </w:r>
-            <w:r>
-              <w:t>8</w:t>
-            </w:r>
-          </w:p>
-        </w:tc>
-        <w:tc>
-          <w:tcPr>
-            <w:tcBorders>
-              <w:top w:val="nil"/>
-              <w:left w:val="nil"/>
-              <w:bottom w:val="nil"/>
-              <w:right w:val="nil"/>
-            </w:tcBorders>
-            <w:shd w:val="clear" w:color="auto" w:fill="FFFFFF"/>
-          </w:tcPr>
-          <w:p>
-            <w:pPr>
-              <w:pStyle w:val="54"/>
-              <w:bidi w:val="0"/>
-            </w:pPr>
-            <w:r>
-              <w:t>95×50×7</w:t>
-            </w:r>
-          </w:p>
-        </w:tc>
-        <w:tc>
-          <w:tcPr>
-            <w:tcBorders>
-              <w:top w:val="nil"/>
-              <w:left w:val="nil"/>
-              <w:bottom w:val="nil"/>
-              <w:right w:val="nil"/>
-            </w:tcBorders>
-            <w:shd w:val="clear" w:color="auto" w:fill="FFFFFF"/>
-          </w:tcPr>
-          <w:p>
-            <w:pPr>
-              <w:pStyle w:val="54"/>
-              <w:bidi w:val="0"/>
-            </w:pPr>
-            <w:r>
-              <w:t>1</w:t>
-            </w:r>
-          </w:p>
-        </w:tc>
-      </w:tr>
-      <w:tr>
-        <w:tblPrEx>
-          <w:tblCellMar>
-            <w:top w:w="0" w:type="dxa"/>
-            <w:left w:w="108" w:type="dxa"/>
-            <w:bottom w:w="0" w:type="dxa"/>
-            <w:right w:w="108" w:type="dxa"/>
-          </w:tblCellMar>
-        </w:tblPrEx>
-        <w:tc>
-          <w:tcPr>
-            <w:tcBorders>
-              <w:top w:val="nil"/>
-              <w:left w:val="nil"/>
-              <w:bottom w:val="nil"/>
-              <w:right w:val="nil"/>
-            </w:tcBorders>
-            <w:shd w:val="clear" w:color="auto" w:fill="FFFFFF"/>
-          </w:tcPr>
-          <w:p>
-            <w:pPr>
-              <w:pStyle w:val="54"/>
-              <w:bidi w:val="0"/>
-            </w:pPr>
-            <w:r>
-              <w:rPr>
-                <w:rFonts w:hint="eastAsia"/>
-              </w:rPr>
-              <w:t>部装车间</w:t>
-            </w:r>
-          </w:p>
-        </w:tc>
-        <w:tc>
-          <w:tcPr>
-            <w:tcBorders>
-              <w:top w:val="nil"/>
-              <w:left w:val="nil"/>
-              <w:bottom w:val="nil"/>
-              <w:right w:val="nil"/>
-            </w:tcBorders>
-            <w:shd w:val="clear" w:color="auto" w:fill="FFFFFF"/>
-          </w:tcPr>
-          <w:p>
-            <w:pPr>
-              <w:pStyle w:val="54"/>
-              <w:bidi w:val="0"/>
-            </w:pPr>
-            <w:r>
-              <w:rPr>
-                <w:rFonts w:hint="eastAsia"/>
-              </w:rPr>
-              <w:t>中</w:t>
-            </w:r>
-          </w:p>
-        </w:tc>
-        <w:tc>
-          <w:tcPr>
-            <w:tcBorders>
-              <w:top w:val="nil"/>
-              <w:left w:val="nil"/>
-              <w:bottom w:val="nil"/>
-              <w:right w:val="nil"/>
-            </w:tcBorders>
-            <w:shd w:val="clear" w:color="auto" w:fill="FFFFFF"/>
-          </w:tcPr>
-          <w:p>
-            <w:pPr>
-              <w:pStyle w:val="54"/>
-              <w:bidi w:val="0"/>
-            </w:pPr>
-            <w:r>
-              <w:t>110–150</w:t>
-            </w:r>
-          </w:p>
-        </w:tc>
-        <w:tc>
-          <w:tcPr>
-            <w:tcBorders>
-              <w:top w:val="nil"/>
-              <w:left w:val="nil"/>
-              <w:bottom w:val="nil"/>
-              <w:right w:val="nil"/>
-            </w:tcBorders>
-            <w:shd w:val="clear" w:color="auto" w:fill="FFFFFF"/>
-          </w:tcPr>
-          <w:p>
-            <w:pPr>
-              <w:pStyle w:val="54"/>
-              <w:bidi w:val="0"/>
-            </w:pPr>
-            <w:r>
-              <w:t>60–82</w:t>
-            </w:r>
-          </w:p>
-        </w:tc>
-        <w:tc>
-          <w:tcPr>
-            <w:tcBorders>
-              <w:top w:val="nil"/>
-              <w:left w:val="nil"/>
-              <w:bottom w:val="nil"/>
-              <w:right w:val="nil"/>
-            </w:tcBorders>
-            <w:shd w:val="clear" w:color="auto" w:fill="FFFFFF"/>
-          </w:tcPr>
-          <w:p>
-            <w:pPr>
-              <w:pStyle w:val="54"/>
-              <w:bidi w:val="0"/>
-            </w:pPr>
-            <w:r>
-              <w:t>8–10</w:t>
-            </w:r>
-          </w:p>
-        </w:tc>
-        <w:tc>
-          <w:tcPr>
-            <w:tcBorders>
-              <w:top w:val="nil"/>
-              <w:left w:val="nil"/>
-              <w:bottom w:val="nil"/>
-              <w:right w:val="nil"/>
-            </w:tcBorders>
-            <w:shd w:val="clear" w:color="auto" w:fill="FFFFFF"/>
-          </w:tcPr>
-          <w:p>
-            <w:pPr>
-              <w:pStyle w:val="54"/>
-              <w:bidi w:val="0"/>
-            </w:pPr>
-            <w:r>
-              <w:t>130×70×9</w:t>
-            </w:r>
-          </w:p>
-        </w:tc>
-        <w:tc>
-          <w:tcPr>
-            <w:tcBorders>
-              <w:top w:val="nil"/>
-              <w:left w:val="nil"/>
-              <w:bottom w:val="nil"/>
-              <w:right w:val="nil"/>
-            </w:tcBorders>
-            <w:shd w:val="clear" w:color="auto" w:fill="FFFFFF"/>
-          </w:tcPr>
-          <w:p>
-            <w:pPr>
-              <w:pStyle w:val="54"/>
-              <w:bidi w:val="0"/>
-            </w:pPr>
-            <w:r>
-              <w:t>1</w:t>
-            </w:r>
-          </w:p>
-        </w:tc>
-      </w:tr>
-      <w:tr>
-        <w:tblPrEx>
-          <w:tblCellMar>
-            <w:top w:w="0" w:type="dxa"/>
-            <w:left w:w="108" w:type="dxa"/>
-            <w:bottom w:w="0" w:type="dxa"/>
-            <w:right w:w="108" w:type="dxa"/>
-          </w:tblCellMar>
-        </w:tblPrEx>
-        <w:tc>
-          <w:tcPr>
-            <w:tcBorders>
-              <w:top w:val="nil"/>
-              <w:left w:val="nil"/>
-              <w:bottom w:val="nil"/>
-              <w:right w:val="nil"/>
-            </w:tcBorders>
-            <w:shd w:val="clear" w:color="auto" w:fill="FFFFFF"/>
-          </w:tcPr>
-          <w:p>
-            <w:pPr>
-              <w:pStyle w:val="54"/>
-              <w:bidi w:val="0"/>
-            </w:pPr>
-            <w:r>
-              <w:rPr>
-                <w:rFonts w:hint="eastAsia"/>
-              </w:rPr>
-              <w:t>部装车间</w:t>
-            </w:r>
-          </w:p>
-        </w:tc>
-        <w:tc>
-          <w:tcPr>
-            <w:tcBorders>
-              <w:top w:val="nil"/>
-              <w:left w:val="nil"/>
-              <w:bottom w:val="nil"/>
-              <w:right w:val="nil"/>
-            </w:tcBorders>
-            <w:shd w:val="clear" w:color="auto" w:fill="FFFFFF"/>
-          </w:tcPr>
-          <w:p>
-            <w:pPr>
-              <w:pStyle w:val="54"/>
-              <w:bidi w:val="0"/>
-            </w:pPr>
-            <w:r>
-              <w:rPr>
-                <w:rFonts w:hint="eastAsia"/>
-              </w:rPr>
-              <w:t>大</w:t>
-            </w:r>
-          </w:p>
-        </w:tc>
-        <w:tc>
-          <w:tcPr>
-            <w:tcBorders>
-              <w:top w:val="nil"/>
-              <w:left w:val="nil"/>
-              <w:bottom w:val="nil"/>
-              <w:right w:val="nil"/>
-            </w:tcBorders>
-            <w:shd w:val="clear" w:color="auto" w:fill="FFFFFF"/>
-          </w:tcPr>
-          <w:p>
-            <w:pPr>
-              <w:pStyle w:val="54"/>
-              <w:bidi w:val="0"/>
-            </w:pPr>
-            <w:r>
-              <w:rPr>
-                <w:rFonts w:hint="eastAsia"/>
-                <w:lang w:val="en-US" w:eastAsia="zh-CN"/>
-              </w:rPr>
-              <w:t>&gt;</w:t>
-            </w:r>
-            <w:r>
-              <w:t>150</w:t>
-            </w:r>
-          </w:p>
-        </w:tc>
-        <w:tc>
-          <w:tcPr>
-            <w:tcBorders>
-              <w:top w:val="nil"/>
-              <w:left w:val="nil"/>
-              <w:bottom w:val="nil"/>
-              <w:right w:val="nil"/>
-            </w:tcBorders>
-            <w:shd w:val="clear" w:color="auto" w:fill="FFFFFF"/>
-          </w:tcPr>
-          <w:p>
-            <w:pPr>
-              <w:pStyle w:val="54"/>
-              <w:bidi w:val="0"/>
-            </w:pPr>
-            <w:r>
-              <w:rPr>
-                <w:rFonts w:hint="eastAsia"/>
-                <w:lang w:val="en-US" w:eastAsia="zh-CN"/>
-              </w:rPr>
-              <w:t>&gt;</w:t>
-            </w:r>
-            <w:r>
-              <w:t>82</w:t>
-            </w:r>
-          </w:p>
-        </w:tc>
-        <w:tc>
-          <w:tcPr>
-            <w:tcBorders>
-              <w:top w:val="nil"/>
-              <w:left w:val="nil"/>
-              <w:bottom w:val="nil"/>
-              <w:right w:val="nil"/>
-            </w:tcBorders>
-            <w:shd w:val="clear" w:color="auto" w:fill="FFFFFF"/>
-          </w:tcPr>
-          <w:p>
-            <w:pPr>
-              <w:pStyle w:val="54"/>
-              <w:bidi w:val="0"/>
-            </w:pPr>
-            <w:r>
-              <w:rPr>
-                <w:rFonts w:hint="eastAsia"/>
-                <w:lang w:val="en-US" w:eastAsia="zh-CN"/>
-              </w:rPr>
-              <w:t>&gt;</w:t>
-            </w:r>
-            <w:r>
-              <w:t>10</w:t>
-            </w:r>
-          </w:p>
-        </w:tc>
-        <w:tc>
-          <w:tcPr>
-            <w:tcBorders>
-              <w:top w:val="nil"/>
-              <w:left w:val="nil"/>
-              <w:bottom w:val="nil"/>
-              <w:right w:val="nil"/>
-            </w:tcBorders>
-            <w:shd w:val="clear" w:color="auto" w:fill="FFFFFF"/>
-          </w:tcPr>
-          <w:p>
-            <w:pPr>
-              <w:pStyle w:val="54"/>
-              <w:bidi w:val="0"/>
-            </w:pPr>
-            <w:r>
-              <w:t>175×95×11</w:t>
-            </w:r>
-          </w:p>
-        </w:tc>
-        <w:tc>
-          <w:tcPr>
-            <w:tcBorders>
-              <w:top w:val="nil"/>
-              <w:left w:val="nil"/>
-              <w:bottom w:val="nil"/>
-              <w:right w:val="nil"/>
-            </w:tcBorders>
-            <w:shd w:val="clear" w:color="auto" w:fill="FFFFFF"/>
-          </w:tcPr>
-          <w:p>
-            <w:pPr>
-              <w:pStyle w:val="54"/>
-              <w:bidi w:val="0"/>
-            </w:pPr>
-            <w:r>
-              <w:t>1</w:t>
-            </w:r>
-          </w:p>
-        </w:tc>
-      </w:tr>
-      <w:tr>
-        <w:tc>
-          <w:tcPr>
-            <w:tcBorders>
-              <w:top w:val="nil"/>
-              <w:left w:val="nil"/>
-              <w:bottom w:val="nil"/>
-              <w:right w:val="nil"/>
-            </w:tcBorders>
-            <w:shd w:val="clear" w:color="auto" w:fill="FFFFFF"/>
-          </w:tcPr>
-          <w:p>
-            <w:pPr>
-              <w:pStyle w:val="54"/>
-              <w:bidi w:val="0"/>
-            </w:pPr>
-            <w:r>
-              <w:rPr>
-                <w:rFonts w:hint="eastAsia"/>
-              </w:rPr>
-              <w:t>机械加工车间</w:t>
-            </w:r>
-          </w:p>
-        </w:tc>
-        <w:tc>
-          <w:tcPr>
-            <w:tcBorders>
-              <w:top w:val="nil"/>
-              <w:left w:val="nil"/>
-              <w:bottom w:val="nil"/>
-              <w:right w:val="nil"/>
-            </w:tcBorders>
-            <w:shd w:val="clear" w:color="auto" w:fill="FFFFFF"/>
-          </w:tcPr>
-          <w:p>
-            <w:pPr>
-              <w:pStyle w:val="54"/>
-              <w:bidi w:val="0"/>
-            </w:pPr>
-            <w:r>
-              <w:rPr>
-                <w:rFonts w:hint="eastAsia"/>
-              </w:rPr>
-              <w:t>小</w:t>
-            </w:r>
-          </w:p>
-        </w:tc>
-        <w:tc>
-          <w:tcPr>
-            <w:tcBorders>
-              <w:top w:val="nil"/>
-              <w:left w:val="nil"/>
-              <w:bottom w:val="nil"/>
-              <w:right w:val="nil"/>
-            </w:tcBorders>
-            <w:shd w:val="clear" w:color="auto" w:fill="FFFFFF"/>
-          </w:tcPr>
-          <w:p>
-            <w:pPr>
-              <w:pStyle w:val="54"/>
-              <w:bidi w:val="0"/>
-            </w:pPr>
-            <w:r>
-              <w:rPr>
-                <w:rFonts w:hint="eastAsia"/>
-                <w:lang w:val="en-US" w:eastAsia="zh-CN"/>
-              </w:rPr>
-              <w:t>&lt;</w:t>
-            </w:r>
-            <w:r>
-              <w:t>115</w:t>
-            </w:r>
-          </w:p>
-        </w:tc>
-        <w:tc>
-          <w:tcPr>
-            <w:tcBorders>
-              <w:top w:val="nil"/>
-              <w:left w:val="nil"/>
-              <w:bottom w:val="nil"/>
-              <w:right w:val="nil"/>
-            </w:tcBorders>
-            <w:shd w:val="clear" w:color="auto" w:fill="FFFFFF"/>
-          </w:tcPr>
-          <w:p>
-            <w:pPr>
-              <w:pStyle w:val="54"/>
-              <w:bidi w:val="0"/>
-            </w:pPr>
-            <w:r>
-              <w:rPr>
-                <w:rFonts w:hint="eastAsia"/>
-                <w:lang w:val="en-US" w:eastAsia="zh-CN"/>
-              </w:rPr>
-              <w:t>&lt;</w:t>
-            </w:r>
-            <w:r>
-              <w:t>60</w:t>
-            </w:r>
-          </w:p>
-        </w:tc>
-        <w:tc>
-          <w:tcPr>
-            <w:tcBorders>
-              <w:top w:val="nil"/>
-              <w:left w:val="nil"/>
-              <w:bottom w:val="nil"/>
-              <w:right w:val="nil"/>
-            </w:tcBorders>
-            <w:shd w:val="clear" w:color="auto" w:fill="FFFFFF"/>
-          </w:tcPr>
-          <w:p>
-            <w:pPr>
-              <w:pStyle w:val="54"/>
-              <w:bidi w:val="0"/>
-            </w:pPr>
-            <w:r>
-              <w:rPr>
-                <w:rFonts w:hint="eastAsia"/>
-                <w:lang w:val="en-US" w:eastAsia="zh-CN"/>
-              </w:rPr>
-              <w:t>&lt;</w:t>
-            </w:r>
-            <w:r>
-              <w:t>8</w:t>
-            </w:r>
-          </w:p>
-        </w:tc>
-        <w:tc>
-          <w:tcPr>
-            <w:tcBorders>
-              <w:top w:val="nil"/>
-              <w:left w:val="nil"/>
-              <w:bottom w:val="nil"/>
-              <w:right w:val="nil"/>
-            </w:tcBorders>
-            <w:shd w:val="clear" w:color="auto" w:fill="FFFFFF"/>
-          </w:tcPr>
-          <w:p>
-            <w:pPr>
-              <w:pStyle w:val="54"/>
-              <w:bidi w:val="0"/>
-            </w:pPr>
-            <w:r>
-              <w:t>100×52×7</w:t>
-            </w:r>
-          </w:p>
-        </w:tc>
-        <w:tc>
-          <w:tcPr>
-            <w:tcBorders>
-              <w:top w:val="nil"/>
-              <w:left w:val="nil"/>
-              <w:bottom w:val="nil"/>
-              <w:right w:val="nil"/>
-            </w:tcBorders>
-            <w:shd w:val="clear" w:color="auto" w:fill="FFFFFF"/>
-          </w:tcPr>
-          <w:p>
-            <w:pPr>
-              <w:pStyle w:val="54"/>
-              <w:bidi w:val="0"/>
-            </w:pPr>
-            <w:r>
-              <w:t>1</w:t>
-            </w:r>
-          </w:p>
-        </w:tc>
-      </w:tr>
-      <w:tr>
-        <w:tblPrEx>
-          <w:tblCellMar>
-            <w:top w:w="0" w:type="dxa"/>
-            <w:left w:w="108" w:type="dxa"/>
-            <w:bottom w:w="0" w:type="dxa"/>
-            <w:right w:w="108" w:type="dxa"/>
-          </w:tblCellMar>
-        </w:tblPrEx>
-        <w:tc>
-          <w:tcPr>
-            <w:tcBorders>
-              <w:top w:val="nil"/>
-              <w:left w:val="nil"/>
-              <w:bottom w:val="nil"/>
-              <w:right w:val="nil"/>
-            </w:tcBorders>
-            <w:shd w:val="clear" w:color="auto" w:fill="FFFFFF"/>
-          </w:tcPr>
-          <w:p>
-            <w:pPr>
-              <w:pStyle w:val="54"/>
-              <w:bidi w:val="0"/>
-            </w:pPr>
-            <w:r>
-              <w:rPr>
-                <w:rFonts w:hint="eastAsia"/>
-              </w:rPr>
-              <w:t>机械加工车间</w:t>
-            </w:r>
-          </w:p>
-        </w:tc>
-        <w:tc>
-          <w:tcPr>
-            <w:tcBorders>
-              <w:top w:val="nil"/>
-              <w:left w:val="nil"/>
-              <w:bottom w:val="nil"/>
-              <w:right w:val="nil"/>
-            </w:tcBorders>
-            <w:shd w:val="clear" w:color="auto" w:fill="FFFFFF"/>
-          </w:tcPr>
-          <w:p>
-            <w:pPr>
-              <w:pStyle w:val="54"/>
-              <w:bidi w:val="0"/>
-            </w:pPr>
-            <w:r>
-              <w:rPr>
-                <w:rFonts w:hint="eastAsia"/>
-              </w:rPr>
-              <w:t>中</w:t>
-            </w:r>
-          </w:p>
-        </w:tc>
-        <w:tc>
-          <w:tcPr>
-            <w:tcBorders>
-              <w:top w:val="nil"/>
-              <w:left w:val="nil"/>
-              <w:bottom w:val="nil"/>
-              <w:right w:val="nil"/>
-            </w:tcBorders>
-            <w:shd w:val="clear" w:color="auto" w:fill="FFFFFF"/>
-          </w:tcPr>
-          <w:p>
-            <w:pPr>
-              <w:pStyle w:val="54"/>
-              <w:bidi w:val="0"/>
-            </w:pPr>
-            <w:r>
-              <w:t>115–155</w:t>
-            </w:r>
-          </w:p>
-        </w:tc>
-        <w:tc>
-          <w:tcPr>
-            <w:tcBorders>
-              <w:top w:val="nil"/>
-              <w:left w:val="nil"/>
-              <w:bottom w:val="nil"/>
-              <w:right w:val="nil"/>
-            </w:tcBorders>
-            <w:shd w:val="clear" w:color="auto" w:fill="FFFFFF"/>
-          </w:tcPr>
-          <w:p>
-            <w:pPr>
-              <w:pStyle w:val="54"/>
-              <w:bidi w:val="0"/>
-            </w:pPr>
-            <w:r>
-              <w:t>60–82</w:t>
-            </w:r>
-          </w:p>
-        </w:tc>
-        <w:tc>
-          <w:tcPr>
-            <w:tcBorders>
-              <w:top w:val="nil"/>
-              <w:left w:val="nil"/>
-              <w:bottom w:val="nil"/>
-              <w:right w:val="nil"/>
-            </w:tcBorders>
-            <w:shd w:val="clear" w:color="auto" w:fill="FFFFFF"/>
-          </w:tcPr>
-          <w:p>
-            <w:pPr>
-              <w:pStyle w:val="54"/>
-              <w:bidi w:val="0"/>
-            </w:pPr>
-            <w:r>
-              <w:t>8–9</w:t>
-            </w:r>
-          </w:p>
-        </w:tc>
-        <w:tc>
-          <w:tcPr>
-            <w:tcBorders>
-              <w:top w:val="nil"/>
-              <w:left w:val="nil"/>
-              <w:bottom w:val="nil"/>
-              <w:right w:val="nil"/>
-            </w:tcBorders>
-            <w:shd w:val="clear" w:color="auto" w:fill="FFFFFF"/>
-          </w:tcPr>
-          <w:p>
-            <w:pPr>
-              <w:pStyle w:val="54"/>
-              <w:bidi w:val="0"/>
-            </w:pPr>
-            <w:r>
-              <w:t>135×70×8</w:t>
-            </w:r>
-          </w:p>
-        </w:tc>
-        <w:tc>
-          <w:tcPr>
-            <w:tcBorders>
-              <w:top w:val="nil"/>
-              <w:left w:val="nil"/>
-              <w:bottom w:val="nil"/>
-              <w:right w:val="nil"/>
-            </w:tcBorders>
-            <w:shd w:val="clear" w:color="auto" w:fill="FFFFFF"/>
-          </w:tcPr>
-          <w:p>
-            <w:pPr>
-              <w:pStyle w:val="54"/>
-              <w:bidi w:val="0"/>
-            </w:pPr>
-            <w:r>
-              <w:t>1</w:t>
-            </w:r>
-          </w:p>
-        </w:tc>
-      </w:tr>
-      <w:tr>
-        <w:tblPrEx>
-          <w:tblCellMar>
-            <w:top w:w="0" w:type="dxa"/>
-            <w:left w:w="108" w:type="dxa"/>
-            <w:bottom w:w="0" w:type="dxa"/>
-            <w:right w:w="108" w:type="dxa"/>
-          </w:tblCellMar>
-        </w:tblPrEx>
-        <w:tc>
-          <w:tcPr>
-            <w:tcBorders>
-              <w:top w:val="nil"/>
-              <w:left w:val="nil"/>
-              <w:bottom w:val="single" w:color="000000" w:sz="12" w:space="0"/>
-              <w:right w:val="nil"/>
-            </w:tcBorders>
-            <w:shd w:val="clear" w:color="auto" w:fill="FFFFFF"/>
-          </w:tcPr>
-          <w:p>
-            <w:pPr>
-              <w:pStyle w:val="54"/>
-              <w:bidi w:val="0"/>
-            </w:pPr>
-            <w:r>
-              <w:rPr>
-                <w:rFonts w:hint="eastAsia"/>
-              </w:rPr>
-              <w:t>机械加工车间</w:t>
-            </w:r>
-          </w:p>
-        </w:tc>
-        <w:tc>
-          <w:tcPr>
-            <w:tcBorders>
-              <w:top w:val="nil"/>
-              <w:left w:val="nil"/>
-              <w:bottom w:val="single" w:color="000000" w:sz="12" w:space="0"/>
-              <w:right w:val="nil"/>
-            </w:tcBorders>
-            <w:shd w:val="clear" w:color="auto" w:fill="FFFFFF"/>
-          </w:tcPr>
-          <w:p>
-            <w:pPr>
-              <w:pStyle w:val="54"/>
-              <w:bidi w:val="0"/>
-            </w:pPr>
-            <w:r>
-              <w:rPr>
-                <w:rFonts w:hint="eastAsia"/>
-              </w:rPr>
-              <w:t>大</w:t>
-            </w:r>
-          </w:p>
-        </w:tc>
-        <w:tc>
-          <w:tcPr>
-            <w:tcBorders>
-              <w:top w:val="nil"/>
-              <w:left w:val="nil"/>
-              <w:bottom w:val="single" w:color="000000" w:sz="12" w:space="0"/>
-              <w:right w:val="nil"/>
-            </w:tcBorders>
-            <w:shd w:val="clear" w:color="auto" w:fill="FFFFFF"/>
-          </w:tcPr>
-          <w:p>
-            <w:pPr>
-              <w:pStyle w:val="54"/>
-              <w:bidi w:val="0"/>
-            </w:pPr>
-            <w:r>
-              <w:rPr>
-                <w:rFonts w:hint="eastAsia"/>
-                <w:lang w:val="en-US" w:eastAsia="zh-CN"/>
-              </w:rPr>
-              <w:t>&gt;</w:t>
-            </w:r>
-            <w:r>
-              <w:t>155</w:t>
-            </w:r>
-          </w:p>
-        </w:tc>
-        <w:tc>
-          <w:tcPr>
-            <w:tcBorders>
-              <w:top w:val="nil"/>
-              <w:left w:val="nil"/>
-              <w:bottom w:val="single" w:color="000000" w:sz="12" w:space="0"/>
-              <w:right w:val="nil"/>
-            </w:tcBorders>
-            <w:shd w:val="clear" w:color="auto" w:fill="FFFFFF"/>
-          </w:tcPr>
-          <w:p>
-            <w:pPr>
-              <w:pStyle w:val="54"/>
-              <w:bidi w:val="0"/>
-            </w:pPr>
-            <w:r>
-              <w:rPr>
-                <w:rFonts w:hint="eastAsia"/>
-                <w:lang w:val="en-US" w:eastAsia="zh-CN"/>
-              </w:rPr>
-              <w:t>&gt;</w:t>
-            </w:r>
-            <w:r>
-              <w:t>82</w:t>
-            </w:r>
-          </w:p>
-        </w:tc>
-        <w:tc>
-          <w:tcPr>
-            <w:tcBorders>
-              <w:top w:val="nil"/>
-              <w:left w:val="nil"/>
-              <w:bottom w:val="single" w:color="000000" w:sz="12" w:space="0"/>
-              <w:right w:val="nil"/>
-            </w:tcBorders>
-            <w:shd w:val="clear" w:color="auto" w:fill="FFFFFF"/>
-          </w:tcPr>
-          <w:p>
-            <w:pPr>
-              <w:pStyle w:val="54"/>
-              <w:bidi w:val="0"/>
-            </w:pPr>
-            <w:r>
-              <w:rPr>
-                <w:rFonts w:hint="eastAsia"/>
-                <w:lang w:val="en-US" w:eastAsia="zh-CN"/>
-              </w:rPr>
-              <w:t>&gt;</w:t>
-            </w:r>
-            <w:r>
-              <w:t>9</w:t>
-            </w:r>
-          </w:p>
-        </w:tc>
-        <w:tc>
-          <w:tcPr>
-            <w:tcBorders>
-              <w:top w:val="nil"/>
-              <w:left w:val="nil"/>
-              <w:bottom w:val="single" w:color="000000" w:sz="12" w:space="0"/>
-              <w:right w:val="nil"/>
-            </w:tcBorders>
-            <w:shd w:val="clear" w:color="auto" w:fill="FFFFFF"/>
-          </w:tcPr>
-          <w:p>
-            <w:pPr>
-              <w:pStyle w:val="54"/>
-              <w:bidi w:val="0"/>
-            </w:pPr>
-            <w:r>
-              <w:t>180×95×9</w:t>
-            </w:r>
-          </w:p>
-        </w:tc>
-        <w:tc>
-          <w:tcPr>
-            <w:tcBorders>
-              <w:top w:val="nil"/>
-              <w:left w:val="nil"/>
-              <w:bottom w:val="single" w:color="000000" w:sz="12" w:space="0"/>
-              <w:right w:val="nil"/>
-            </w:tcBorders>
-            <w:shd w:val="clear" w:color="auto" w:fill="FFFFFF"/>
-          </w:tcPr>
-          <w:p>
-            <w:pPr>
-              <w:pStyle w:val="54"/>
-              <w:bidi w:val="0"/>
-            </w:pPr>
-            <w:r>
-              <w:t>1</w:t>
+              <w:t xml:space="preserve">&gt;43,510</w:t>
             </w:r>
           </w:p>
         </w:tc>
@@ -6354,7 +4912,7 @@
           <w:rFonts w:hint="default" w:ascii="Times New Roman" w:hAnsi="Times New Roman" w:cs="Times New Roman"/>
           <w:lang w:val="en-US" w:eastAsia="zh-CN"/>
         </w:rPr>
-        <w:t>从规模分级看，总装车间跨度最大，反映整机装配对连续大空间和物流开口的需求；部装车间以装配工位和局部生产单元为主，尺度相对紧凑；机械加工车间介于两者之间，以机床密集布置为主要特征。三种功能空间在大、中、小三个尺度下均保持单层大跨结构，高度随规模小幅增加，体现了厂房在满足生产净空前提下向水平方向扩展的典型形态。模拟代表值即各规模档在 FDS 建模中实际采用的长宽高，相邻档位之间以代表值中点划分边界。</w:t>
+        <w:t xml:space="preserve">整体建筑面积范围由各建筑在该规模档内的长度与宽度范围换算得到，反映设施级面积对应的小、中、大区间；表中上、下限是相邻规模档的分界值，不表示任一规模档只能取该具体面积。</w:t>
       </w:r>
     </w:p>
     <w:p>
@@ -6395,7 +4953,7 @@
           <w:rFonts w:hint="eastAsia" w:ascii="Times New Roman" w:hAnsi="Times New Roman" w:cs="Times New Roman"/>
           <w:lang w:val="en-US" w:eastAsia="zh-CN"/>
         </w:rPr>
-        <w:t>机械制造设施工况统一覆盖热通量、方位角、俯仰角和辐射持续时间四类热源条件。全部机械制造数据综合覆盖 500～20000 kW/m²热通量，主要方位角为 0°、90°、180°和 270°，俯仰角为 0°、30°、45°和 60°，辐射持续时间为 1.36 s、2.10 s 和 7.50 s。三个持续时间分别包含 242、243 和 273 条合格工况，可用于比较不同短时热作用条件下的毁伤响应。</w:t>
+        <w:t>机械制造设施工况统一覆盖热通量、方位角、俯仰角和辐射持续时间四类热源条件。全部机械制造数据综合覆盖 500～20000 kW/m²热通量，主要方位角为 0°、90°、180°和 270°，俯仰角为 0°、30°、45°和 60°，辐射持续时间为 1.36 s、2.10 s 和 7.50 s。三个持续时间分别包含 242、243 和 273 条合格工况，可用于比较不同短时热作用条件下的损伤响应。</w:t>
       </w:r>
     </w:p>
     <w:p>
@@ -7284,7 +5842,7 @@
         <w:rPr>
           <w:rFonts w:hint="eastAsia"/>
         </w:rPr>
-        <w:t>机械制造数据以基本完好工况为主，同时保留了轻微、中等和严重破坏样本。严重破坏主要集中于特定设施及不利方向，轻微和中等破坏位于较窄的等级区间。模型分类任务采用类别平衡方式训练，使各毁伤等级在树节点划分中获得适当权重。</w:t>
+        <w:t>机械制造数据以基本完好工况为主，同时保留了轻微、中等和严重破坏样本。严重破坏主要集中于特定设施及不利方向，轻微和中等破坏位于较窄的等级区间。模型分类任务采用类别平衡方式训练，使各损伤等级在树节点划分中获得适当权重。</w:t>
       </w:r>
     </w:p>
     <w:p>
@@ -7472,7 +6030,7 @@
           <w:rFonts w:hint="default" w:ascii="Times New Roman" w:hAnsi="Times New Roman" w:cs="Times New Roman"/>
           <w:lang w:val="en-US" w:eastAsia="zh-CN"/>
         </w:rPr>
-        <w:t>模型输入按工程来源归并为热源工况特征与设施构型及目标特征两类。热源工况特征描述外部热辐射的作用条件，包括入射强度、作用时间、累积剂量和入射方向；设施构型及目标特征描述设施自身的几何尺度、围护与开口条件以及内部可燃物和敏感目标的分布情况。两者共同决定同一设施在不同热源工况下的毁伤响应。</w:t>
+        <w:t>模型输入按工程来源归并为热源工况特征与设施构型及目标特征两类。热源工况特征描述外部热辐射的作用条件，包括入射强度、作用时间、累积剂量和入射方向；设施构型及目标特征描述设施自身的几何尺度、围护与开口条件以及内部可燃物和敏感目标的分布情况。两者共同决定同一设施在不同热源工况下的损伤响应。</w:t>
       </w:r>
     </w:p>
     <w:p>
@@ -8921,7 +7479,7 @@
         <w:rPr>
           <w:rFonts w:hint="default" w:ascii="Times New Roman" w:hAnsi="Times New Roman" w:cs="Times New Roman"/>
         </w:rPr>
-        <w:t xml:space="preserve"> 随工况变化的主要驱动；设施构型及目标特征则刻画了设施自身的受热响应条件，包括空间体量对热量的稀释作用、围护与开口对热量进入路径的调节，以及内部目标数量和迎火暴露程度对损伤形成的放大作用。两类特征在模型中共同参与树节点划分，缺一不可：仅凭热源强度无法解释同热通量下不同设施、不同方向的预测差异，仅凭设施构型也无法刻画同一设施在不同工况下的毁伤变化。两者结合，使模型能够在统一的特征空间内表达"外部能量输入—围护衰减—目标暴露—价值加权损伤"的完整响应链。</w:t>
+        <w:t xml:space="preserve"> 随工况变化的主要驱动；设施构型及目标特征则刻画了设施自身的受热响应条件，包括空间体量对热量的稀释作用、围护与开口对热量进入路径的调节，以及内部目标数量和迎火暴露程度对损伤形成的放大作用。两类特征在模型中共同参与树节点划分，缺一不可：仅凭热源强度无法解释同热通量下不同设施、不同方向的预测差异，仅凭设施构型也无法刻画同一设施在不同工况下的损伤变化。两者结合，使模型能够在统一的特征空间内表达"外部能量输入—围护衰减—目标暴露—价值加权损伤"的完整响应链。</w:t>
       </w:r>
     </w:p>
     <w:p>
@@ -8971,7 +7529,7 @@
         <w:rPr>
           <w:rFonts w:hint="default" w:ascii="Times New Roman" w:hAnsi="Times New Roman" w:cs="Times New Roman"/>
         </w:rPr>
-        <w:t>迎火侧特征根据方位角动态选取。当热源方向改变时，模型同步更新受热墙面面积、门窗与总开口比例以及迎火侧敏感目标比例。因此，同一热通量下不同方向的预测差异具有明确的工程参数来源：方位角决定哪一面墙成为迎火侧，俯仰角决定辐射作用于墙面、屋面还是内部目标的分布，持续时间则通过热剂量累积放大或缩小毁伤程度。</w:t>
+        <w:t>迎火侧特征根据方位角动态选取。当热源方向改变时，模型同步更新受热墙面面积、门窗与总开口比例以及迎火侧敏感目标比例。因此，同一热通量下不同方向的预测差异具有明确的工程参数来源：方位角决定哪一面墙成为迎火侧，俯仰角决定辐射作用于墙面、屋面还是内部目标的分布，持续时间则通过热剂量累积放大或缩小损伤程度。</w:t>
       </w:r>
     </w:p>
     <w:p>
@@ -9038,11 +7596,11 @@
             <wp:effectExtent l="0" t="0" r="6350" b="17780"/>
             <wp:docPr id="54" name="Picture" descr="图 1 机械制造设施专项因素置换重要性"/>
             <wp:cNvGraphicFramePr>
-              <a:graphicFrameLocks xmlns:a="http://schemas.openxmlformats.org/drawingml/2006/main" noChangeAspect="1"/>
+              <a:graphicFrameLocks noChangeAspect="1"/>
             </wp:cNvGraphicFramePr>
-            <a:graphic xmlns:a="http://schemas.openxmlformats.org/drawingml/2006/main">
+            <a:graphic>
               <a:graphicData uri="http://schemas.openxmlformats.org/drawingml/2006/picture">
-                <pic:pic xmlns:pic="http://schemas.openxmlformats.org/drawingml/2006/picture">
+                <pic:pic>
                   <pic:nvPicPr>
                     <pic:cNvPr id="54" name="Picture" descr="图 1 机械制造设施专项因素置换重要性"/>
                     <pic:cNvPicPr>
@@ -10117,7 +8675,7 @@
           <w:rFonts w:hint="default" w:ascii="Times New Roman" w:hAnsi="Times New Roman" w:cs="Times New Roman"/>
           <w:lang w:val="en-US" w:eastAsia="zh-CN"/>
         </w:rPr>
-        <w:t>置换结果显示，热通量、热剂量与俯仰角是机械制造设施等级判断最主要的驱动因素：热通量直接控制毁伤水平，热剂量体现持续时间累积，俯仰角则决定辐射作用于墙面、屋面还是生产设备。方位角通过迎火侧墙面与开口比例改变方向响应，可燃物/敏感目标比例则反映高价值设备暴露程度。这些结果表明，机械制造等级判断不能仅按热通量排序，还需要结合入射角度、开口路径和迎火侧设备比例进行解释。除上述共用特征外，个别设施（如小型机械制造等效设施）还补充了开口热剂量、辐射热剂量等扩展特征，以刻画其特有的开口受热路径。</w:t>
+        <w:t>置换结果显示，热通量、热剂量与俯仰角是机械制造设施等级判断最主要的驱动因素：热通量直接控制损伤水平，热剂量体现持续时间累积，俯仰角则决定辐射作用于墙面、屋面还是生产设备。方位角通过迎火侧墙面与开口比例改变方向响应，可燃物/敏感目标比例则反映高价值设备暴露程度。这些结果表明，机械制造等级判断不能仅按热通量排序，还需要结合入射角度、开口路径和迎火侧设备比例进行解释。除上述共用特征外，个别设施（如小型机械制造等效设施）还补充了开口热剂量、辐射热剂量等扩展特征，以刻画其特有的开口受热路径。</w:t>
       </w:r>
     </w:p>
     <w:p>
@@ -10255,25 +8813,25 @@
           <w:rFonts w:hint="default" w:ascii="Times New Roman" w:hAnsi="Times New Roman" w:cs="Times New Roman"/>
         </w:rPr>
       </w:pPr>
-      <m:oMathPara>
-        <m:oMath>
-          <m:r>
-            <m:rPr>
-              <m:nor/>
-            </m:rPr>
+      <ns8:oMathPara>
+        <ns8:oMath>
+          <ns8:r>
+            <ns8:rPr>
+              <ns8:nor/>
+            </ns8:rPr>
             <w:rPr>
               <w:rFonts w:hint="default" w:ascii="Times New Roman" w:hAnsi="Times New Roman" w:cs="Times New Roman"/>
               <w:i/>
               <w:sz w:val="24"/>
               <w:u w:val="none"/>
             </w:rPr>
-            <m:t>x</m:t>
-          </m:r>
-          <m:r>
-            <m:rPr>
-              <m:nor/>
-              <m:sty m:val="p"/>
-            </m:rPr>
+            <ns8:t>x</ns8:t>
+          </ns8:r>
+          <ns8:r>
+            <ns8:rPr>
+              <ns8:nor/>
+              <ns8:sty ns8:val="p"/>
+            </ns8:rPr>
             <w:rPr>
               <w:rFonts w:hint="default" w:ascii="Times New Roman" w:hAnsi="Times New Roman" w:cs="Times New Roman"/>
               <w:b w:val="0"/>
@@ -10281,66 +8839,66 @@
               <w:sz w:val="24"/>
               <w:u w:val="none"/>
             </w:rPr>
-            <m:t>=[</m:t>
-          </m:r>
-          <m:sSub>
-            <m:sSubPr>
-              <m:ctrlPr>
+            <ns8:t>=[</ns8:t>
+          </ns8:r>
+          <ns8:sSub>
+            <ns8:sSubPr>
+              <ns8:ctrlPr>
                 <w:rPr>
                   <w:rFonts w:hint="default" w:ascii="Cambria Math" w:hAnsi="Cambria Math" w:cs="Times New Roman"/>
                   <w:sz w:val="24"/>
                   <w:u w:val="none"/>
                 </w:rPr>
-              </m:ctrlPr>
-            </m:sSubPr>
-            <m:e>
-              <m:r>
-                <m:rPr>
-                  <m:nor/>
-                </m:rPr>
+              </ns8:ctrlPr>
+            </ns8:sSubPr>
+            <ns8:e>
+              <ns8:r>
+                <ns8:rPr>
+                  <ns8:nor/>
+                </ns8:rPr>
                 <w:rPr>
                   <w:rFonts w:hint="default" w:ascii="Times New Roman" w:hAnsi="Times New Roman" w:cs="Times New Roman"/>
                   <w:i/>
                   <w:sz w:val="24"/>
                   <w:u w:val="none"/>
                 </w:rPr>
-                <m:t>x</m:t>
-              </m:r>
-              <m:ctrlPr>
+                <ns8:t>x</ns8:t>
+              </ns8:r>
+              <ns8:ctrlPr>
                 <w:rPr>
                   <w:rFonts w:hint="default" w:ascii="Cambria Math" w:hAnsi="Cambria Math" w:cs="Times New Roman"/>
                   <w:sz w:val="24"/>
                   <w:u w:val="none"/>
                 </w:rPr>
-              </m:ctrlPr>
-            </m:e>
-            <m:sub>
-              <m:r>
-                <m:rPr>
-                  <m:nor/>
-                </m:rPr>
+              </ns8:ctrlPr>
+            </ns8:e>
+            <ns8:sub>
+              <ns8:r>
+                <ns8:rPr>
+                  <ns8:nor/>
+                </ns8:rPr>
                 <w:rPr>
                   <w:rFonts w:hint="default" w:ascii="Times New Roman" w:hAnsi="Times New Roman" w:cs="Times New Roman"/>
                   <w:i/>
                   <w:sz w:val="24"/>
                   <w:u w:val="none"/>
                 </w:rPr>
-                <m:t>H</m:t>
-              </m:r>
-              <m:ctrlPr>
+                <ns8:t>H</ns8:t>
+              </ns8:r>
+              <ns8:ctrlPr>
                 <w:rPr>
                   <w:rFonts w:hint="default" w:ascii="Cambria Math" w:hAnsi="Cambria Math" w:cs="Times New Roman"/>
                   <w:sz w:val="24"/>
                   <w:u w:val="none"/>
                 </w:rPr>
-              </m:ctrlPr>
-            </m:sub>
-          </m:sSub>
-          <m:r>
-            <m:rPr>
-              <m:nor/>
-              <m:sty m:val="p"/>
-            </m:rPr>
+              </ns8:ctrlPr>
+            </ns8:sub>
+          </ns8:sSub>
+          <ns8:r>
+            <ns8:rPr>
+              <ns8:nor/>
+              <ns8:sty ns8:val="p"/>
+            </ns8:rPr>
             <w:rPr>
               <w:rFonts w:hint="default" w:ascii="Times New Roman" w:hAnsi="Times New Roman" w:cs="Times New Roman"/>
               <w:b w:val="0"/>
@@ -10348,66 +8906,66 @@
               <w:sz w:val="24"/>
               <w:u w:val="none"/>
             </w:rPr>
-            <m:t>,</m:t>
-          </m:r>
-          <m:sSub>
-            <m:sSubPr>
-              <m:ctrlPr>
+            <ns8:t>,</ns8:t>
+          </ns8:r>
+          <ns8:sSub>
+            <ns8:sSubPr>
+              <ns8:ctrlPr>
                 <w:rPr>
                   <w:rFonts w:hint="default" w:ascii="Cambria Math" w:hAnsi="Cambria Math" w:cs="Times New Roman"/>
                   <w:sz w:val="24"/>
                   <w:u w:val="none"/>
                 </w:rPr>
-              </m:ctrlPr>
-            </m:sSubPr>
-            <m:e>
-              <m:r>
-                <m:rPr>
-                  <m:nor/>
-                </m:rPr>
+              </ns8:ctrlPr>
+            </ns8:sSubPr>
+            <ns8:e>
+              <ns8:r>
+                <ns8:rPr>
+                  <ns8:nor/>
+                </ns8:rPr>
                 <w:rPr>
                   <w:rFonts w:hint="default" w:ascii="Times New Roman" w:hAnsi="Times New Roman" w:cs="Times New Roman"/>
                   <w:i/>
                   <w:sz w:val="24"/>
                   <w:u w:val="none"/>
                 </w:rPr>
-                <m:t>x</m:t>
-              </m:r>
-              <m:ctrlPr>
+                <ns8:t>x</ns8:t>
+              </ns8:r>
+              <ns8:ctrlPr>
                 <w:rPr>
                   <w:rFonts w:hint="default" w:ascii="Cambria Math" w:hAnsi="Cambria Math" w:cs="Times New Roman"/>
                   <w:sz w:val="24"/>
                   <w:u w:val="none"/>
                 </w:rPr>
-              </m:ctrlPr>
-            </m:e>
-            <m:sub>
-              <m:r>
-                <m:rPr>
-                  <m:nor/>
-                </m:rPr>
+              </ns8:ctrlPr>
+            </ns8:e>
+            <ns8:sub>
+              <ns8:r>
+                <ns8:rPr>
+                  <ns8:nor/>
+                </ns8:rPr>
                 <w:rPr>
                   <w:rFonts w:hint="default" w:ascii="Times New Roman" w:hAnsi="Times New Roman" w:cs="Times New Roman"/>
                   <w:i/>
                   <w:sz w:val="24"/>
                   <w:u w:val="none"/>
                 </w:rPr>
-                <m:t>B</m:t>
-              </m:r>
-              <m:ctrlPr>
+                <ns8:t>B</ns8:t>
+              </ns8:r>
+              <ns8:ctrlPr>
                 <w:rPr>
                   <w:rFonts w:hint="default" w:ascii="Cambria Math" w:hAnsi="Cambria Math" w:cs="Times New Roman"/>
                   <w:sz w:val="24"/>
                   <w:u w:val="none"/>
                 </w:rPr>
-              </m:ctrlPr>
-            </m:sub>
-          </m:sSub>
-          <m:r>
-            <m:rPr>
-              <m:nor/>
-              <m:sty m:val="p"/>
-            </m:rPr>
+              </ns8:ctrlPr>
+            </ns8:sub>
+          </ns8:sSub>
+          <ns8:r>
+            <ns8:rPr>
+              <ns8:nor/>
+              <ns8:sty ns8:val="p"/>
+            </ns8:rPr>
             <w:rPr>
               <w:rFonts w:hint="default" w:ascii="Times New Roman" w:hAnsi="Times New Roman" w:cs="Times New Roman"/>
               <w:b w:val="0"/>
@@ -10415,66 +8973,66 @@
               <w:sz w:val="24"/>
               <w:u w:val="none"/>
             </w:rPr>
-            <m:t>,</m:t>
-          </m:r>
-          <m:sSub>
-            <m:sSubPr>
-              <m:ctrlPr>
+            <ns8:t>,</ns8:t>
+          </ns8:r>
+          <ns8:sSub>
+            <ns8:sSubPr>
+              <ns8:ctrlPr>
                 <w:rPr>
                   <w:rFonts w:hint="default" w:ascii="Cambria Math" w:hAnsi="Cambria Math" w:cs="Times New Roman"/>
                   <w:sz w:val="24"/>
                   <w:u w:val="none"/>
                 </w:rPr>
-              </m:ctrlPr>
-            </m:sSubPr>
-            <m:e>
-              <m:r>
-                <m:rPr>
-                  <m:nor/>
-                </m:rPr>
+              </ns8:ctrlPr>
+            </ns8:sSubPr>
+            <ns8:e>
+              <ns8:r>
+                <ns8:rPr>
+                  <ns8:nor/>
+                </ns8:rPr>
                 <w:rPr>
                   <w:rFonts w:hint="default" w:ascii="Times New Roman" w:hAnsi="Times New Roman" w:cs="Times New Roman"/>
                   <w:i/>
                   <w:sz w:val="24"/>
                   <w:u w:val="none"/>
                 </w:rPr>
-                <m:t>x</m:t>
-              </m:r>
-              <m:ctrlPr>
+                <ns8:t>x</ns8:t>
+              </ns8:r>
+              <ns8:ctrlPr>
                 <w:rPr>
                   <w:rFonts w:hint="default" w:ascii="Cambria Math" w:hAnsi="Cambria Math" w:cs="Times New Roman"/>
                   <w:sz w:val="24"/>
                   <w:u w:val="none"/>
                 </w:rPr>
-              </m:ctrlPr>
-            </m:e>
-            <m:sub>
-              <m:r>
-                <m:rPr>
-                  <m:nor/>
-                </m:rPr>
+              </ns8:ctrlPr>
+            </ns8:e>
+            <ns8:sub>
+              <ns8:r>
+                <ns8:rPr>
+                  <ns8:nor/>
+                </ns8:rPr>
                 <w:rPr>
                   <w:rFonts w:hint="default" w:ascii="Times New Roman" w:hAnsi="Times New Roman" w:cs="Times New Roman"/>
                   <w:i/>
                   <w:sz w:val="24"/>
                   <w:u w:val="none"/>
                 </w:rPr>
-                <m:t>C</m:t>
-              </m:r>
-              <m:ctrlPr>
+                <ns8:t>C</ns8:t>
+              </ns8:r>
+              <ns8:ctrlPr>
                 <w:rPr>
                   <w:rFonts w:hint="default" w:ascii="Cambria Math" w:hAnsi="Cambria Math" w:cs="Times New Roman"/>
                   <w:sz w:val="24"/>
                   <w:u w:val="none"/>
                 </w:rPr>
-              </m:ctrlPr>
-            </m:sub>
-          </m:sSub>
-          <m:r>
-            <m:rPr>
-              <m:nor/>
-              <m:sty m:val="p"/>
-            </m:rPr>
+              </ns8:ctrlPr>
+            </ns8:sub>
+          </ns8:sSub>
+          <ns8:r>
+            <ns8:rPr>
+              <ns8:nor/>
+              <ns8:sty ns8:val="p"/>
+            </ns8:rPr>
             <w:rPr>
               <w:rFonts w:hint="default" w:ascii="Times New Roman" w:hAnsi="Times New Roman" w:cs="Times New Roman"/>
               <w:b w:val="0"/>
@@ -10482,10 +9040,10 @@
               <w:sz w:val="24"/>
               <w:u w:val="none"/>
             </w:rPr>
-            <m:t>]</m:t>
-          </m:r>
-        </m:oMath>
-      </m:oMathPara>
+            <ns8:t>]</ns8:t>
+          </ns8:r>
+        </ns8:oMath>
+      </ns8:oMathPara>
     </w:p>
     <w:p>
       <w:pPr>
@@ -10499,288 +9057,288 @@
         </w:rPr>
         <w:t>其中，</w:t>
       </w:r>
-      <m:oMath>
-        <m:sSub>
-          <m:sSubPr>
-            <m:ctrlPr>
+      <ns8:oMath>
+        <ns8:sSub>
+          <ns8:sSubPr>
+            <ns8:ctrlPr>
               <w:rPr>
                 <w:rFonts w:hint="default" w:ascii="Cambria Math" w:hAnsi="Cambria Math" w:cs="Times New Roman"/>
                 <w:sz w:val="24"/>
                 <w:u w:val="none"/>
               </w:rPr>
-            </m:ctrlPr>
-          </m:sSubPr>
-          <m:e>
-            <m:r>
-              <m:rPr>
-                <m:nor/>
-              </m:rPr>
+            </ns8:ctrlPr>
+          </ns8:sSubPr>
+          <ns8:e>
+            <ns8:r>
+              <ns8:rPr>
+                <ns8:nor/>
+              </ns8:rPr>
               <w:rPr>
                 <w:rFonts w:hint="default" w:ascii="Times New Roman" w:hAnsi="Times New Roman" w:cs="Times New Roman"/>
                 <w:i/>
                 <w:sz w:val="24"/>
                 <w:u w:val="none"/>
               </w:rPr>
-              <m:t>x</m:t>
-            </m:r>
-            <m:ctrlPr>
+              <ns8:t>x</ns8:t>
+            </ns8:r>
+            <ns8:ctrlPr>
               <w:rPr>
                 <w:rFonts w:hint="default" w:ascii="Cambria Math" w:hAnsi="Cambria Math" w:cs="Times New Roman"/>
                 <w:sz w:val="24"/>
                 <w:u w:val="none"/>
               </w:rPr>
-            </m:ctrlPr>
-          </m:e>
-          <m:sub>
-            <m:r>
-              <m:rPr>
-                <m:nor/>
-              </m:rPr>
+            </ns8:ctrlPr>
+          </ns8:e>
+          <ns8:sub>
+            <ns8:r>
+              <ns8:rPr>
+                <ns8:nor/>
+              </ns8:rPr>
               <w:rPr>
                 <w:rFonts w:hint="default" w:ascii="Times New Roman" w:hAnsi="Times New Roman" w:cs="Times New Roman"/>
                 <w:i/>
                 <w:sz w:val="24"/>
                 <w:u w:val="none"/>
               </w:rPr>
-              <m:t>H</m:t>
-            </m:r>
-            <m:ctrlPr>
+              <ns8:t>H</ns8:t>
+            </ns8:r>
+            <ns8:ctrlPr>
               <w:rPr>
                 <w:rFonts w:hint="default" w:ascii="Cambria Math" w:hAnsi="Cambria Math" w:cs="Times New Roman"/>
                 <w:sz w:val="24"/>
                 <w:u w:val="none"/>
               </w:rPr>
-            </m:ctrlPr>
-          </m:sub>
-        </m:sSub>
-      </m:oMath>
+            </ns8:ctrlPr>
+          </ns8:sub>
+        </ns8:sSub>
+      </ns8:oMath>
       <w:r>
         <w:rPr>
           <w:rFonts w:hint="default" w:ascii="Times New Roman" w:hAnsi="Times New Roman" w:cs="Times New Roman"/>
         </w:rPr>
         <w:t xml:space="preserve"> 为热源特征，</w:t>
       </w:r>
-      <m:oMath>
-        <m:sSub>
-          <m:sSubPr>
-            <m:ctrlPr>
+      <ns8:oMath>
+        <ns8:sSub>
+          <ns8:sSubPr>
+            <ns8:ctrlPr>
               <w:rPr>
                 <w:rFonts w:hint="default" w:ascii="Cambria Math" w:hAnsi="Cambria Math" w:cs="Times New Roman"/>
                 <w:sz w:val="24"/>
                 <w:u w:val="none"/>
               </w:rPr>
-            </m:ctrlPr>
-          </m:sSubPr>
-          <m:e>
-            <m:r>
-              <m:rPr>
-                <m:nor/>
-              </m:rPr>
+            </ns8:ctrlPr>
+          </ns8:sSubPr>
+          <ns8:e>
+            <ns8:r>
+              <ns8:rPr>
+                <ns8:nor/>
+              </ns8:rPr>
               <w:rPr>
                 <w:rFonts w:hint="default" w:ascii="Times New Roman" w:hAnsi="Times New Roman" w:cs="Times New Roman"/>
                 <w:i/>
                 <w:sz w:val="24"/>
                 <w:u w:val="none"/>
               </w:rPr>
-              <m:t>x</m:t>
-            </m:r>
-            <m:ctrlPr>
+              <ns8:t>x</ns8:t>
+            </ns8:r>
+            <ns8:ctrlPr>
               <w:rPr>
                 <w:rFonts w:hint="default" w:ascii="Cambria Math" w:hAnsi="Cambria Math" w:cs="Times New Roman"/>
                 <w:sz w:val="24"/>
                 <w:u w:val="none"/>
               </w:rPr>
-            </m:ctrlPr>
-          </m:e>
-          <m:sub>
-            <m:r>
-              <m:rPr>
-                <m:nor/>
-              </m:rPr>
+            </ns8:ctrlPr>
+          </ns8:e>
+          <ns8:sub>
+            <ns8:r>
+              <ns8:rPr>
+                <ns8:nor/>
+              </ns8:rPr>
               <w:rPr>
                 <w:rFonts w:hint="default" w:ascii="Times New Roman" w:hAnsi="Times New Roman" w:cs="Times New Roman"/>
                 <w:i/>
                 <w:sz w:val="24"/>
                 <w:u w:val="none"/>
               </w:rPr>
-              <m:t>B</m:t>
-            </m:r>
-            <m:ctrlPr>
+              <ns8:t>B</ns8:t>
+            </ns8:r>
+            <ns8:ctrlPr>
               <w:rPr>
                 <w:rFonts w:hint="default" w:ascii="Cambria Math" w:hAnsi="Cambria Math" w:cs="Times New Roman"/>
                 <w:sz w:val="24"/>
                 <w:u w:val="none"/>
               </w:rPr>
-            </m:ctrlPr>
-          </m:sub>
-        </m:sSub>
-      </m:oMath>
+            </ns8:ctrlPr>
+          </ns8:sub>
+        </ns8:sSub>
+      </ns8:oMath>
       <w:r>
         <w:rPr>
           <w:rFonts w:hint="default" w:ascii="Times New Roman" w:hAnsi="Times New Roman" w:cs="Times New Roman"/>
         </w:rPr>
         <w:t xml:space="preserve"> 为建筑特征（包括设施类别），</w:t>
       </w:r>
-      <m:oMath>
-        <m:sSub>
-          <m:sSubPr>
-            <m:ctrlPr>
+      <ns8:oMath>
+        <ns8:sSub>
+          <ns8:sSubPr>
+            <ns8:ctrlPr>
               <w:rPr>
                 <w:rFonts w:hint="default" w:ascii="Cambria Math" w:hAnsi="Cambria Math" w:cs="Times New Roman"/>
                 <w:sz w:val="24"/>
                 <w:u w:val="none"/>
               </w:rPr>
-            </m:ctrlPr>
-          </m:sSubPr>
-          <m:e>
-            <m:r>
-              <m:rPr>
-                <m:nor/>
-              </m:rPr>
+            </ns8:ctrlPr>
+          </ns8:sSubPr>
+          <ns8:e>
+            <ns8:r>
+              <ns8:rPr>
+                <ns8:nor/>
+              </ns8:rPr>
               <w:rPr>
                 <w:rFonts w:hint="default" w:ascii="Times New Roman" w:hAnsi="Times New Roman" w:cs="Times New Roman"/>
                 <w:i/>
                 <w:sz w:val="24"/>
                 <w:u w:val="none"/>
               </w:rPr>
-              <m:t>x</m:t>
-            </m:r>
-            <m:ctrlPr>
+              <ns8:t>x</ns8:t>
+            </ns8:r>
+            <ns8:ctrlPr>
               <w:rPr>
                 <w:rFonts w:hint="default" w:ascii="Cambria Math" w:hAnsi="Cambria Math" w:cs="Times New Roman"/>
                 <w:sz w:val="24"/>
                 <w:u w:val="none"/>
               </w:rPr>
-            </m:ctrlPr>
-          </m:e>
-          <m:sub>
-            <m:r>
-              <m:rPr>
-                <m:nor/>
-              </m:rPr>
+            </ns8:ctrlPr>
+          </ns8:e>
+          <ns8:sub>
+            <ns8:r>
+              <ns8:rPr>
+                <ns8:nor/>
+              </ns8:rPr>
               <w:rPr>
                 <w:rFonts w:hint="default" w:ascii="Times New Roman" w:hAnsi="Times New Roman" w:cs="Times New Roman"/>
                 <w:i/>
                 <w:sz w:val="24"/>
                 <w:u w:val="none"/>
               </w:rPr>
-              <m:t>C</m:t>
-            </m:r>
-            <m:ctrlPr>
+              <ns8:t>C</ns8:t>
+            </ns8:r>
+            <ns8:ctrlPr>
               <w:rPr>
                 <w:rFonts w:hint="default" w:ascii="Cambria Math" w:hAnsi="Cambria Math" w:cs="Times New Roman"/>
                 <w:sz w:val="24"/>
                 <w:u w:val="none"/>
               </w:rPr>
-            </m:ctrlPr>
-          </m:sub>
-        </m:sSub>
-      </m:oMath>
+            </ns8:ctrlPr>
+          </ns8:sub>
+        </ns8:sSub>
+      </ns8:oMath>
       <w:r>
         <w:rPr>
           <w:rFonts w:hint="default" w:ascii="Times New Roman" w:hAnsi="Times New Roman" w:cs="Times New Roman"/>
         </w:rPr>
         <w:t xml:space="preserve"> 为可燃物与敏感目标特征。对于包含 </w:t>
       </w:r>
-      <m:oMath>
-        <m:r>
-          <m:rPr>
-            <m:nor/>
-          </m:rPr>
+      <ns8:oMath>
+        <ns8:r>
+          <ns8:rPr>
+            <ns8:nor/>
+          </ns8:rPr>
           <w:rPr>
             <w:rFonts w:hint="default" w:ascii="Times New Roman" w:hAnsi="Times New Roman" w:cs="Times New Roman"/>
             <w:i/>
             <w:sz w:val="24"/>
             <w:u w:val="none"/>
           </w:rPr>
-          <m:t>T</m:t>
-        </m:r>
-      </m:oMath>
+          <ns8:t>T</ns8:t>
+        </ns8:r>
+      </ns8:oMath>
       <w:r>
         <w:rPr>
           <w:rFonts w:hint="default" w:ascii="Times New Roman" w:hAnsi="Times New Roman" w:cs="Times New Roman"/>
         </w:rPr>
         <w:t xml:space="preserve"> 棵树的回归森林，第 </w:t>
       </w:r>
-      <m:oMath>
-        <m:r>
-          <m:rPr>
-            <m:nor/>
-          </m:rPr>
+      <ns8:oMath>
+        <ns8:r>
+          <ns8:rPr>
+            <ns8:nor/>
+          </ns8:rPr>
           <w:rPr>
             <w:rFonts w:hint="default" w:ascii="Times New Roman" w:hAnsi="Times New Roman" w:cs="Times New Roman"/>
             <w:i/>
             <w:sz w:val="24"/>
             <w:u w:val="none"/>
           </w:rPr>
-          <m:t>t</m:t>
-        </m:r>
-      </m:oMath>
+          <ns8:t>t</ns8:t>
+        </ns8:r>
+      </ns8:oMath>
       <w:r>
         <w:rPr>
           <w:rFonts w:hint="default" w:ascii="Times New Roman" w:hAnsi="Times New Roman" w:cs="Times New Roman"/>
         </w:rPr>
         <w:t xml:space="preserve"> 棵树的输出记为 </w:t>
       </w:r>
-      <m:oMath>
-        <m:sSub>
-          <m:sSubPr>
-            <m:ctrlPr>
+      <ns8:oMath>
+        <ns8:sSub>
+          <ns8:sSubPr>
+            <ns8:ctrlPr>
               <w:rPr>
                 <w:rFonts w:hint="default" w:ascii="Cambria Math" w:hAnsi="Cambria Math" w:cs="Times New Roman"/>
                 <w:sz w:val="24"/>
                 <w:u w:val="none"/>
               </w:rPr>
-            </m:ctrlPr>
-          </m:sSubPr>
-          <m:e>
-            <m:r>
-              <m:rPr>
-                <m:nor/>
-              </m:rPr>
+            </ns8:ctrlPr>
+          </ns8:sSubPr>
+          <ns8:e>
+            <ns8:r>
+              <ns8:rPr>
+                <ns8:nor/>
+              </ns8:rPr>
               <w:rPr>
                 <w:rFonts w:hint="default" w:ascii="Times New Roman" w:hAnsi="Times New Roman" w:cs="Times New Roman"/>
                 <w:i/>
                 <w:sz w:val="24"/>
                 <w:u w:val="none"/>
               </w:rPr>
-              <m:t>f</m:t>
-            </m:r>
-            <m:ctrlPr>
+              <ns8:t>f</ns8:t>
+            </ns8:r>
+            <ns8:ctrlPr>
               <w:rPr>
                 <w:rFonts w:hint="default" w:ascii="Cambria Math" w:hAnsi="Cambria Math" w:cs="Times New Roman"/>
                 <w:sz w:val="24"/>
                 <w:u w:val="none"/>
               </w:rPr>
-            </m:ctrlPr>
-          </m:e>
-          <m:sub>
-            <m:r>
-              <m:rPr>
-                <m:nor/>
-              </m:rPr>
+            </ns8:ctrlPr>
+          </ns8:e>
+          <ns8:sub>
+            <ns8:r>
+              <ns8:rPr>
+                <ns8:nor/>
+              </ns8:rPr>
               <w:rPr>
                 <w:rFonts w:hint="default" w:ascii="Times New Roman" w:hAnsi="Times New Roman" w:cs="Times New Roman"/>
                 <w:i/>
                 <w:sz w:val="24"/>
                 <w:u w:val="none"/>
               </w:rPr>
-              <m:t>t</m:t>
-            </m:r>
-            <m:ctrlPr>
+              <ns8:t>t</ns8:t>
+            </ns8:r>
+            <ns8:ctrlPr>
               <w:rPr>
                 <w:rFonts w:hint="default" w:ascii="Cambria Math" w:hAnsi="Cambria Math" w:cs="Times New Roman"/>
                 <w:sz w:val="24"/>
                 <w:u w:val="none"/>
               </w:rPr>
-            </m:ctrlPr>
-          </m:sub>
-        </m:sSub>
-        <m:r>
-          <m:rPr>
-            <m:nor/>
-            <m:sty m:val="p"/>
-          </m:rPr>
+            </ns8:ctrlPr>
+          </ns8:sub>
+        </ns8:sSub>
+        <ns8:r>
+          <ns8:rPr>
+            <ns8:nor/>
+            <ns8:sty ns8:val="p"/>
+          </ns8:rPr>
           <w:rPr>
             <w:rFonts w:hint="default" w:ascii="Times New Roman" w:hAnsi="Times New Roman" w:cs="Times New Roman"/>
             <w:b w:val="0"/>
@@ -10788,13 +9346,13 @@
             <w:sz w:val="24"/>
             <w:u w:val="none"/>
           </w:rPr>
-          <m:t>(</m:t>
-        </m:r>
-        <m:r>
-          <m:rPr>
-            <m:nor/>
-            <m:sty m:val="bi"/>
-          </m:rPr>
+          <ns8:t>(</ns8:t>
+        </ns8:r>
+        <ns8:r>
+          <ns8:rPr>
+            <ns8:nor/>
+            <ns8:sty ns8:val="bi"/>
+          </ns8:rPr>
           <w:rPr>
             <w:rFonts w:hint="default" w:ascii="Times New Roman" w:hAnsi="Times New Roman" w:cs="Times New Roman"/>
             <w:b/>
@@ -10802,13 +9360,13 @@
             <w:sz w:val="24"/>
             <w:u w:val="none"/>
           </w:rPr>
-          <m:t>x</m:t>
-        </m:r>
-        <m:r>
-          <m:rPr>
-            <m:nor/>
-            <m:sty m:val="p"/>
-          </m:rPr>
+          <ns8:t>x</ns8:t>
+        </ns8:r>
+        <ns8:r>
+          <ns8:rPr>
+            <ns8:nor/>
+            <ns8:sty ns8:val="p"/>
+          </ns8:rPr>
           <w:rPr>
             <w:rFonts w:hint="default" w:ascii="Times New Roman" w:hAnsi="Times New Roman" w:cs="Times New Roman"/>
             <w:b w:val="0"/>
@@ -10816,9 +9374,9 @@
             <w:sz w:val="24"/>
             <w:u w:val="none"/>
           </w:rPr>
-          <m:t>)</m:t>
-        </m:r>
-      </m:oMath>
+          <ns8:t>)</ns8:t>
+        </ns8:r>
+      </ns8:oMath>
       <w:r>
         <w:rPr>
           <w:rFonts w:hint="default" w:ascii="Times New Roman" w:hAnsi="Times New Roman" w:cs="Times New Roman"/>
@@ -10840,86 +9398,86 @@
           <w:lang w:val="en-US" w:bidi="ar-SA"/>
         </w:rPr>
       </w:pPr>
-      <m:oMathPara>
-        <m:oMath>
-          <m:sSubSup>
-            <m:sSubSupPr>
-              <m:ctrlPr>
+      <ns8:oMathPara>
+        <ns8:oMath>
+          <ns8:sSubSup>
+            <ns8:sSubSupPr>
+              <ns8:ctrlPr>
                 <w:rPr>
                   <w:rFonts w:hint="default" w:ascii="Cambria Math" w:hAnsi="Cambria Math" w:cs="Times New Roman"/>
                   <w:sz w:val="24"/>
                   <w:u w:val="none"/>
                 </w:rPr>
-              </m:ctrlPr>
-            </m:sSubSupPr>
-            <m:e>
-              <m:acc>
-                <m:accPr>
-                  <m:ctrlPr>
+              </ns8:ctrlPr>
+            </ns8:sSubSupPr>
+            <ns8:e>
+              <ns8:acc>
+                <ns8:accPr>
+                  <ns8:ctrlPr>
                     <w:rPr>
                       <w:rFonts w:hint="default" w:ascii="Cambria Math" w:hAnsi="Cambria Math" w:cs="Times New Roman"/>
                       <w:sz w:val="24"/>
                       <w:u w:val="none"/>
                     </w:rPr>
-                  </m:ctrlPr>
-                </m:accPr>
-                <m:e>
-                  <m:r>
-                    <m:rPr>
-                      <m:nor/>
-                    </m:rPr>
+                  </ns8:ctrlPr>
+                </ns8:accPr>
+                <ns8:e>
+                  <ns8:r>
+                    <ns8:rPr>
+                      <ns8:nor/>
+                    </ns8:rPr>
                     <w:rPr>
                       <w:rFonts w:hint="default" w:ascii="Times New Roman" w:hAnsi="Times New Roman" w:cs="Times New Roman"/>
                       <w:i/>
                       <w:sz w:val="24"/>
                       <w:u w:val="none"/>
                     </w:rPr>
-                    <m:t>D</m:t>
-                  </m:r>
-                  <m:ctrlPr>
+                    <ns8:t>D</ns8:t>
+                  </ns8:r>
+                  <ns8:ctrlPr>
                     <w:rPr>
                       <w:rFonts w:hint="default" w:ascii="Cambria Math" w:hAnsi="Cambria Math" w:cs="Times New Roman"/>
                       <w:sz w:val="24"/>
                       <w:u w:val="none"/>
                     </w:rPr>
-                  </m:ctrlPr>
-                </m:e>
-              </m:acc>
-              <m:ctrlPr>
+                  </ns8:ctrlPr>
+                </ns8:e>
+              </ns8:acc>
+              <ns8:ctrlPr>
                 <w:rPr>
                   <w:rFonts w:hint="default" w:ascii="Cambria Math" w:hAnsi="Cambria Math" w:cs="Times New Roman"/>
                   <w:sz w:val="24"/>
                   <w:u w:val="none"/>
                 </w:rPr>
-              </m:ctrlPr>
-            </m:e>
-            <m:sub>
-              <m:r>
-                <m:rPr>
-                  <m:nor/>
-                </m:rPr>
+              </ns8:ctrlPr>
+            </ns8:e>
+            <ns8:sub>
+              <ns8:r>
+                <ns8:rPr>
+                  <ns8:nor/>
+                </ns8:rPr>
                 <w:rPr>
                   <w:rFonts w:hint="default" w:ascii="Times New Roman" w:hAnsi="Times New Roman" w:cs="Times New Roman"/>
                   <w:i/>
                   <w:sz w:val="24"/>
                   <w:u w:val="none"/>
                 </w:rPr>
-                <m:t>k</m:t>
-              </m:r>
-              <m:ctrlPr>
+                <ns8:t>k</ns8:t>
+              </ns8:r>
+              <ns8:ctrlPr>
                 <w:rPr>
                   <w:rFonts w:hint="default" w:ascii="Cambria Math" w:hAnsi="Cambria Math" w:cs="Times New Roman"/>
                   <w:sz w:val="24"/>
                   <w:u w:val="none"/>
                 </w:rPr>
-              </m:ctrlPr>
-            </m:sub>
-            <m:sup>
-              <m:r>
-                <m:rPr>
-                  <m:nor/>
-                  <m:sty m:val="p"/>
-                </m:rPr>
+              </ns8:ctrlPr>
+            </ns8:sub>
+            <ns8:sup>
+              <ns8:r>
+                <ns8:rPr>
+                  <ns8:nor/>
+                  <ns8:sty ns8:val="p"/>
+                </ns8:rPr>
                 <w:rPr>
                   <w:rFonts w:hint="default" w:ascii="Times New Roman" w:hAnsi="Times New Roman" w:cs="Times New Roman"/>
                   <w:b w:val="0"/>
@@ -10927,25 +9485,25 @@
                   <w:sz w:val="24"/>
                   <w:u w:val="none"/>
                 </w:rPr>
-                <m:t>(</m:t>
-              </m:r>
-              <m:r>
-                <m:rPr>
-                  <m:nor/>
-                </m:rPr>
+                <ns8:t>(</ns8:t>
+              </ns8:r>
+              <ns8:r>
+                <ns8:rPr>
+                  <ns8:nor/>
+                </ns8:rPr>
                 <w:rPr>
                   <w:rFonts w:hint="default" w:ascii="Times New Roman" w:hAnsi="Times New Roman" w:cs="Times New Roman"/>
                   <w:i/>
                   <w:sz w:val="24"/>
                   <w:u w:val="none"/>
                 </w:rPr>
-                <m:t>R</m:t>
-              </m:r>
-              <m:r>
-                <m:rPr>
-                  <m:nor/>
-                  <m:sty m:val="p"/>
-                </m:rPr>
+                <ns8:t>R</ns8:t>
+              </ns8:r>
+              <ns8:r>
+                <ns8:rPr>
+                  <ns8:nor/>
+                  <ns8:sty ns8:val="p"/>
+                </ns8:rPr>
                 <w:rPr>
                   <w:rFonts w:hint="default" w:ascii="Times New Roman" w:hAnsi="Times New Roman" w:cs="Times New Roman"/>
                   <w:b w:val="0"/>
@@ -10953,22 +9511,22 @@
                   <w:sz w:val="24"/>
                   <w:u w:val="none"/>
                 </w:rPr>
-                <m:t>)</m:t>
-              </m:r>
-              <m:ctrlPr>
+                <ns8:t>)</ns8:t>
+              </ns8:r>
+              <ns8:ctrlPr>
                 <w:rPr>
                   <w:rFonts w:hint="default" w:ascii="Cambria Math" w:hAnsi="Cambria Math" w:cs="Times New Roman"/>
                   <w:sz w:val="24"/>
                   <w:u w:val="none"/>
                 </w:rPr>
-              </m:ctrlPr>
-            </m:sup>
-          </m:sSubSup>
-          <m:r>
-            <m:rPr>
-              <m:nor/>
-              <m:sty m:val="p"/>
-            </m:rPr>
+              </ns8:ctrlPr>
+            </ns8:sup>
+          </ns8:sSubSup>
+          <ns8:r>
+            <ns8:rPr>
+              <ns8:nor/>
+              <ns8:sty ns8:val="p"/>
+            </ns8:rPr>
             <w:rPr>
               <w:rFonts w:hint="default" w:ascii="Times New Roman" w:hAnsi="Times New Roman" w:cs="Times New Roman"/>
               <w:b w:val="0"/>
@@ -10976,25 +9534,25 @@
               <w:sz w:val="24"/>
               <w:u w:val="none"/>
             </w:rPr>
-            <m:t>=</m:t>
-          </m:r>
-          <m:f>
-            <m:fPr>
-              <m:ctrlPr>
+            <ns8:t>=</ns8:t>
+          </ns8:r>
+          <ns8:f>
+            <ns8:fPr>
+              <ns8:ctrlPr>
                 <w:rPr>
                   <w:rFonts w:hint="default" w:ascii="Cambria Math" w:hAnsi="Cambria Math" w:cs="Times New Roman"/>
                   <w:i/>
                   <w:sz w:val="24"/>
                   <w:u w:val="none"/>
                 </w:rPr>
-              </m:ctrlPr>
-            </m:fPr>
-            <m:num>
-              <m:r>
-                <m:rPr>
-                  <m:nor/>
-                  <m:sty m:val="p"/>
-                </m:rPr>
+              </ns8:ctrlPr>
+            </ns8:fPr>
+            <ns8:num>
+              <ns8:r>
+                <ns8:rPr>
+                  <ns8:nor/>
+                  <ns8:sty ns8:val="p"/>
+                </ns8:rPr>
                 <w:rPr>
                   <w:rFonts w:hint="default" w:ascii="Times New Roman" w:hAnsi="Times New Roman" w:cs="Times New Roman"/>
                   <w:b w:val="0"/>
@@ -11002,69 +9560,69 @@
                   <w:sz w:val="24"/>
                   <w:u w:val="none"/>
                 </w:rPr>
-                <m:t>1</m:t>
-              </m:r>
-              <m:ctrlPr>
+                <ns8:t>1</ns8:t>
+              </ns8:r>
+              <ns8:ctrlPr>
                 <w:rPr>
                   <w:rFonts w:hint="default" w:ascii="Cambria Math" w:hAnsi="Cambria Math" w:cs="Times New Roman"/>
                   <w:sz w:val="24"/>
                   <w:u w:val="none"/>
                 </w:rPr>
-              </m:ctrlPr>
-            </m:num>
-            <m:den>
-              <m:r>
-                <m:rPr>
-                  <m:nor/>
-                </m:rPr>
+              </ns8:ctrlPr>
+            </ns8:num>
+            <ns8:den>
+              <ns8:r>
+                <ns8:rPr>
+                  <ns8:nor/>
+                </ns8:rPr>
                 <w:rPr>
                   <w:rFonts w:hint="default" w:ascii="Times New Roman" w:hAnsi="Times New Roman" w:cs="Times New Roman"/>
                   <w:i/>
                   <w:sz w:val="24"/>
                   <w:u w:val="none"/>
                 </w:rPr>
-                <m:t>T</m:t>
-              </m:r>
-              <m:ctrlPr>
+                <ns8:t>T</ns8:t>
+              </ns8:r>
+              <ns8:ctrlPr>
                 <w:rPr>
                   <w:rFonts w:hint="default" w:ascii="Cambria Math" w:hAnsi="Cambria Math" w:cs="Times New Roman"/>
                   <w:sz w:val="24"/>
                   <w:u w:val="none"/>
                 </w:rPr>
-              </m:ctrlPr>
-            </m:den>
-          </m:f>
-          <m:nary>
-            <m:naryPr>
-              <m:chr m:val="∑"/>
-              <m:limLoc m:val="undOvr"/>
-              <m:ctrlPr>
+              </ns8:ctrlPr>
+            </ns8:den>
+          </ns8:f>
+          <ns8:nary>
+            <ns8:naryPr>
+              <ns8:chr ns8:val="∑"/>
+              <ns8:limLoc ns8:val="undOvr"/>
+              <ns8:ctrlPr>
                 <w:rPr>
                   <w:rFonts w:hint="default" w:ascii="Cambria Math" w:hAnsi="Cambria Math" w:cs="Times New Roman"/>
                   <w:i/>
                   <w:sz w:val="24"/>
                   <w:u w:val="none"/>
                 </w:rPr>
-              </m:ctrlPr>
-            </m:naryPr>
-            <m:sub>
-              <m:r>
-                <m:rPr>
-                  <m:nor/>
-                </m:rPr>
+              </ns8:ctrlPr>
+            </ns8:naryPr>
+            <ns8:sub>
+              <ns8:r>
+                <ns8:rPr>
+                  <ns8:nor/>
+                </ns8:rPr>
                 <w:rPr>
                   <w:rFonts w:hint="default" w:ascii="Times New Roman" w:hAnsi="Times New Roman" w:cs="Times New Roman"/>
                   <w:i/>
                   <w:sz w:val="24"/>
                   <w:u w:val="none"/>
                 </w:rPr>
-                <m:t>t</m:t>
-              </m:r>
-              <m:r>
-                <m:rPr>
-                  <m:nor/>
-                  <m:sty m:val="p"/>
-                </m:rPr>
+                <ns8:t>t</ns8:t>
+              </ns8:r>
+              <ns8:r>
+                <ns8:rPr>
+                  <ns8:nor/>
+                  <ns8:sty ns8:val="p"/>
+                </ns8:rPr>
                 <w:rPr>
                   <w:rFonts w:hint="default" w:ascii="Times New Roman" w:hAnsi="Times New Roman" w:cs="Times New Roman"/>
                   <w:b w:val="0"/>
@@ -11072,105 +9630,105 @@
                   <w:sz w:val="24"/>
                   <w:u w:val="none"/>
                 </w:rPr>
-                <m:t>=1</m:t>
-              </m:r>
-              <m:ctrlPr>
+                <ns8:t>=1</ns8:t>
+              </ns8:r>
+              <ns8:ctrlPr>
                 <w:rPr>
                   <w:rFonts w:hint="default" w:ascii="Cambria Math" w:hAnsi="Cambria Math" w:cs="Times New Roman"/>
                   <w:sz w:val="24"/>
                   <w:u w:val="none"/>
                 </w:rPr>
-              </m:ctrlPr>
-            </m:sub>
-            <m:sup>
-              <m:r>
-                <m:rPr>
-                  <m:nor/>
-                </m:rPr>
+              </ns8:ctrlPr>
+            </ns8:sub>
+            <ns8:sup>
+              <ns8:r>
+                <ns8:rPr>
+                  <ns8:nor/>
+                </ns8:rPr>
                 <w:rPr>
                   <w:rFonts w:hint="default" w:ascii="Times New Roman" w:hAnsi="Times New Roman" w:cs="Times New Roman"/>
                   <w:i/>
                   <w:sz w:val="24"/>
                   <w:u w:val="none"/>
                 </w:rPr>
-                <m:t>T</m:t>
-              </m:r>
-              <m:ctrlPr>
+                <ns8:t>T</ns8:t>
+              </ns8:r>
+              <ns8:ctrlPr>
                 <w:rPr>
                   <w:rFonts w:hint="default" w:ascii="Cambria Math" w:hAnsi="Cambria Math" w:cs="Times New Roman"/>
                   <w:sz w:val="24"/>
                   <w:u w:val="none"/>
                 </w:rPr>
-              </m:ctrlPr>
-            </m:sup>
-            <m:e>
-              <m:sSub>
-                <m:sSubPr>
-                  <m:ctrlPr>
+              </ns8:ctrlPr>
+            </ns8:sup>
+            <ns8:e>
+              <ns8:sSub>
+                <ns8:sSubPr>
+                  <ns8:ctrlPr>
                     <w:rPr>
                       <w:rFonts w:hint="default" w:ascii="Cambria Math" w:hAnsi="Cambria Math" w:cs="Times New Roman"/>
                       <w:sz w:val="24"/>
                       <w:u w:val="none"/>
                     </w:rPr>
-                  </m:ctrlPr>
-                </m:sSubPr>
-                <m:e>
-                  <m:r>
-                    <m:rPr>
-                      <m:nor/>
-                    </m:rPr>
+                  </ns8:ctrlPr>
+                </ns8:sSubPr>
+                <ns8:e>
+                  <ns8:r>
+                    <ns8:rPr>
+                      <ns8:nor/>
+                    </ns8:rPr>
                     <w:rPr>
                       <w:rFonts w:hint="default" w:ascii="Times New Roman" w:hAnsi="Times New Roman" w:cs="Times New Roman"/>
                       <w:i/>
                       <w:sz w:val="24"/>
                       <w:u w:val="none"/>
                     </w:rPr>
-                    <m:t>f</m:t>
-                  </m:r>
-                  <m:ctrlPr>
+                    <ns8:t>f</ns8:t>
+                  </ns8:r>
+                  <ns8:ctrlPr>
                     <w:rPr>
                       <w:rFonts w:hint="default" w:ascii="Cambria Math" w:hAnsi="Cambria Math" w:cs="Times New Roman"/>
                       <w:sz w:val="24"/>
                       <w:u w:val="none"/>
                     </w:rPr>
-                  </m:ctrlPr>
-                </m:e>
-                <m:sub>
-                  <m:r>
-                    <m:rPr>
-                      <m:nor/>
-                    </m:rPr>
+                  </ns8:ctrlPr>
+                </ns8:e>
+                <ns8:sub>
+                  <ns8:r>
+                    <ns8:rPr>
+                      <ns8:nor/>
+                    </ns8:rPr>
                     <w:rPr>
                       <w:rFonts w:hint="default" w:ascii="Times New Roman" w:hAnsi="Times New Roman" w:cs="Times New Roman"/>
                       <w:i/>
                       <w:sz w:val="24"/>
                       <w:u w:val="none"/>
                     </w:rPr>
-                    <m:t>t</m:t>
-                  </m:r>
-                  <m:ctrlPr>
+                    <ns8:t>t</ns8:t>
+                  </ns8:r>
+                  <ns8:ctrlPr>
                     <w:rPr>
                       <w:rFonts w:hint="default" w:ascii="Cambria Math" w:hAnsi="Cambria Math" w:cs="Times New Roman"/>
                       <w:sz w:val="24"/>
                       <w:u w:val="none"/>
                     </w:rPr>
-                  </m:ctrlPr>
-                </m:sub>
-              </m:sSub>
-              <m:ctrlPr>
+                  </ns8:ctrlPr>
+                </ns8:sub>
+              </ns8:sSub>
+              <ns8:ctrlPr>
                 <w:rPr>
                   <w:rFonts w:hint="default" w:ascii="Cambria Math" w:hAnsi="Cambria Math" w:cs="Times New Roman"/>
                   <w:sz w:val="24"/>
                   <w:u w:val="none"/>
                 </w:rPr>
-              </m:ctrlPr>
-            </m:e>
-          </m:nary>
-          <m:r>
-            <m:rPr>
-              <m:nor/>
-              <m:sty m:val="p"/>
-            </m:rPr>
+              </ns8:ctrlPr>
+            </ns8:e>
+          </ns8:nary>
+          <ns8:r>
+            <ns8:rPr>
+              <ns8:nor/>
+              <ns8:sty ns8:val="p"/>
+            </ns8:rPr>
             <w:rPr>
               <w:rFonts w:hint="default" w:ascii="Times New Roman" w:hAnsi="Times New Roman" w:cs="Times New Roman"/>
               <w:b w:val="0"/>
@@ -11178,13 +9736,13 @@
               <w:sz w:val="24"/>
               <w:u w:val="none"/>
             </w:rPr>
-            <m:t>(</m:t>
-          </m:r>
-          <m:r>
-            <m:rPr>
-              <m:nor/>
-              <m:sty m:val="bi"/>
-            </m:rPr>
+            <ns8:t>(</ns8:t>
+          </ns8:r>
+          <ns8:r>
+            <ns8:rPr>
+              <ns8:nor/>
+              <ns8:sty ns8:val="bi"/>
+            </ns8:rPr>
             <w:rPr>
               <w:rFonts w:hint="default" w:ascii="Times New Roman" w:hAnsi="Times New Roman" w:cs="Times New Roman"/>
               <w:b/>
@@ -11192,13 +9750,13 @@
               <w:sz w:val="24"/>
               <w:u w:val="none"/>
             </w:rPr>
-            <m:t>x</m:t>
-          </m:r>
-          <m:r>
-            <m:rPr>
-              <m:nor/>
-              <m:sty m:val="p"/>
-            </m:rPr>
+            <ns8:t>x</ns8:t>
+          </ns8:r>
+          <ns8:r>
+            <ns8:rPr>
+              <ns8:nor/>
+              <ns8:sty ns8:val="p"/>
+            </ns8:rPr>
             <w:rPr>
               <w:rFonts w:hint="default" w:ascii="Times New Roman" w:hAnsi="Times New Roman" w:cs="Times New Roman"/>
               <w:b w:val="0"/>
@@ -11206,10 +9764,10 @@
               <w:sz w:val="24"/>
               <w:u w:val="none"/>
             </w:rPr>
-            <m:t>)</m:t>
-          </m:r>
-        </m:oMath>
-      </m:oMathPara>
+            <ns8:t>)</ns8:t>
+          </ns8:r>
+        </ns8:oMath>
+      </ns8:oMathPara>
     </w:p>
     <w:p>
       <w:pPr>
@@ -11274,43 +9832,43 @@
         </w:rPr>
         <w:t xml:space="preserve">等级。第 </w:t>
       </w:r>
-      <m:oMath>
-        <m:r>
-          <m:rPr>
-            <m:nor/>
-          </m:rPr>
+      <ns8:oMath>
+        <ns8:r>
+          <ns8:rPr>
+            <ns8:nor/>
+          </ns8:rPr>
           <w:rPr>
             <w:rFonts w:hint="default" w:ascii="Times New Roman" w:hAnsi="Times New Roman" w:cs="Times New Roman"/>
             <w:i/>
             <w:sz w:val="24"/>
             <w:u w:val="none"/>
           </w:rPr>
-          <m:t>t</m:t>
-        </m:r>
-      </m:oMath>
+          <ns8:t>t</ns8:t>
+        </ns8:r>
+      </ns8:oMath>
       <w:r>
         <w:rPr>
           <w:rFonts w:hint="default" w:ascii="Times New Roman" w:hAnsi="Times New Roman" w:cs="Times New Roman"/>
         </w:rPr>
         <w:t xml:space="preserve"> 棵分类树的输出记为 </w:t>
       </w:r>
-      <m:oMath>
-        <m:sSub>
-          <m:sSubPr>
-            <m:ctrlPr>
+      <ns8:oMath>
+        <ns8:sSub>
+          <ns8:sSubPr>
+            <ns8:ctrlPr>
               <w:rPr>
                 <w:rFonts w:hint="default" w:ascii="Cambria Math" w:hAnsi="Cambria Math" w:cs="Times New Roman"/>
                 <w:sz w:val="24"/>
                 <w:u w:val="none"/>
               </w:rPr>
-            </m:ctrlPr>
-          </m:sSubPr>
-          <m:e>
-            <m:r>
-              <m:rPr>
-                <m:nor/>
-                <m:sty m:val="p"/>
-              </m:rPr>
+            </ns8:ctrlPr>
+          </ns8:sSubPr>
+          <ns8:e>
+            <ns8:r>
+              <ns8:rPr>
+                <ns8:nor/>
+                <ns8:sty ns8:val="p"/>
+              </ns8:rPr>
               <w:rPr>
                 <w:rFonts w:hint="default" w:ascii="Times New Roman" w:hAnsi="Times New Roman" w:cs="Times New Roman"/>
                 <w:b w:val="0"/>
@@ -11318,43 +9876,43 @@
                 <w:sz w:val="24"/>
                 <w:u w:val="none"/>
               </w:rPr>
-              <m:t>h</m:t>
-            </m:r>
-            <m:ctrlPr>
+              <ns8:t>h</ns8:t>
+            </ns8:r>
+            <ns8:ctrlPr>
               <w:rPr>
                 <w:rFonts w:hint="default" w:ascii="Cambria Math" w:hAnsi="Cambria Math" w:cs="Times New Roman"/>
                 <w:sz w:val="24"/>
                 <w:u w:val="none"/>
               </w:rPr>
-            </m:ctrlPr>
-          </m:e>
-          <m:sub>
-            <m:r>
-              <m:rPr>
-                <m:nor/>
-              </m:rPr>
+            </ns8:ctrlPr>
+          </ns8:e>
+          <ns8:sub>
+            <ns8:r>
+              <ns8:rPr>
+                <ns8:nor/>
+              </ns8:rPr>
               <w:rPr>
                 <w:rFonts w:hint="default" w:ascii="Times New Roman" w:hAnsi="Times New Roman" w:cs="Times New Roman"/>
                 <w:i/>
                 <w:sz w:val="24"/>
                 <w:u w:val="none"/>
               </w:rPr>
-              <m:t>t</m:t>
-            </m:r>
-            <m:ctrlPr>
+              <ns8:t>t</ns8:t>
+            </ns8:r>
+            <ns8:ctrlPr>
               <w:rPr>
                 <w:rFonts w:hint="default" w:ascii="Cambria Math" w:hAnsi="Cambria Math" w:cs="Times New Roman"/>
                 <w:sz w:val="24"/>
                 <w:u w:val="none"/>
               </w:rPr>
-            </m:ctrlPr>
-          </m:sub>
-        </m:sSub>
-        <m:r>
-          <m:rPr>
-            <m:nor/>
-            <m:sty m:val="p"/>
-          </m:rPr>
+            </ns8:ctrlPr>
+          </ns8:sub>
+        </ns8:sSub>
+        <ns8:r>
+          <ns8:rPr>
+            <ns8:nor/>
+            <ns8:sty ns8:val="p"/>
+          </ns8:rPr>
           <w:rPr>
             <w:rFonts w:hint="default" w:ascii="Times New Roman" w:hAnsi="Times New Roman" w:cs="Times New Roman"/>
             <w:b w:val="0"/>
@@ -11362,25 +9920,25 @@
             <w:sz w:val="24"/>
             <w:u w:val="none"/>
           </w:rPr>
-          <m:t>(</m:t>
-        </m:r>
-        <m:r>
-          <m:rPr>
-            <m:nor/>
-          </m:rPr>
+          <ns8:t>(</ns8:t>
+        </ns8:r>
+        <ns8:r>
+          <ns8:rPr>
+            <ns8:nor/>
+          </ns8:rPr>
           <w:rPr>
             <w:rFonts w:hint="default" w:ascii="Times New Roman" w:hAnsi="Times New Roman" w:cs="Times New Roman"/>
             <w:i/>
             <w:sz w:val="24"/>
             <w:u w:val="none"/>
           </w:rPr>
-          <m:t>x</m:t>
-        </m:r>
-        <m:r>
-          <m:rPr>
-            <m:nor/>
-            <m:sty m:val="p"/>
-          </m:rPr>
+          <ns8:t>x</ns8:t>
+        </ns8:r>
+        <ns8:r>
+          <ns8:rPr>
+            <ns8:nor/>
+            <ns8:sty ns8:val="p"/>
+          </ns8:rPr>
           <w:rPr>
             <w:rFonts w:hint="default" w:ascii="Times New Roman" w:hAnsi="Times New Roman" w:cs="Times New Roman"/>
             <w:b w:val="0"/>
@@ -11388,9 +9946,9 @@
             <w:sz w:val="24"/>
             <w:u w:val="none"/>
           </w:rPr>
-          <m:t>)</m:t>
-        </m:r>
-      </m:oMath>
+          <ns8:t>)</ns8:t>
+        </ns8:r>
+      </ns8:oMath>
       <w:r>
         <w:rPr>
           <w:rFonts w:hint="default" w:ascii="Times New Roman" w:hAnsi="Times New Roman" w:cs="Times New Roman"/>
@@ -11405,45 +9963,45 @@
           <w:rFonts w:hint="default" w:ascii="Times New Roman" w:hAnsi="Times New Roman" w:cs="Times New Roman"/>
         </w:rPr>
       </w:pPr>
-      <m:oMathPara>
-        <m:oMath>
-          <m:acc>
-            <m:accPr>
-              <m:ctrlPr>
+      <ns8:oMathPara>
+        <ns8:oMath>
+          <ns8:acc>
+            <ns8:accPr>
+              <ns8:ctrlPr>
                 <w:rPr>
                   <w:rFonts w:hint="default" w:ascii="Cambria Math" w:hAnsi="Cambria Math" w:cs="Times New Roman"/>
                   <w:sz w:val="24"/>
                   <w:u w:val="none"/>
                 </w:rPr>
-              </m:ctrlPr>
-            </m:accPr>
-            <m:e>
-              <m:r>
-                <m:rPr>
-                  <m:nor/>
-                </m:rPr>
+              </ns8:ctrlPr>
+            </ns8:accPr>
+            <ns8:e>
+              <ns8:r>
+                <ns8:rPr>
+                  <ns8:nor/>
+                </ns8:rPr>
                 <w:rPr>
                   <w:rFonts w:hint="default" w:ascii="Times New Roman" w:hAnsi="Times New Roman" w:cs="Times New Roman"/>
                   <w:i/>
                   <w:sz w:val="24"/>
                   <w:u w:val="none"/>
                 </w:rPr>
-                <m:t>g</m:t>
-              </m:r>
-              <m:ctrlPr>
+                <ns8:t>g</ns8:t>
+              </ns8:r>
+              <ns8:ctrlPr>
                 <w:rPr>
                   <w:rFonts w:hint="default" w:ascii="Cambria Math" w:hAnsi="Cambria Math" w:cs="Times New Roman"/>
                   <w:sz w:val="24"/>
                   <w:u w:val="none"/>
                 </w:rPr>
-              </m:ctrlPr>
-            </m:e>
-          </m:acc>
-          <m:r>
-            <m:rPr>
-              <m:nor/>
-              <m:sty m:val="p"/>
-            </m:rPr>
+              </ns8:ctrlPr>
+            </ns8:e>
+          </ns8:acc>
+          <ns8:r>
+            <ns8:rPr>
+              <ns8:nor/>
+              <ns8:sty ns8:val="p"/>
+            </ns8:rPr>
             <w:rPr>
               <w:rFonts w:hint="default" w:ascii="Times New Roman" w:hAnsi="Times New Roman" w:cs="Times New Roman"/>
               <w:b w:val="0"/>
@@ -11451,67 +10009,67 @@
               <w:sz w:val="24"/>
               <w:u w:val="none"/>
             </w:rPr>
-            <m:t>=</m:t>
-          </m:r>
-          <m:func>
-            <m:funcPr>
-              <m:ctrlPr>
+            <ns8:t>=</ns8:t>
+          </ns8:r>
+          <ns8:func>
+            <ns8:funcPr>
+              <ns8:ctrlPr>
                 <w:rPr>
                   <w:rFonts w:hint="default" w:ascii="Cambria Math" w:hAnsi="Cambria Math" w:cs="Times New Roman"/>
                   <w:sz w:val="24"/>
                   <w:u w:val="none"/>
                 </w:rPr>
-              </m:ctrlPr>
-            </m:funcPr>
-            <m:fName>
-              <m:r>
-                <m:rPr>
-                  <m:nor/>
-                </m:rPr>
+              </ns8:ctrlPr>
+            </ns8:funcPr>
+            <ns8:fName>
+              <ns8:r>
+                <ns8:rPr>
+                  <ns8:nor/>
+                </ns8:rPr>
                 <w:rPr>
                   <w:rFonts w:hint="default" w:ascii="Times New Roman" w:hAnsi="Times New Roman" w:cs="Times New Roman"/>
                   <w:i/>
                   <w:sz w:val="24"/>
                   <w:u w:val="none"/>
                 </w:rPr>
-                <m:t>arg</m:t>
-              </m:r>
-              <m:ctrlPr>
+                <ns8:t>arg</ns8:t>
+              </ns8:r>
+              <ns8:ctrlPr>
                 <w:rPr>
                   <w:rFonts w:hint="default" w:ascii="Cambria Math" w:hAnsi="Cambria Math" w:cs="Times New Roman"/>
                   <w:sz w:val="24"/>
                   <w:u w:val="none"/>
                 </w:rPr>
-              </m:ctrlPr>
-            </m:fName>
-            <m:e>
-              <m:func>
-                <m:funcPr>
-                  <m:ctrlPr>
+              </ns8:ctrlPr>
+            </ns8:fName>
+            <ns8:e>
+              <ns8:func>
+                <ns8:funcPr>
+                  <ns8:ctrlPr>
                     <w:rPr>
                       <w:rFonts w:hint="default" w:ascii="Cambria Math" w:hAnsi="Cambria Math" w:cs="Times New Roman"/>
                       <w:sz w:val="24"/>
                       <w:u w:val="none"/>
                     </w:rPr>
-                  </m:ctrlPr>
-                </m:funcPr>
-                <m:fName>
-                  <m:limLow>
-                    <m:limLowPr>
-                      <m:ctrlPr>
+                  </ns8:ctrlPr>
+                </ns8:funcPr>
+                <ns8:fName>
+                  <ns8:limLow>
+                    <ns8:limLowPr>
+                      <ns8:ctrlPr>
                         <w:rPr>
                           <w:rFonts w:hint="default" w:ascii="Cambria Math" w:hAnsi="Cambria Math" w:cs="Times New Roman"/>
                           <w:sz w:val="24"/>
                           <w:u w:val="none"/>
                         </w:rPr>
-                      </m:ctrlPr>
-                    </m:limLowPr>
-                    <m:e>
-                      <m:r>
-                        <m:rPr>
-                          <m:nor/>
-                          <m:sty m:val="p"/>
-                        </m:rPr>
+                      </ns8:ctrlPr>
+                    </ns8:limLowPr>
+                    <ns8:e>
+                      <ns8:r>
+                        <ns8:rPr>
+                          <ns8:nor/>
+                          <ns8:sty ns8:val="p"/>
+                        </ns8:rPr>
                         <w:rPr>
                           <w:rFonts w:hint="default" w:ascii="Times New Roman" w:hAnsi="Times New Roman" w:cs="Times New Roman"/>
                           <w:b w:val="0"/>
@@ -11519,34 +10077,34 @@
                           <w:sz w:val="24"/>
                           <w:u w:val="none"/>
                         </w:rPr>
-                        <m:t>max</m:t>
-                      </m:r>
-                      <m:ctrlPr>
+                        <ns8:t>max</ns8:t>
+                      </ns8:r>
+                      <ns8:ctrlPr>
                         <w:rPr>
                           <w:rFonts w:hint="default" w:ascii="Cambria Math" w:hAnsi="Cambria Math" w:cs="Times New Roman"/>
                           <w:sz w:val="24"/>
                           <w:u w:val="none"/>
                         </w:rPr>
-                      </m:ctrlPr>
-                    </m:e>
-                    <m:lim>
-                      <m:r>
-                        <m:rPr>
-                          <m:nor/>
-                        </m:rPr>
+                      </ns8:ctrlPr>
+                    </ns8:e>
+                    <ns8:lim>
+                      <ns8:r>
+                        <ns8:rPr>
+                          <ns8:nor/>
+                        </ns8:rPr>
                         <w:rPr>
                           <w:rFonts w:hint="default" w:ascii="Times New Roman" w:hAnsi="Times New Roman" w:cs="Times New Roman"/>
                           <w:i/>
                           <w:sz w:val="24"/>
                           <w:u w:val="none"/>
                         </w:rPr>
-                        <m:t>c</m:t>
-                      </m:r>
-                      <m:r>
-                        <m:rPr>
-                          <m:nor/>
-                          <m:sty m:val="p"/>
-                        </m:rPr>
+                        <ns8:t>c</ns8:t>
+                      </ns8:r>
+                      <ns8:r>
+                        <ns8:rPr>
+                          <ns8:nor/>
+                          <ns8:sty ns8:val="p"/>
+                        </ns8:rPr>
                         <w:rPr>
                           <w:rFonts w:hint="default" w:ascii="Times New Roman" w:hAnsi="Times New Roman" w:cs="Times New Roman"/>
                           <w:b w:val="0"/>
@@ -11554,57 +10112,57 @@
                           <w:sz w:val="24"/>
                           <w:u w:val="none"/>
                         </w:rPr>
-                        <m:t>∈{0,1,2,3}</m:t>
-                      </m:r>
-                      <m:ctrlPr>
+                        <ns8:t>∈{0,1,2,3}</ns8:t>
+                      </ns8:r>
+                      <ns8:ctrlPr>
                         <w:rPr>
                           <w:rFonts w:hint="default" w:ascii="Cambria Math" w:hAnsi="Cambria Math" w:cs="Times New Roman"/>
                           <w:sz w:val="24"/>
                           <w:u w:val="none"/>
                         </w:rPr>
-                      </m:ctrlPr>
-                    </m:lim>
-                  </m:limLow>
-                  <m:ctrlPr>
+                      </ns8:ctrlPr>
+                    </ns8:lim>
+                  </ns8:limLow>
+                  <ns8:ctrlPr>
                     <w:rPr>
                       <w:rFonts w:hint="default" w:ascii="Cambria Math" w:hAnsi="Cambria Math" w:cs="Times New Roman"/>
                       <w:sz w:val="24"/>
                       <w:u w:val="none"/>
                     </w:rPr>
-                  </m:ctrlPr>
-                </m:fName>
-                <m:e>
-                  <m:nary>
-                    <m:naryPr>
-                      <m:chr m:val="∑"/>
-                      <m:limLoc m:val="undOvr"/>
-                      <m:ctrlPr>
+                  </ns8:ctrlPr>
+                </ns8:fName>
+                <ns8:e>
+                  <ns8:nary>
+                    <ns8:naryPr>
+                      <ns8:chr ns8:val="∑"/>
+                      <ns8:limLoc ns8:val="undOvr"/>
+                      <ns8:ctrlPr>
                         <w:rPr>
                           <w:rFonts w:hint="default" w:ascii="Cambria Math" w:hAnsi="Cambria Math" w:cs="Times New Roman"/>
                           <w:i/>
                           <w:sz w:val="24"/>
                           <w:u w:val="none"/>
                         </w:rPr>
-                      </m:ctrlPr>
-                    </m:naryPr>
-                    <m:sub>
-                      <m:r>
-                        <m:rPr>
-                          <m:nor/>
-                        </m:rPr>
+                      </ns8:ctrlPr>
+                    </ns8:naryPr>
+                    <ns8:sub>
+                      <ns8:r>
+                        <ns8:rPr>
+                          <ns8:nor/>
+                        </ns8:rPr>
                         <w:rPr>
                           <w:rFonts w:hint="default" w:ascii="Times New Roman" w:hAnsi="Times New Roman" w:cs="Times New Roman"/>
                           <w:i/>
                           <w:sz w:val="24"/>
                           <w:u w:val="none"/>
                         </w:rPr>
-                        <m:t>t</m:t>
-                      </m:r>
-                      <m:r>
-                        <m:rPr>
-                          <m:nor/>
-                          <m:sty m:val="p"/>
-                        </m:rPr>
+                        <ns8:t>t</ns8:t>
+                      </ns8:r>
+                      <ns8:r>
+                        <ns8:rPr>
+                          <ns8:nor/>
+                          <ns8:sty ns8:val="p"/>
+                        </ns8:rPr>
                         <w:rPr>
                           <w:rFonts w:hint="default" w:ascii="Times New Roman" w:hAnsi="Times New Roman" w:cs="Times New Roman"/>
                           <w:b w:val="0"/>
@@ -11612,43 +10170,43 @@
                           <w:sz w:val="24"/>
                           <w:u w:val="none"/>
                         </w:rPr>
-                        <m:t>=1</m:t>
-                      </m:r>
-                      <m:ctrlPr>
+                        <ns8:t>=1</ns8:t>
+                      </ns8:r>
+                      <ns8:ctrlPr>
                         <w:rPr>
                           <w:rFonts w:hint="default" w:ascii="Cambria Math" w:hAnsi="Cambria Math" w:cs="Times New Roman"/>
                           <w:sz w:val="24"/>
                           <w:u w:val="none"/>
                         </w:rPr>
-                      </m:ctrlPr>
-                    </m:sub>
-                    <m:sup>
-                      <m:r>
-                        <m:rPr>
-                          <m:nor/>
-                        </m:rPr>
+                      </ns8:ctrlPr>
+                    </ns8:sub>
+                    <ns8:sup>
+                      <ns8:r>
+                        <ns8:rPr>
+                          <ns8:nor/>
+                        </ns8:rPr>
                         <w:rPr>
                           <w:rFonts w:hint="default" w:ascii="Times New Roman" w:hAnsi="Times New Roman" w:cs="Times New Roman"/>
                           <w:i/>
                           <w:sz w:val="24"/>
                           <w:u w:val="none"/>
                         </w:rPr>
-                        <m:t>T</m:t>
-                      </m:r>
-                      <m:ctrlPr>
+                        <ns8:t>T</ns8:t>
+                      </ns8:r>
+                      <ns8:ctrlPr>
                         <w:rPr>
                           <w:rFonts w:hint="default" w:ascii="Cambria Math" w:hAnsi="Cambria Math" w:cs="Times New Roman"/>
                           <w:sz w:val="24"/>
                           <w:u w:val="none"/>
                         </w:rPr>
-                      </m:ctrlPr>
-                    </m:sup>
-                    <m:e>
-                      <m:r>
-                        <m:rPr>
-                          <m:nor/>
-                          <m:sty m:val="b"/>
-                        </m:rPr>
+                      </ns8:ctrlPr>
+                    </ns8:sup>
+                    <ns8:e>
+                      <ns8:r>
+                        <ns8:rPr>
+                          <ns8:nor/>
+                          <ns8:sty ns8:val="b"/>
+                        </ns8:rPr>
                         <w:rPr>
                           <w:rFonts w:hint="default" w:ascii="Times New Roman" w:hAnsi="Times New Roman" w:cs="Times New Roman"/>
                           <w:b/>
@@ -11656,66 +10214,66 @@
                           <w:sz w:val="24"/>
                           <w:u w:val="none"/>
                         </w:rPr>
-                        <m:t>1</m:t>
-                      </m:r>
-                      <m:ctrlPr>
+                        <ns8:t>1</ns8:t>
+                      </ns8:r>
+                      <ns8:ctrlPr>
                         <w:rPr>
                           <w:rFonts w:hint="default" w:ascii="Cambria Math" w:hAnsi="Cambria Math" w:cs="Times New Roman"/>
                           <w:sz w:val="24"/>
                           <w:u w:val="none"/>
                         </w:rPr>
-                      </m:ctrlPr>
-                    </m:e>
-                  </m:nary>
-                  <m:ctrlPr>
+                      </ns8:ctrlPr>
+                    </ns8:e>
+                  </ns8:nary>
+                  <ns8:ctrlPr>
                     <w:rPr>
                       <w:rFonts w:hint="default" w:ascii="Cambria Math" w:hAnsi="Cambria Math" w:cs="Times New Roman"/>
                       <w:i/>
                       <w:sz w:val="24"/>
                       <w:u w:val="none"/>
                     </w:rPr>
-                  </m:ctrlPr>
-                </m:e>
-              </m:func>
-              <m:ctrlPr>
+                  </ns8:ctrlPr>
+                </ns8:e>
+              </ns8:func>
+              <ns8:ctrlPr>
                 <w:rPr>
                   <w:rFonts w:hint="default" w:ascii="Cambria Math" w:hAnsi="Cambria Math" w:cs="Times New Roman"/>
                   <w:sz w:val="24"/>
                   <w:u w:val="none"/>
                 </w:rPr>
-              </m:ctrlPr>
-            </m:e>
-          </m:func>
-          <m:d>
-            <m:dPr>
-              <m:begChr m:val="["/>
-              <m:endChr m:val="]"/>
-              <m:ctrlPr>
+              </ns8:ctrlPr>
+            </ns8:e>
+          </ns8:func>
+          <ns8:d>
+            <ns8:dPr>
+              <ns8:begChr ns8:val="["/>
+              <ns8:endChr ns8:val="]"/>
+              <ns8:ctrlPr>
                 <w:rPr>
                   <w:rFonts w:hint="default" w:ascii="Cambria Math" w:hAnsi="Cambria Math" w:cs="Times New Roman"/>
                   <w:i/>
                   <w:sz w:val="24"/>
                   <w:u w:val="none"/>
                 </w:rPr>
-              </m:ctrlPr>
-            </m:dPr>
-            <m:e>
-              <m:sSub>
-                <m:sSubPr>
-                  <m:ctrlPr>
+              </ns8:ctrlPr>
+            </ns8:dPr>
+            <ns8:e>
+              <ns8:sSub>
+                <ns8:sSubPr>
+                  <ns8:ctrlPr>
                     <w:rPr>
                       <w:rFonts w:hint="default" w:ascii="Cambria Math" w:hAnsi="Cambria Math" w:cs="Times New Roman"/>
                       <w:sz w:val="24"/>
                       <w:u w:val="none"/>
                     </w:rPr>
-                  </m:ctrlPr>
-                </m:sSubPr>
-                <m:e>
-                  <m:r>
-                    <m:rPr>
-                      <m:nor/>
-                      <m:sty m:val="p"/>
-                    </m:rPr>
+                  </ns8:ctrlPr>
+                </ns8:sSubPr>
+                <ns8:e>
+                  <ns8:r>
+                    <ns8:rPr>
+                      <ns8:nor/>
+                      <ns8:sty ns8:val="p"/>
+                    </ns8:rPr>
                     <w:rPr>
                       <w:rFonts w:hint="default" w:ascii="Times New Roman" w:hAnsi="Times New Roman" w:cs="Times New Roman"/>
                       <w:b w:val="0"/>
@@ -11723,45 +10281,45 @@
                       <w:sz w:val="24"/>
                       <w:u w:val="none"/>
                     </w:rPr>
-                    <m:t>h</m:t>
-                  </m:r>
-                  <m:ctrlPr>
+                    <ns8:t>h</ns8:t>
+                  </ns8:r>
+                  <ns8:ctrlPr>
                     <w:rPr>
                       <w:rFonts w:hint="default" w:ascii="Cambria Math" w:hAnsi="Cambria Math" w:cs="Times New Roman"/>
                       <w:i/>
                       <w:sz w:val="24"/>
                       <w:u w:val="none"/>
                     </w:rPr>
-                  </m:ctrlPr>
-                </m:e>
-                <m:sub>
-                  <m:r>
-                    <m:rPr>
-                      <m:nor/>
-                    </m:rPr>
+                  </ns8:ctrlPr>
+                </ns8:e>
+                <ns8:sub>
+                  <ns8:r>
+                    <ns8:rPr>
+                      <ns8:nor/>
+                    </ns8:rPr>
                     <w:rPr>
                       <w:rFonts w:hint="default" w:ascii="Times New Roman" w:hAnsi="Times New Roman" w:cs="Times New Roman"/>
                       <w:i/>
                       <w:sz w:val="24"/>
                       <w:u w:val="none"/>
                     </w:rPr>
-                    <m:t>t</m:t>
-                  </m:r>
-                  <m:ctrlPr>
+                    <ns8:t>t</ns8:t>
+                  </ns8:r>
+                  <ns8:ctrlPr>
                     <w:rPr>
                       <w:rFonts w:hint="default" w:ascii="Cambria Math" w:hAnsi="Cambria Math" w:cs="Times New Roman"/>
                       <w:i/>
                       <w:sz w:val="24"/>
                       <w:u w:val="none"/>
                     </w:rPr>
-                  </m:ctrlPr>
-                </m:sub>
-              </m:sSub>
-              <m:r>
-                <m:rPr>
-                  <m:nor/>
-                  <m:sty m:val="p"/>
-                </m:rPr>
+                  </ns8:ctrlPr>
+                </ns8:sub>
+              </ns8:sSub>
+              <ns8:r>
+                <ns8:rPr>
+                  <ns8:nor/>
+                  <ns8:sty ns8:val="p"/>
+                </ns8:rPr>
                 <w:rPr>
                   <w:rFonts w:hint="default" w:ascii="Times New Roman" w:hAnsi="Times New Roman" w:cs="Times New Roman"/>
                   <w:b w:val="0"/>
@@ -11769,13 +10327,13 @@
                   <w:sz w:val="24"/>
                   <w:u w:val="none"/>
                 </w:rPr>
-                <m:t>(</m:t>
-              </m:r>
-              <m:r>
-                <m:rPr>
-                  <m:nor/>
-                  <m:sty m:val="bi"/>
-                </m:rPr>
+                <ns8:t>(</ns8:t>
+              </ns8:r>
+              <ns8:r>
+                <ns8:rPr>
+                  <ns8:nor/>
+                  <ns8:sty ns8:val="bi"/>
+                </ns8:rPr>
                 <w:rPr>
                   <w:rFonts w:hint="default" w:ascii="Times New Roman" w:hAnsi="Times New Roman" w:cs="Times New Roman"/>
                   <w:b/>
@@ -11783,13 +10341,13 @@
                   <w:sz w:val="24"/>
                   <w:u w:val="none"/>
                 </w:rPr>
-                <m:t>x</m:t>
-              </m:r>
-              <m:r>
-                <m:rPr>
-                  <m:nor/>
-                  <m:sty m:val="p"/>
-                </m:rPr>
+                <ns8:t>x</ns8:t>
+              </ns8:r>
+              <ns8:r>
+                <ns8:rPr>
+                  <ns8:nor/>
+                  <ns8:sty ns8:val="p"/>
+                </ns8:rPr>
                 <w:rPr>
                   <w:rFonts w:hint="default" w:ascii="Times New Roman" w:hAnsi="Times New Roman" w:cs="Times New Roman"/>
                   <w:b w:val="0"/>
@@ -11797,31 +10355,31 @@
                   <w:sz w:val="24"/>
                   <w:u w:val="none"/>
                 </w:rPr>
-                <m:t>)=</m:t>
-              </m:r>
-              <m:r>
-                <m:rPr>
-                  <m:nor/>
-                </m:rPr>
+                <ns8:t>)=</ns8:t>
+              </ns8:r>
+              <ns8:r>
+                <ns8:rPr>
+                  <ns8:nor/>
+                </ns8:rPr>
                 <w:rPr>
                   <w:rFonts w:hint="default" w:ascii="Times New Roman" w:hAnsi="Times New Roman" w:cs="Times New Roman"/>
                   <w:i/>
                   <w:sz w:val="24"/>
                   <w:u w:val="none"/>
                 </w:rPr>
-                <m:t>c</m:t>
-              </m:r>
-              <m:ctrlPr>
+                <ns8:t>c</ns8:t>
+              </ns8:r>
+              <ns8:ctrlPr>
                 <w:rPr>
                   <w:rFonts w:hint="default" w:ascii="Cambria Math" w:hAnsi="Cambria Math" w:cs="Times New Roman"/>
                   <w:sz w:val="24"/>
                   <w:u w:val="none"/>
                 </w:rPr>
-              </m:ctrlPr>
-            </m:e>
-          </m:d>
-        </m:oMath>
-      </m:oMathPara>
+              </ns8:ctrlPr>
+            </ns8:e>
+          </ns8:d>
+        </ns8:oMath>
+      </ns8:oMathPara>
     </w:p>
     <w:p>
       <w:pPr>
@@ -11864,52 +10422,52 @@
         </w:rPr>
         <w:t xml:space="preserve">设分类结果 </w:t>
       </w:r>
-      <m:oMath>
-        <m:acc>
-          <m:accPr>
-            <m:ctrlPr>
+      <ns8:oMath>
+        <ns8:acc>
+          <ns8:accPr>
+            <ns8:ctrlPr>
               <w:rPr>
                 <w:rFonts w:hint="default" w:ascii="Cambria Math" w:hAnsi="Cambria Math" w:cs="Times New Roman"/>
                 <w:sz w:val="24"/>
                 <w:u w:val="none"/>
               </w:rPr>
-            </m:ctrlPr>
-          </m:accPr>
-          <m:e>
-            <m:r>
-              <m:rPr>
-                <m:nor/>
-              </m:rPr>
+            </ns8:ctrlPr>
+          </ns8:accPr>
+          <ns8:e>
+            <ns8:r>
+              <ns8:rPr>
+                <ns8:nor/>
+              </ns8:rPr>
               <w:rPr>
                 <w:rFonts w:hint="default" w:ascii="Times New Roman" w:hAnsi="Times New Roman" w:cs="Times New Roman"/>
                 <w:i/>
                 <w:sz w:val="24"/>
                 <w:u w:val="none"/>
               </w:rPr>
-              <m:t>g</m:t>
-            </m:r>
-            <m:ctrlPr>
+              <ns8:t>g</ns8:t>
+            </ns8:r>
+            <ns8:ctrlPr>
               <w:rPr>
                 <w:rFonts w:hint="default" w:ascii="Cambria Math" w:hAnsi="Cambria Math" w:cs="Times New Roman"/>
                 <w:sz w:val="24"/>
                 <w:u w:val="none"/>
               </w:rPr>
-            </m:ctrlPr>
-          </m:e>
-        </m:acc>
-      </m:oMath>
+            </ns8:ctrlPr>
+          </ns8:e>
+        </ns8:acc>
+      </ns8:oMath>
       <w:r>
         <w:rPr>
           <w:rFonts w:hint="default" w:ascii="Times New Roman" w:hAnsi="Times New Roman" w:cs="Times New Roman"/>
         </w:rPr>
         <w:t xml:space="preserve"> 对应的 Dk 合法区间为 </w:t>
       </w:r>
-      <m:oMath>
-        <m:r>
-          <m:rPr>
-            <m:nor/>
-            <m:sty m:val="p"/>
-          </m:rPr>
+      <ns8:oMath>
+        <ns8:r>
+          <ns8:rPr>
+            <ns8:nor/>
+            <ns8:sty ns8:val="p"/>
+          </ns8:rPr>
           <w:rPr>
             <w:rFonts w:hint="default" w:ascii="Times New Roman" w:hAnsi="Times New Roman" w:cs="Times New Roman"/>
             <w:b w:val="0"/>
@@ -11917,86 +10475,86 @@
             <w:sz w:val="24"/>
             <w:u w:val="none"/>
           </w:rPr>
-          <m:t>[</m:t>
-        </m:r>
-        <m:sSub>
-          <m:sSubPr>
-            <m:ctrlPr>
+          <ns8:t>[</ns8:t>
+        </ns8:r>
+        <ns8:sSub>
+          <ns8:sSubPr>
+            <ns8:ctrlPr>
               <w:rPr>
                 <w:rFonts w:hint="default" w:ascii="Cambria Math" w:hAnsi="Cambria Math" w:cs="Times New Roman"/>
                 <w:sz w:val="24"/>
                 <w:u w:val="none"/>
               </w:rPr>
-            </m:ctrlPr>
-          </m:sSubPr>
-          <m:e>
-            <m:r>
-              <m:rPr>
-                <m:nor/>
-              </m:rPr>
+            </ns8:ctrlPr>
+          </ns8:sSubPr>
+          <ns8:e>
+            <ns8:r>
+              <ns8:rPr>
+                <ns8:nor/>
+              </ns8:rPr>
               <w:rPr>
                 <w:rFonts w:hint="default" w:ascii="Times New Roman" w:hAnsi="Times New Roman" w:cs="Times New Roman"/>
                 <w:i/>
                 <w:sz w:val="24"/>
                 <w:u w:val="none"/>
               </w:rPr>
-              <m:t>L</m:t>
-            </m:r>
-            <m:ctrlPr>
+              <ns8:t>L</ns8:t>
+            </ns8:r>
+            <ns8:ctrlPr>
               <w:rPr>
                 <w:rFonts w:hint="default" w:ascii="Cambria Math" w:hAnsi="Cambria Math" w:cs="Times New Roman"/>
                 <w:sz w:val="24"/>
                 <w:u w:val="none"/>
               </w:rPr>
-            </m:ctrlPr>
-          </m:e>
-          <m:sub>
-            <m:acc>
-              <m:accPr>
-                <m:ctrlPr>
+            </ns8:ctrlPr>
+          </ns8:e>
+          <ns8:sub>
+            <ns8:acc>
+              <ns8:accPr>
+                <ns8:ctrlPr>
                   <w:rPr>
                     <w:rFonts w:hint="default" w:ascii="Cambria Math" w:hAnsi="Cambria Math" w:cs="Times New Roman"/>
                     <w:sz w:val="24"/>
                     <w:u w:val="none"/>
                   </w:rPr>
-                </m:ctrlPr>
-              </m:accPr>
-              <m:e>
-                <m:r>
-                  <m:rPr>
-                    <m:nor/>
-                  </m:rPr>
+                </ns8:ctrlPr>
+              </ns8:accPr>
+              <ns8:e>
+                <ns8:r>
+                  <ns8:rPr>
+                    <ns8:nor/>
+                  </ns8:rPr>
                   <w:rPr>
                     <w:rFonts w:hint="default" w:ascii="Times New Roman" w:hAnsi="Times New Roman" w:cs="Times New Roman"/>
                     <w:i/>
                     <w:sz w:val="24"/>
                     <w:u w:val="none"/>
                   </w:rPr>
-                  <m:t>g</m:t>
-                </m:r>
-                <m:ctrlPr>
+                  <ns8:t>g</ns8:t>
+                </ns8:r>
+                <ns8:ctrlPr>
                   <w:rPr>
                     <w:rFonts w:hint="default" w:ascii="Cambria Math" w:hAnsi="Cambria Math" w:cs="Times New Roman"/>
                     <w:sz w:val="24"/>
                     <w:u w:val="none"/>
                   </w:rPr>
-                </m:ctrlPr>
-              </m:e>
-            </m:acc>
-            <m:ctrlPr>
+                </ns8:ctrlPr>
+              </ns8:e>
+            </ns8:acc>
+            <ns8:ctrlPr>
               <w:rPr>
                 <w:rFonts w:hint="default" w:ascii="Cambria Math" w:hAnsi="Cambria Math" w:cs="Times New Roman"/>
                 <w:sz w:val="24"/>
                 <w:u w:val="none"/>
               </w:rPr>
-            </m:ctrlPr>
-          </m:sub>
-        </m:sSub>
-        <m:r>
-          <m:rPr>
-            <m:nor/>
-            <m:sty m:val="p"/>
-          </m:rPr>
+            </ns8:ctrlPr>
+          </ns8:sub>
+        </ns8:sSub>
+        <ns8:r>
+          <ns8:rPr>
+            <ns8:nor/>
+            <ns8:sty ns8:val="p"/>
+          </ns8:rPr>
           <w:rPr>
             <w:rFonts w:hint="default" w:ascii="Times New Roman" w:hAnsi="Times New Roman" w:cs="Times New Roman"/>
             <w:b w:val="0"/>
@@ -12004,86 +10562,86 @@
             <w:sz w:val="24"/>
             <w:u w:val="none"/>
           </w:rPr>
-          <m:t>,</m:t>
-        </m:r>
-        <m:sSub>
-          <m:sSubPr>
-            <m:ctrlPr>
+          <ns8:t>,</ns8:t>
+        </ns8:r>
+        <ns8:sSub>
+          <ns8:sSubPr>
+            <ns8:ctrlPr>
               <w:rPr>
                 <w:rFonts w:hint="default" w:ascii="Cambria Math" w:hAnsi="Cambria Math" w:cs="Times New Roman"/>
                 <w:sz w:val="24"/>
                 <w:u w:val="none"/>
               </w:rPr>
-            </m:ctrlPr>
-          </m:sSubPr>
-          <m:e>
-            <m:r>
-              <m:rPr>
-                <m:nor/>
-              </m:rPr>
+            </ns8:ctrlPr>
+          </ns8:sSubPr>
+          <ns8:e>
+            <ns8:r>
+              <ns8:rPr>
+                <ns8:nor/>
+              </ns8:rPr>
               <w:rPr>
                 <w:rFonts w:hint="default" w:ascii="Times New Roman" w:hAnsi="Times New Roman" w:cs="Times New Roman"/>
                 <w:i/>
                 <w:sz w:val="24"/>
                 <w:u w:val="none"/>
               </w:rPr>
-              <m:t>U</m:t>
-            </m:r>
-            <m:ctrlPr>
+              <ns8:t>U</ns8:t>
+            </ns8:r>
+            <ns8:ctrlPr>
               <w:rPr>
                 <w:rFonts w:hint="default" w:ascii="Cambria Math" w:hAnsi="Cambria Math" w:cs="Times New Roman"/>
                 <w:sz w:val="24"/>
                 <w:u w:val="none"/>
               </w:rPr>
-            </m:ctrlPr>
-          </m:e>
-          <m:sub>
-            <m:acc>
-              <m:accPr>
-                <m:ctrlPr>
+            </ns8:ctrlPr>
+          </ns8:e>
+          <ns8:sub>
+            <ns8:acc>
+              <ns8:accPr>
+                <ns8:ctrlPr>
                   <w:rPr>
                     <w:rFonts w:hint="default" w:ascii="Cambria Math" w:hAnsi="Cambria Math" w:cs="Times New Roman"/>
                     <w:sz w:val="24"/>
                     <w:u w:val="none"/>
                   </w:rPr>
-                </m:ctrlPr>
-              </m:accPr>
-              <m:e>
-                <m:r>
-                  <m:rPr>
-                    <m:nor/>
-                  </m:rPr>
+                </ns8:ctrlPr>
+              </ns8:accPr>
+              <ns8:e>
+                <ns8:r>
+                  <ns8:rPr>
+                    <ns8:nor/>
+                  </ns8:rPr>
                   <w:rPr>
                     <w:rFonts w:hint="default" w:ascii="Times New Roman" w:hAnsi="Times New Roman" w:cs="Times New Roman"/>
                     <w:i/>
                     <w:sz w:val="24"/>
                     <w:u w:val="none"/>
                   </w:rPr>
-                  <m:t>g</m:t>
-                </m:r>
-                <m:ctrlPr>
+                  <ns8:t>g</ns8:t>
+                </ns8:r>
+                <ns8:ctrlPr>
                   <w:rPr>
                     <w:rFonts w:hint="default" w:ascii="Cambria Math" w:hAnsi="Cambria Math" w:cs="Times New Roman"/>
                     <w:sz w:val="24"/>
                     <w:u w:val="none"/>
                   </w:rPr>
-                </m:ctrlPr>
-              </m:e>
-            </m:acc>
-            <m:ctrlPr>
+                </ns8:ctrlPr>
+              </ns8:e>
+            </ns8:acc>
+            <ns8:ctrlPr>
               <w:rPr>
                 <w:rFonts w:hint="default" w:ascii="Cambria Math" w:hAnsi="Cambria Math" w:cs="Times New Roman"/>
                 <w:sz w:val="24"/>
                 <w:u w:val="none"/>
               </w:rPr>
-            </m:ctrlPr>
-          </m:sub>
-        </m:sSub>
-        <m:r>
-          <m:rPr>
-            <m:nor/>
-            <m:sty m:val="p"/>
-          </m:rPr>
+            </ns8:ctrlPr>
+          </ns8:sub>
+        </ns8:sSub>
+        <ns8:r>
+          <ns8:rPr>
+            <ns8:nor/>
+            <ns8:sty ns8:val="p"/>
+          </ns8:rPr>
           <w:rPr>
             <w:rFonts w:hint="default" w:ascii="Times New Roman" w:hAnsi="Times New Roman" w:cs="Times New Roman"/>
             <w:b w:val="0"/>
@@ -12091,9 +10649,9 @@
             <w:sz w:val="24"/>
             <w:u w:val="none"/>
           </w:rPr>
-          <m:t>]</m:t>
-        </m:r>
-      </m:oMath>
+          <ns8:t>]</ns8:t>
+        </ns8:r>
+      </ns8:oMath>
       <w:r>
         <w:rPr>
           <w:rFonts w:hint="default" w:ascii="Times New Roman" w:hAnsi="Times New Roman" w:cs="Times New Roman"/>
@@ -12107,86 +10665,86 @@
           <w:rFonts w:hint="default" w:ascii="Times New Roman" w:hAnsi="Times New Roman" w:cs="Times New Roman"/>
         </w:rPr>
       </w:pPr>
-      <m:oMathPara>
-        <m:oMath>
-          <m:sSub>
-            <m:sSubPr>
-              <m:ctrlPr>
+      <ns8:oMathPara>
+        <ns8:oMath>
+          <ns8:sSub>
+            <ns8:sSubPr>
+              <ns8:ctrlPr>
                 <w:rPr>
                   <w:rFonts w:hint="default" w:ascii="Cambria Math" w:hAnsi="Cambria Math" w:cs="Times New Roman"/>
                   <w:sz w:val="24"/>
                   <w:u w:val="none"/>
                 </w:rPr>
-              </m:ctrlPr>
-            </m:sSubPr>
-            <m:e>
-              <m:acc>
-                <m:accPr>
-                  <m:ctrlPr>
+              </ns8:ctrlPr>
+            </ns8:sSubPr>
+            <ns8:e>
+              <ns8:acc>
+                <ns8:accPr>
+                  <ns8:ctrlPr>
                     <w:rPr>
                       <w:rFonts w:hint="default" w:ascii="Cambria Math" w:hAnsi="Cambria Math" w:cs="Times New Roman"/>
                       <w:sz w:val="24"/>
                       <w:u w:val="none"/>
                     </w:rPr>
-                  </m:ctrlPr>
-                </m:accPr>
-                <m:e>
-                  <m:r>
-                    <m:rPr>
-                      <m:nor/>
-                    </m:rPr>
+                  </ns8:ctrlPr>
+                </ns8:accPr>
+                <ns8:e>
+                  <ns8:r>
+                    <ns8:rPr>
+                      <ns8:nor/>
+                    </ns8:rPr>
                     <w:rPr>
                       <w:rFonts w:hint="default" w:ascii="Times New Roman" w:hAnsi="Times New Roman" w:cs="Times New Roman"/>
                       <w:i/>
                       <w:sz w:val="24"/>
                       <w:u w:val="none"/>
                     </w:rPr>
-                    <m:t>D</m:t>
-                  </m:r>
-                  <m:ctrlPr>
+                    <ns8:t>D</ns8:t>
+                  </ns8:r>
+                  <ns8:ctrlPr>
                     <w:rPr>
                       <w:rFonts w:hint="default" w:ascii="Cambria Math" w:hAnsi="Cambria Math" w:cs="Times New Roman"/>
                       <w:sz w:val="24"/>
                       <w:u w:val="none"/>
                     </w:rPr>
-                  </m:ctrlPr>
-                </m:e>
-              </m:acc>
-              <m:ctrlPr>
+                  </ns8:ctrlPr>
+                </ns8:e>
+              </ns8:acc>
+              <ns8:ctrlPr>
                 <w:rPr>
                   <w:rFonts w:hint="default" w:ascii="Cambria Math" w:hAnsi="Cambria Math" w:cs="Times New Roman"/>
                   <w:sz w:val="24"/>
                   <w:u w:val="none"/>
                 </w:rPr>
-              </m:ctrlPr>
-            </m:e>
-            <m:sub>
-              <m:r>
-                <m:rPr>
-                  <m:nor/>
-                </m:rPr>
+              </ns8:ctrlPr>
+            </ns8:e>
+            <ns8:sub>
+              <ns8:r>
+                <ns8:rPr>
+                  <ns8:nor/>
+                </ns8:rPr>
                 <w:rPr>
                   <w:rFonts w:hint="default" w:ascii="Times New Roman" w:hAnsi="Times New Roman" w:cs="Times New Roman"/>
                   <w:i/>
                   <w:sz w:val="24"/>
                   <w:u w:val="none"/>
                 </w:rPr>
-                <m:t>k</m:t>
-              </m:r>
-              <m:ctrlPr>
+                <ns8:t>k</ns8:t>
+              </ns8:r>
+              <ns8:ctrlPr>
                 <w:rPr>
                   <w:rFonts w:hint="default" w:ascii="Cambria Math" w:hAnsi="Cambria Math" w:cs="Times New Roman"/>
                   <w:sz w:val="24"/>
                   <w:u w:val="none"/>
                 </w:rPr>
-              </m:ctrlPr>
-            </m:sub>
-          </m:sSub>
-          <m:r>
-            <m:rPr>
-              <m:nor/>
-              <m:sty m:val="p"/>
-            </m:rPr>
+              </ns8:ctrlPr>
+            </ns8:sub>
+          </ns8:sSub>
+          <ns8:r>
+            <ns8:rPr>
+              <ns8:nor/>
+              <ns8:sty ns8:val="p"/>
+            </ns8:rPr>
             <w:rPr>
               <w:rFonts w:hint="default" w:ascii="Times New Roman" w:hAnsi="Times New Roman" w:cs="Times New Roman"/>
               <w:b w:val="0"/>
@@ -12194,24 +10752,24 @@
               <w:sz w:val="24"/>
               <w:u w:val="none"/>
             </w:rPr>
-            <m:t>=</m:t>
-          </m:r>
-          <m:func>
-            <m:funcPr>
-              <m:ctrlPr>
+            <ns8:t>=</ns8:t>
+          </ns8:r>
+          <ns8:func>
+            <ns8:funcPr>
+              <ns8:ctrlPr>
                 <w:rPr>
                   <w:rFonts w:hint="default" w:ascii="Cambria Math" w:hAnsi="Cambria Math" w:cs="Times New Roman"/>
                   <w:sz w:val="24"/>
                   <w:u w:val="none"/>
                 </w:rPr>
-              </m:ctrlPr>
-            </m:funcPr>
-            <m:fName>
-              <m:r>
-                <m:rPr>
-                  <m:nor/>
-                  <m:sty m:val="p"/>
-                </m:rPr>
+              </ns8:ctrlPr>
+            </ns8:funcPr>
+            <ns8:fName>
+              <ns8:r>
+                <ns8:rPr>
+                  <ns8:nor/>
+                  <ns8:sty ns8:val="p"/>
+                </ns8:rPr>
                 <w:rPr>
                   <w:rFonts w:hint="default" w:ascii="Times New Roman" w:hAnsi="Times New Roman" w:cs="Times New Roman"/>
                   <w:b w:val="0"/>
@@ -12219,45 +10777,45 @@
                   <w:sz w:val="24"/>
                   <w:u w:val="none"/>
                 </w:rPr>
-                <m:t>min</m:t>
-              </m:r>
-              <m:ctrlPr>
+                <ns8:t>min</ns8:t>
+              </ns8:r>
+              <ns8:ctrlPr>
                 <w:rPr>
                   <w:rFonts w:hint="default" w:ascii="Cambria Math" w:hAnsi="Cambria Math" w:cs="Times New Roman"/>
                   <w:sz w:val="24"/>
                   <w:u w:val="none"/>
                 </w:rPr>
-              </m:ctrlPr>
-            </m:fName>
-            <m:e>
-              <m:d>
-                <m:dPr>
-                  <m:ctrlPr>
+              </ns8:ctrlPr>
+            </ns8:fName>
+            <ns8:e>
+              <ns8:d>
+                <ns8:dPr>
+                  <ns8:ctrlPr>
                     <w:rPr>
                       <w:rFonts w:hint="default" w:ascii="Cambria Math" w:hAnsi="Cambria Math" w:cs="Times New Roman"/>
                       <w:i/>
                       <w:sz w:val="24"/>
                       <w:u w:val="none"/>
                     </w:rPr>
-                  </m:ctrlPr>
-                </m:dPr>
-                <m:e>
-                  <m:func>
-                    <m:funcPr>
-                      <m:ctrlPr>
+                  </ns8:ctrlPr>
+                </ns8:dPr>
+                <ns8:e>
+                  <ns8:func>
+                    <ns8:funcPr>
+                      <ns8:ctrlPr>
                         <w:rPr>
                           <w:rFonts w:hint="default" w:ascii="Cambria Math" w:hAnsi="Cambria Math" w:cs="Times New Roman"/>
                           <w:sz w:val="24"/>
                           <w:u w:val="none"/>
                         </w:rPr>
-                      </m:ctrlPr>
-                    </m:funcPr>
-                    <m:fName>
-                      <m:r>
-                        <m:rPr>
-                          <m:nor/>
-                          <m:sty m:val="p"/>
-                        </m:rPr>
+                      </ns8:ctrlPr>
+                    </ns8:funcPr>
+                    <ns8:fName>
+                      <ns8:r>
+                        <ns8:rPr>
+                          <ns8:nor/>
+                          <ns8:sty ns8:val="p"/>
+                        </ns8:rPr>
                         <w:rPr>
                           <w:rFonts w:hint="default" w:ascii="Times New Roman" w:hAnsi="Times New Roman" w:cs="Times New Roman"/>
                           <w:b w:val="0"/>
@@ -12265,107 +10823,107 @@
                           <w:sz w:val="24"/>
                           <w:u w:val="none"/>
                         </w:rPr>
-                        <m:t>max</m:t>
-                      </m:r>
-                      <m:ctrlPr>
+                        <ns8:t>max</ns8:t>
+                      </ns8:r>
+                      <ns8:ctrlPr>
                         <w:rPr>
                           <w:rFonts w:hint="default" w:ascii="Cambria Math" w:hAnsi="Cambria Math" w:cs="Times New Roman"/>
                           <w:sz w:val="24"/>
                           <w:u w:val="none"/>
                         </w:rPr>
-                      </m:ctrlPr>
-                    </m:fName>
-                    <m:e>
-                      <m:d>
-                        <m:dPr>
-                          <m:ctrlPr>
+                      </ns8:ctrlPr>
+                    </ns8:fName>
+                    <ns8:e>
+                      <ns8:d>
+                        <ns8:dPr>
+                          <ns8:ctrlPr>
                             <w:rPr>
                               <w:rFonts w:hint="default" w:ascii="Cambria Math" w:hAnsi="Cambria Math" w:cs="Times New Roman"/>
                               <w:i/>
                               <w:sz w:val="24"/>
                               <w:u w:val="none"/>
                             </w:rPr>
-                          </m:ctrlPr>
-                        </m:dPr>
-                        <m:e>
-                          <m:sSubSup>
-                            <m:sSubSupPr>
-                              <m:ctrlPr>
+                          </ns8:ctrlPr>
+                        </ns8:dPr>
+                        <ns8:e>
+                          <ns8:sSubSup>
+                            <ns8:sSubSupPr>
+                              <ns8:ctrlPr>
                                 <w:rPr>
                                   <w:rFonts w:hint="default" w:ascii="Cambria Math" w:hAnsi="Cambria Math" w:cs="Times New Roman"/>
                                   <w:sz w:val="24"/>
                                   <w:u w:val="none"/>
                                 </w:rPr>
-                              </m:ctrlPr>
-                            </m:sSubSupPr>
-                            <m:e>
-                              <m:acc>
-                                <m:accPr>
-                                  <m:ctrlPr>
+                              </ns8:ctrlPr>
+                            </ns8:sSubSupPr>
+                            <ns8:e>
+                              <ns8:acc>
+                                <ns8:accPr>
+                                  <ns8:ctrlPr>
                                     <w:rPr>
                                       <w:rFonts w:hint="default" w:ascii="Cambria Math" w:hAnsi="Cambria Math" w:cs="Times New Roman"/>
                                       <w:sz w:val="24"/>
                                       <w:u w:val="none"/>
                                     </w:rPr>
-                                  </m:ctrlPr>
-                                </m:accPr>
-                                <m:e>
-                                  <m:r>
-                                    <m:rPr>
-                                      <m:nor/>
-                                    </m:rPr>
+                                  </ns8:ctrlPr>
+                                </ns8:accPr>
+                                <ns8:e>
+                                  <ns8:r>
+                                    <ns8:rPr>
+                                      <ns8:nor/>
+                                    </ns8:rPr>
                                     <w:rPr>
                                       <w:rFonts w:hint="default" w:ascii="Times New Roman" w:hAnsi="Times New Roman" w:cs="Times New Roman"/>
                                       <w:i/>
                                       <w:sz w:val="24"/>
                                       <w:u w:val="none"/>
                                     </w:rPr>
-                                    <m:t>D</m:t>
-                                  </m:r>
-                                  <m:ctrlPr>
+                                    <ns8:t>D</ns8:t>
+                                  </ns8:r>
+                                  <ns8:ctrlPr>
                                     <w:rPr>
                                       <w:rFonts w:hint="default" w:ascii="Cambria Math" w:hAnsi="Cambria Math" w:cs="Times New Roman"/>
                                       <w:sz w:val="24"/>
                                       <w:u w:val="none"/>
                                     </w:rPr>
-                                  </m:ctrlPr>
-                                </m:e>
-                              </m:acc>
-                              <m:ctrlPr>
+                                  </ns8:ctrlPr>
+                                </ns8:e>
+                              </ns8:acc>
+                              <ns8:ctrlPr>
                                 <w:rPr>
                                   <w:rFonts w:hint="default" w:ascii="Cambria Math" w:hAnsi="Cambria Math" w:cs="Times New Roman"/>
                                   <w:sz w:val="24"/>
                                   <w:u w:val="none"/>
                                 </w:rPr>
-                              </m:ctrlPr>
-                            </m:e>
-                            <m:sub>
-                              <m:r>
-                                <m:rPr>
-                                  <m:nor/>
-                                </m:rPr>
+                              </ns8:ctrlPr>
+                            </ns8:e>
+                            <ns8:sub>
+                              <ns8:r>
+                                <ns8:rPr>
+                                  <ns8:nor/>
+                                </ns8:rPr>
                                 <w:rPr>
                                   <w:rFonts w:hint="default" w:ascii="Times New Roman" w:hAnsi="Times New Roman" w:cs="Times New Roman"/>
                                   <w:i/>
                                   <w:sz w:val="24"/>
                                   <w:u w:val="none"/>
                                 </w:rPr>
-                                <m:t>k</m:t>
-                              </m:r>
-                              <m:ctrlPr>
+                                <ns8:t>k</ns8:t>
+                              </ns8:r>
+                              <ns8:ctrlPr>
                                 <w:rPr>
                                   <w:rFonts w:hint="default" w:ascii="Cambria Math" w:hAnsi="Cambria Math" w:cs="Times New Roman"/>
                                   <w:sz w:val="24"/>
                                   <w:u w:val="none"/>
                                 </w:rPr>
-                              </m:ctrlPr>
-                            </m:sub>
-                            <m:sup>
-                              <m:r>
-                                <m:rPr>
-                                  <m:nor/>
-                                  <m:sty m:val="p"/>
-                                </m:rPr>
+                              </ns8:ctrlPr>
+                            </ns8:sub>
+                            <ns8:sup>
+                              <ns8:r>
+                                <ns8:rPr>
+                                  <ns8:nor/>
+                                  <ns8:sty ns8:val="p"/>
+                                </ns8:rPr>
                                 <w:rPr>
                                   <w:rFonts w:hint="default" w:ascii="Times New Roman" w:hAnsi="Times New Roman" w:cs="Times New Roman"/>
                                   <w:b w:val="0"/>
@@ -12373,25 +10931,25 @@
                                   <w:sz w:val="24"/>
                                   <w:u w:val="none"/>
                                 </w:rPr>
-                                <m:t>(</m:t>
-                              </m:r>
-                              <m:r>
-                                <m:rPr>
-                                  <m:nor/>
-                                </m:rPr>
+                                <ns8:t>(</ns8:t>
+                              </ns8:r>
+                              <ns8:r>
+                                <ns8:rPr>
+                                  <ns8:nor/>
+                                </ns8:rPr>
                                 <w:rPr>
                                   <w:rFonts w:hint="default" w:ascii="Times New Roman" w:hAnsi="Times New Roman" w:cs="Times New Roman"/>
                                   <w:i/>
                                   <w:sz w:val="24"/>
                                   <w:u w:val="none"/>
                                 </w:rPr>
-                                <m:t>R</m:t>
-                              </m:r>
-                              <m:r>
-                                <m:rPr>
-                                  <m:nor/>
-                                  <m:sty m:val="p"/>
-                                </m:rPr>
+                                <ns8:t>R</ns8:t>
+                              </ns8:r>
+                              <ns8:r>
+                                <ns8:rPr>
+                                  <ns8:nor/>
+                                  <ns8:sty ns8:val="p"/>
+                                </ns8:rPr>
                                 <w:rPr>
                                   <w:rFonts w:hint="default" w:ascii="Times New Roman" w:hAnsi="Times New Roman" w:cs="Times New Roman"/>
                                   <w:b w:val="0"/>
@@ -12399,22 +10957,22 @@
                                   <w:sz w:val="24"/>
                                   <w:u w:val="none"/>
                                 </w:rPr>
-                                <m:t>)</m:t>
-                              </m:r>
-                              <m:ctrlPr>
+                                <ns8:t>)</ns8:t>
+                              </ns8:r>
+                              <ns8:ctrlPr>
                                 <w:rPr>
                                   <w:rFonts w:hint="default" w:ascii="Cambria Math" w:hAnsi="Cambria Math" w:cs="Times New Roman"/>
                                   <w:sz w:val="24"/>
                                   <w:u w:val="none"/>
                                 </w:rPr>
-                              </m:ctrlPr>
-                            </m:sup>
-                          </m:sSubSup>
-                          <m:r>
-                            <m:rPr>
-                              <m:nor/>
-                              <m:sty m:val="p"/>
-                            </m:rPr>
+                              </ns8:ctrlPr>
+                            </ns8:sup>
+                          </ns8:sSubSup>
+                          <ns8:r>
+                            <ns8:rPr>
+                              <ns8:nor/>
+                              <ns8:sty ns8:val="p"/>
+                            </ns8:rPr>
                             <w:rPr>
                               <w:rFonts w:hint="default" w:ascii="Times New Roman" w:hAnsi="Times New Roman" w:cs="Times New Roman"/>
                               <w:b w:val="0"/>
@@ -12422,105 +10980,105 @@
                               <w:sz w:val="24"/>
                               <w:u w:val="none"/>
                             </w:rPr>
-                            <m:t>,</m:t>
-                          </m:r>
-                          <m:sSub>
-                            <m:sSubPr>
-                              <m:ctrlPr>
+                            <ns8:t>,</ns8:t>
+                          </ns8:r>
+                          <ns8:sSub>
+                            <ns8:sSubPr>
+                              <ns8:ctrlPr>
                                 <w:rPr>
                                   <w:rFonts w:hint="default" w:ascii="Cambria Math" w:hAnsi="Cambria Math" w:cs="Times New Roman"/>
                                   <w:sz w:val="24"/>
                                   <w:u w:val="none"/>
                                 </w:rPr>
-                              </m:ctrlPr>
-                            </m:sSubPr>
-                            <m:e>
-                              <m:r>
-                                <m:rPr>
-                                  <m:nor/>
-                                </m:rPr>
+                              </ns8:ctrlPr>
+                            </ns8:sSubPr>
+                            <ns8:e>
+                              <ns8:r>
+                                <ns8:rPr>
+                                  <ns8:nor/>
+                                </ns8:rPr>
                                 <w:rPr>
                                   <w:rFonts w:hint="default" w:ascii="Times New Roman" w:hAnsi="Times New Roman" w:cs="Times New Roman"/>
                                   <w:i/>
                                   <w:sz w:val="24"/>
                                   <w:u w:val="none"/>
                                 </w:rPr>
-                                <m:t>L</m:t>
-                              </m:r>
-                              <m:ctrlPr>
+                                <ns8:t>L</ns8:t>
+                              </ns8:r>
+                              <ns8:ctrlPr>
                                 <w:rPr>
                                   <w:rFonts w:hint="default" w:ascii="Cambria Math" w:hAnsi="Cambria Math" w:cs="Times New Roman"/>
                                   <w:sz w:val="24"/>
                                   <w:u w:val="none"/>
                                 </w:rPr>
-                              </m:ctrlPr>
-                            </m:e>
-                            <m:sub>
-                              <m:acc>
-                                <m:accPr>
-                                  <m:ctrlPr>
+                              </ns8:ctrlPr>
+                            </ns8:e>
+                            <ns8:sub>
+                              <ns8:acc>
+                                <ns8:accPr>
+                                  <ns8:ctrlPr>
                                     <w:rPr>
                                       <w:rFonts w:hint="default" w:ascii="Cambria Math" w:hAnsi="Cambria Math" w:cs="Times New Roman"/>
                                       <w:sz w:val="24"/>
                                       <w:u w:val="none"/>
                                     </w:rPr>
-                                  </m:ctrlPr>
-                                </m:accPr>
-                                <m:e>
-                                  <m:r>
-                                    <m:rPr>
-                                      <m:nor/>
-                                    </m:rPr>
+                                  </ns8:ctrlPr>
+                                </ns8:accPr>
+                                <ns8:e>
+                                  <ns8:r>
+                                    <ns8:rPr>
+                                      <ns8:nor/>
+                                    </ns8:rPr>
                                     <w:rPr>
                                       <w:rFonts w:hint="default" w:ascii="Times New Roman" w:hAnsi="Times New Roman" w:cs="Times New Roman"/>
                                       <w:i/>
                                       <w:sz w:val="24"/>
                                       <w:u w:val="none"/>
                                     </w:rPr>
-                                    <m:t>g</m:t>
-                                  </m:r>
-                                  <m:ctrlPr>
+                                    <ns8:t>g</ns8:t>
+                                  </ns8:r>
+                                  <ns8:ctrlPr>
                                     <w:rPr>
                                       <w:rFonts w:hint="default" w:ascii="Cambria Math" w:hAnsi="Cambria Math" w:cs="Times New Roman"/>
                                       <w:sz w:val="24"/>
                                       <w:u w:val="none"/>
                                     </w:rPr>
-                                  </m:ctrlPr>
-                                </m:e>
-                              </m:acc>
-                              <m:ctrlPr>
+                                  </ns8:ctrlPr>
+                                </ns8:e>
+                              </ns8:acc>
+                              <ns8:ctrlPr>
                                 <w:rPr>
                                   <w:rFonts w:hint="default" w:ascii="Cambria Math" w:hAnsi="Cambria Math" w:cs="Times New Roman"/>
                                   <w:sz w:val="24"/>
                                   <w:u w:val="none"/>
                                 </w:rPr>
-                              </m:ctrlPr>
-                            </m:sub>
-                          </m:sSub>
-                          <m:ctrlPr>
+                              </ns8:ctrlPr>
+                            </ns8:sub>
+                          </ns8:sSub>
+                          <ns8:ctrlPr>
                             <w:rPr>
                               <w:rFonts w:hint="default" w:ascii="Cambria Math" w:hAnsi="Cambria Math" w:cs="Times New Roman"/>
                               <w:sz w:val="24"/>
                               <w:u w:val="none"/>
                             </w:rPr>
-                          </m:ctrlPr>
-                        </m:e>
-                      </m:d>
-                      <m:ctrlPr>
+                          </ns8:ctrlPr>
+                        </ns8:e>
+                      </ns8:d>
+                      <ns8:ctrlPr>
                         <w:rPr>
                           <w:rFonts w:hint="default" w:ascii="Cambria Math" w:hAnsi="Cambria Math" w:cs="Times New Roman"/>
                           <w:i/>
                           <w:sz w:val="24"/>
                           <w:u w:val="none"/>
                         </w:rPr>
-                      </m:ctrlPr>
-                    </m:e>
-                  </m:func>
-                  <m:r>
-                    <m:rPr>
-                      <m:nor/>
-                      <m:sty m:val="p"/>
-                    </m:rPr>
+                      </ns8:ctrlPr>
+                    </ns8:e>
+                  </ns8:func>
+                  <ns8:r>
+                    <ns8:rPr>
+                      <ns8:nor/>
+                      <ns8:sty ns8:val="p"/>
+                    </ns8:rPr>
                     <w:rPr>
                       <w:rFonts w:hint="default" w:ascii="Times New Roman" w:hAnsi="Times New Roman" w:cs="Times New Roman"/>
                       <w:b w:val="0"/>
@@ -12528,103 +11086,103 @@
                       <w:sz w:val="24"/>
                       <w:u w:val="none"/>
                     </w:rPr>
-                    <m:t>,</m:t>
-                  </m:r>
-                  <m:sSub>
-                    <m:sSubPr>
-                      <m:ctrlPr>
+                    <ns8:t>,</ns8:t>
+                  </ns8:r>
+                  <ns8:sSub>
+                    <ns8:sSubPr>
+                      <ns8:ctrlPr>
                         <w:rPr>
                           <w:rFonts w:hint="default" w:ascii="Cambria Math" w:hAnsi="Cambria Math" w:cs="Times New Roman"/>
                           <w:sz w:val="24"/>
                           <w:u w:val="none"/>
                         </w:rPr>
-                      </m:ctrlPr>
-                    </m:sSubPr>
-                    <m:e>
-                      <m:r>
-                        <m:rPr>
-                          <m:nor/>
-                        </m:rPr>
+                      </ns8:ctrlPr>
+                    </ns8:sSubPr>
+                    <ns8:e>
+                      <ns8:r>
+                        <ns8:rPr>
+                          <ns8:nor/>
+                        </ns8:rPr>
                         <w:rPr>
                           <w:rFonts w:hint="default" w:ascii="Times New Roman" w:hAnsi="Times New Roman" w:cs="Times New Roman"/>
                           <w:i/>
                           <w:sz w:val="24"/>
                           <w:u w:val="none"/>
                         </w:rPr>
-                        <m:t>U</m:t>
-                      </m:r>
-                      <m:ctrlPr>
+                        <ns8:t>U</ns8:t>
+                      </ns8:r>
+                      <ns8:ctrlPr>
                         <w:rPr>
                           <w:rFonts w:hint="default" w:ascii="Cambria Math" w:hAnsi="Cambria Math" w:cs="Times New Roman"/>
                           <w:i/>
                           <w:sz w:val="24"/>
                           <w:u w:val="none"/>
                         </w:rPr>
-                      </m:ctrlPr>
-                    </m:e>
-                    <m:sub>
-                      <m:acc>
-                        <m:accPr>
-                          <m:ctrlPr>
+                      </ns8:ctrlPr>
+                    </ns8:e>
+                    <ns8:sub>
+                      <ns8:acc>
+                        <ns8:accPr>
+                          <ns8:ctrlPr>
                             <w:rPr>
                               <w:rFonts w:hint="default" w:ascii="Cambria Math" w:hAnsi="Cambria Math" w:cs="Times New Roman"/>
                               <w:sz w:val="24"/>
                               <w:u w:val="none"/>
                             </w:rPr>
-                          </m:ctrlPr>
-                        </m:accPr>
-                        <m:e>
-                          <m:r>
-                            <m:rPr>
-                              <m:nor/>
-                            </m:rPr>
+                          </ns8:ctrlPr>
+                        </ns8:accPr>
+                        <ns8:e>
+                          <ns8:r>
+                            <ns8:rPr>
+                              <ns8:nor/>
+                            </ns8:rPr>
                             <w:rPr>
                               <w:rFonts w:hint="default" w:ascii="Times New Roman" w:hAnsi="Times New Roman" w:cs="Times New Roman"/>
                               <w:i/>
                               <w:sz w:val="24"/>
                               <w:u w:val="none"/>
                             </w:rPr>
-                            <m:t>g</m:t>
-                          </m:r>
-                          <m:ctrlPr>
+                            <ns8:t>g</ns8:t>
+                          </ns8:r>
+                          <ns8:ctrlPr>
                             <w:rPr>
                               <w:rFonts w:hint="default" w:ascii="Cambria Math" w:hAnsi="Cambria Math" w:cs="Times New Roman"/>
                               <w:sz w:val="24"/>
                               <w:u w:val="none"/>
                             </w:rPr>
-                          </m:ctrlPr>
-                        </m:e>
-                      </m:acc>
-                      <m:ctrlPr>
+                          </ns8:ctrlPr>
+                        </ns8:e>
+                      </ns8:acc>
+                      <ns8:ctrlPr>
                         <w:rPr>
                           <w:rFonts w:hint="default" w:ascii="Cambria Math" w:hAnsi="Cambria Math" w:cs="Times New Roman"/>
                           <w:sz w:val="24"/>
                           <w:u w:val="none"/>
                         </w:rPr>
-                      </m:ctrlPr>
-                    </m:sub>
-                  </m:sSub>
-                  <m:ctrlPr>
+                      </ns8:ctrlPr>
+                    </ns8:sub>
+                  </ns8:sSub>
+                  <ns8:ctrlPr>
                     <w:rPr>
                       <w:rFonts w:hint="default" w:ascii="Cambria Math" w:hAnsi="Cambria Math" w:cs="Times New Roman"/>
                       <w:sz w:val="24"/>
                       <w:u w:val="none"/>
                     </w:rPr>
-                  </m:ctrlPr>
-                </m:e>
-              </m:d>
-              <m:ctrlPr>
+                  </ns8:ctrlPr>
+                </ns8:e>
+              </ns8:d>
+              <ns8:ctrlPr>
                 <w:rPr>
                   <w:rFonts w:hint="default" w:ascii="Cambria Math" w:hAnsi="Cambria Math" w:cs="Times New Roman"/>
                   <w:i/>
                   <w:sz w:val="24"/>
                   <w:u w:val="none"/>
                 </w:rPr>
-              </m:ctrlPr>
-            </m:e>
-          </m:func>
-        </m:oMath>
-      </m:oMathPara>
+              </ns8:ctrlPr>
+            </ns8:e>
+          </ns8:func>
+        </ns8:oMath>
+      </ns8:oMathPara>
     </w:p>
     <w:p>
       <w:pPr>
@@ -14225,11 +12783,11 @@
             <wp:effectExtent l="0" t="0" r="10160" b="14605"/>
             <wp:docPr id="7" name="图片 1" descr="IMG_256"/>
             <wp:cNvGraphicFramePr>
-              <a:graphicFrameLocks xmlns:a="http://schemas.openxmlformats.org/drawingml/2006/main" noChangeAspect="1"/>
+              <a:graphicFrameLocks noChangeAspect="1"/>
             </wp:cNvGraphicFramePr>
-            <a:graphic xmlns:a="http://schemas.openxmlformats.org/drawingml/2006/main">
+            <a:graphic>
               <a:graphicData uri="http://schemas.openxmlformats.org/drawingml/2006/picture">
-                <pic:pic xmlns:pic="http://schemas.openxmlformats.org/drawingml/2006/picture">
+                <pic:pic>
                   <pic:nvPicPr>
                     <pic:cNvPr id="7" name="图片 1" descr="IMG_256"/>
                     <pic:cNvPicPr>
@@ -14381,7 +12939,7 @@
         <w:rPr>
           <w:rFonts w:hint="default" w:ascii="Times New Roman" w:hAnsi="Times New Roman" w:cs="Times New Roman"/>
         </w:rPr>
-        <w:t>6558 条合格工况按毁伤等级分层划分为训练集和独立测试集，其中独立测试集约占 20%，其余用于拟合模型参数；另以五折交叉验证评价模型在不同数据划分下的总体稳定性。训练集用于拟合模型参数，独立测试集仅用于最终性能评价。</w:t>
+        <w:t>6558 条合格工况按损伤等级分层划分为训练集和独立测试集，其中独立测试集约占 20%，其余用于拟合模型参数；另以五折交叉验证评价模型在不同数据划分下的总体稳定性。训练集用于拟合模型参数，独立测试集仅用于最终性能评价。</w:t>
       </w:r>
     </w:p>
     <w:p>
@@ -14695,25 +13253,25 @@
                 <w:i w:val="0"/>
               </w:rPr>
             </w:pPr>
-            <m:oMathPara>
-              <m:oMath>
-                <m:f>
-                  <m:fPr>
-                    <m:ctrlPr>
+            <ns8:oMathPara>
+              <ns8:oMath>
+                <ns8:f>
+                  <ns8:fPr>
+                    <ns8:ctrlPr>
                       <w:rPr>
                         <w:rFonts w:hint="default" w:ascii="Cambria Math" w:hAnsi="Cambria Math" w:cs="Times New Roman"/>
                         <w:i/>
                         <w:sz w:val="24"/>
                         <w:u w:val="none"/>
                       </w:rPr>
-                    </m:ctrlPr>
-                  </m:fPr>
-                  <m:num>
-                    <m:r>
-                      <m:rPr>
-                        <m:nor/>
-                        <m:sty m:val="p"/>
-                      </m:rPr>
+                    </ns8:ctrlPr>
+                  </ns8:fPr>
+                  <ns8:num>
+                    <ns8:r>
+                      <ns8:rPr>
+                        <ns8:nor/>
+                        <ns8:sty ns8:val="p"/>
+                      </ns8:rPr>
                       <w:rPr>
                         <w:rFonts w:hint="default" w:ascii="Times New Roman" w:hAnsi="Times New Roman" w:cs="Times New Roman"/>
                         <w:b w:val="0"/>
@@ -14721,134 +13279,134 @@
                         <w:sz w:val="24"/>
                         <w:u w:val="none"/>
                       </w:rPr>
-                      <m:t>1</m:t>
-                    </m:r>
-                    <m:ctrlPr>
+                      <ns8:t>1</ns8:t>
+                    </ns8:r>
+                    <ns8:ctrlPr>
                       <w:rPr>
                         <w:rFonts w:hint="default" w:ascii="Cambria Math" w:hAnsi="Cambria Math" w:cs="Times New Roman"/>
                         <w:sz w:val="24"/>
                         <w:u w:val="none"/>
                       </w:rPr>
-                    </m:ctrlPr>
-                  </m:num>
-                  <m:den>
-                    <m:r>
-                      <m:rPr>
-                        <m:nor/>
-                      </m:rPr>
+                    </ns8:ctrlPr>
+                  </ns8:num>
+                  <ns8:den>
+                    <ns8:r>
+                      <ns8:rPr>
+                        <ns8:nor/>
+                      </ns8:rPr>
                       <w:rPr>
                         <w:rFonts w:hint="default" w:ascii="Times New Roman" w:hAnsi="Times New Roman" w:cs="Times New Roman"/>
                         <w:i/>
                         <w:sz w:val="24"/>
                         <w:u w:val="none"/>
                       </w:rPr>
-                      <m:t>n</m:t>
-                    </m:r>
-                    <m:ctrlPr>
+                      <ns8:t>n</ns8:t>
+                    </ns8:r>
+                    <ns8:ctrlPr>
                       <w:rPr>
                         <w:rFonts w:hint="default" w:ascii="Cambria Math" w:hAnsi="Cambria Math" w:cs="Times New Roman"/>
                         <w:sz w:val="24"/>
                         <w:u w:val="none"/>
                       </w:rPr>
-                    </m:ctrlPr>
-                  </m:den>
-                </m:f>
-                <m:nary>
-                  <m:naryPr>
-                    <m:chr m:val="∑"/>
-                    <m:limLoc m:val="undOvr"/>
-                    <m:subHide m:val="1"/>
-                    <m:supHide m:val="1"/>
-                    <m:ctrlPr>
+                    </ns8:ctrlPr>
+                  </ns8:den>
+                </ns8:f>
+                <ns8:nary>
+                  <ns8:naryPr>
+                    <ns8:chr ns8:val="∑"/>
+                    <ns8:limLoc ns8:val="undOvr"/>
+                    <ns8:subHide ns8:val="1"/>
+                    <ns8:supHide ns8:val="1"/>
+                    <ns8:ctrlPr>
                       <w:rPr>
                         <w:rFonts w:hint="default" w:ascii="Cambria Math" w:hAnsi="Cambria Math" w:cs="Times New Roman"/>
                         <w:i/>
                         <w:sz w:val="24"/>
                         <w:u w:val="none"/>
                       </w:rPr>
-                    </m:ctrlPr>
-                  </m:naryPr>
-                  <m:sub>
-                    <m:ctrlPr>
+                    </ns8:ctrlPr>
+                  </ns8:naryPr>
+                  <ns8:sub>
+                    <ns8:ctrlPr>
                       <w:rPr>
                         <w:rFonts w:hint="default" w:ascii="Cambria Math" w:hAnsi="Cambria Math" w:cs="Times New Roman"/>
                         <w:sz w:val="24"/>
                         <w:u w:val="none"/>
                       </w:rPr>
-                    </m:ctrlPr>
-                  </m:sub>
-                  <m:sup>
-                    <m:ctrlPr>
+                    </ns8:ctrlPr>
+                  </ns8:sub>
+                  <ns8:sup>
+                    <ns8:ctrlPr>
                       <w:rPr>
                         <w:rFonts w:hint="default" w:ascii="Cambria Math" w:hAnsi="Cambria Math" w:cs="Times New Roman"/>
                         <w:sz w:val="24"/>
                         <w:u w:val="none"/>
                       </w:rPr>
-                    </m:ctrlPr>
-                  </m:sup>
-                  <m:e>
-                    <m:d>
-                      <m:dPr>
-                        <m:begChr m:val="|"/>
-                        <m:endChr m:val="|"/>
-                        <m:ctrlPr>
+                    </ns8:ctrlPr>
+                  </ns8:sup>
+                  <ns8:e>
+                    <ns8:d>
+                      <ns8:dPr>
+                        <ns8:begChr ns8:val="|"/>
+                        <ns8:endChr ns8:val="|"/>
+                        <ns8:ctrlPr>
                           <w:rPr>
                             <w:rFonts w:hint="default" w:ascii="Cambria Math" w:hAnsi="Cambria Math" w:cs="Times New Roman"/>
                             <w:sz w:val="24"/>
                             <w:u w:val="none"/>
                           </w:rPr>
-                        </m:ctrlPr>
-                      </m:dPr>
-                      <m:e>
-                        <m:sSub>
-                          <m:sSubPr>
-                            <m:ctrlPr>
+                        </ns8:ctrlPr>
+                      </ns8:dPr>
+                      <ns8:e>
+                        <ns8:sSub>
+                          <ns8:sSubPr>
+                            <ns8:ctrlPr>
                               <w:rPr>
                                 <w:rFonts w:hint="default" w:ascii="Cambria Math" w:hAnsi="Cambria Math" w:cs="Times New Roman"/>
                                 <w:sz w:val="24"/>
                                 <w:u w:val="none"/>
                               </w:rPr>
-                            </m:ctrlPr>
-                          </m:sSubPr>
-                          <m:e>
-                            <m:r>
-                              <m:rPr>
-                                <m:nor/>
-                              </m:rPr>
+                            </ns8:ctrlPr>
+                          </ns8:sSubPr>
+                          <ns8:e>
+                            <ns8:r>
+                              <ns8:rPr>
+                                <ns8:nor/>
+                              </ns8:rPr>
                               <w:rPr>
                                 <w:rFonts w:hint="default" w:ascii="Times New Roman" w:hAnsi="Times New Roman" w:cs="Times New Roman"/>
                                 <w:i/>
                                 <w:sz w:val="24"/>
                                 <w:u w:val="none"/>
                               </w:rPr>
-                              <m:t>D</m:t>
-                            </m:r>
-                            <m:ctrlPr>
+                              <ns8:t>D</ns8:t>
+                            </ns8:r>
+                            <ns8:ctrlPr>
                               <w:rPr>
                                 <w:rFonts w:hint="default" w:ascii="Cambria Math" w:hAnsi="Cambria Math" w:cs="Times New Roman"/>
                                 <w:sz w:val="24"/>
                                 <w:u w:val="none"/>
                               </w:rPr>
-                            </m:ctrlPr>
-                          </m:e>
-                          <m:sub>
-                            <m:r>
-                              <m:rPr>
-                                <m:nor/>
-                              </m:rPr>
+                            </ns8:ctrlPr>
+                          </ns8:e>
+                          <ns8:sub>
+                            <ns8:r>
+                              <ns8:rPr>
+                                <ns8:nor/>
+                              </ns8:rPr>
                               <w:rPr>
                                 <w:rFonts w:hint="default" w:ascii="Times New Roman" w:hAnsi="Times New Roman" w:cs="Times New Roman"/>
                                 <w:i/>
                                 <w:sz w:val="24"/>
                                 <w:u w:val="none"/>
                               </w:rPr>
-                              <m:t>k</m:t>
-                            </m:r>
-                            <m:r>
-                              <m:rPr>
-                                <m:nor/>
-                                <m:sty m:val="p"/>
-                              </m:rPr>
+                              <ns8:t>k</ns8:t>
+                            </ns8:r>
+                            <ns8:r>
+                              <ns8:rPr>
+                                <ns8:nor/>
+                                <ns8:sty ns8:val="p"/>
+                              </ns8:rPr>
                               <w:rPr>
                                 <w:rFonts w:hint="default" w:ascii="Times New Roman" w:hAnsi="Times New Roman" w:cs="Times New Roman"/>
                                 <w:b w:val="0"/>
@@ -14856,109 +13414,109 @@
                                 <w:sz w:val="24"/>
                                 <w:u w:val="none"/>
                               </w:rPr>
-                              <m:t>,</m:t>
-                            </m:r>
-                            <m:r>
-                              <m:rPr>
-                                <m:nor/>
-                              </m:rPr>
+                              <ns8:t>,</ns8:t>
+                            </ns8:r>
+                            <ns8:r>
+                              <ns8:rPr>
+                                <ns8:nor/>
+                              </ns8:rPr>
                               <w:rPr>
                                 <w:rFonts w:hint="default" w:ascii="Times New Roman" w:hAnsi="Times New Roman" w:cs="Times New Roman"/>
                                 <w:i/>
                                 <w:sz w:val="24"/>
                                 <w:u w:val="none"/>
                               </w:rPr>
-                              <m:t>i</m:t>
-                            </m:r>
-                            <m:ctrlPr>
+                              <ns8:t>i</ns8:t>
+                            </ns8:r>
+                            <ns8:ctrlPr>
                               <w:rPr>
                                 <w:rFonts w:hint="default" w:ascii="Cambria Math" w:hAnsi="Cambria Math" w:cs="Times New Roman"/>
                                 <w:sz w:val="24"/>
                                 <w:u w:val="none"/>
                               </w:rPr>
-                            </m:ctrlPr>
-                          </m:sub>
-                        </m:sSub>
-                        <m:r>
-                          <m:rPr>
-                            <m:sty m:val="p"/>
-                          </m:rPr>
+                            </ns8:ctrlPr>
+                          </ns8:sub>
+                        </ns8:sSub>
+                        <ns8:r>
+                          <ns8:rPr>
+                            <ns8:sty ns8:val="p"/>
+                          </ns8:rPr>
                           <w:rPr>
                             <w:rFonts w:hint="default" w:ascii="Times New Roman" w:hAnsi="Times New Roman" w:cs="Times New Roman"/>
                             <w:sz w:val="24"/>
                             <w:u w:val="none"/>
                           </w:rPr>
-                          <m:t>−</m:t>
-                        </m:r>
-                        <m:sSub>
-                          <m:sSubPr>
-                            <m:ctrlPr>
+                          <ns8:t>−</ns8:t>
+                        </ns8:r>
+                        <ns8:sSub>
+                          <ns8:sSubPr>
+                            <ns8:ctrlPr>
                               <w:rPr>
                                 <w:rFonts w:hint="default" w:ascii="Cambria Math" w:hAnsi="Cambria Math" w:cs="Times New Roman"/>
                                 <w:sz w:val="24"/>
                                 <w:u w:val="none"/>
                               </w:rPr>
-                            </m:ctrlPr>
-                          </m:sSubPr>
-                          <m:e>
-                            <m:acc>
-                              <m:accPr>
-                                <m:ctrlPr>
+                            </ns8:ctrlPr>
+                          </ns8:sSubPr>
+                          <ns8:e>
+                            <ns8:acc>
+                              <ns8:accPr>
+                                <ns8:ctrlPr>
                                   <w:rPr>
                                     <w:rFonts w:hint="default" w:ascii="Cambria Math" w:hAnsi="Cambria Math" w:cs="Times New Roman"/>
                                     <w:sz w:val="24"/>
                                     <w:u w:val="none"/>
                                   </w:rPr>
-                                </m:ctrlPr>
-                              </m:accPr>
-                              <m:e>
-                                <m:r>
-                                  <m:rPr>
-                                    <m:nor/>
-                                  </m:rPr>
+                                </ns8:ctrlPr>
+                              </ns8:accPr>
+                              <ns8:e>
+                                <ns8:r>
+                                  <ns8:rPr>
+                                    <ns8:nor/>
+                                  </ns8:rPr>
                                   <w:rPr>
                                     <w:rFonts w:hint="default" w:ascii="Times New Roman" w:hAnsi="Times New Roman" w:cs="Times New Roman"/>
                                     <w:i/>
                                     <w:sz w:val="24"/>
                                     <w:u w:val="none"/>
                                   </w:rPr>
-                                  <m:t>D</m:t>
-                                </m:r>
-                                <m:ctrlPr>
+                                  <ns8:t>D</ns8:t>
+                                </ns8:r>
+                                <ns8:ctrlPr>
                                   <w:rPr>
                                     <w:rFonts w:hint="default" w:ascii="Cambria Math" w:hAnsi="Cambria Math" w:cs="Times New Roman"/>
                                     <w:sz w:val="24"/>
                                     <w:u w:val="none"/>
                                   </w:rPr>
-                                </m:ctrlPr>
-                              </m:e>
-                            </m:acc>
-                            <m:ctrlPr>
+                                </ns8:ctrlPr>
+                              </ns8:e>
+                            </ns8:acc>
+                            <ns8:ctrlPr>
                               <w:rPr>
                                 <w:rFonts w:hint="default" w:ascii="Cambria Math" w:hAnsi="Cambria Math" w:cs="Times New Roman"/>
                                 <w:sz w:val="24"/>
                                 <w:u w:val="none"/>
                               </w:rPr>
-                            </m:ctrlPr>
-                          </m:e>
-                          <m:sub>
-                            <m:r>
-                              <m:rPr>
-                                <m:nor/>
-                              </m:rPr>
+                            </ns8:ctrlPr>
+                          </ns8:e>
+                          <ns8:sub>
+                            <ns8:r>
+                              <ns8:rPr>
+                                <ns8:nor/>
+                              </ns8:rPr>
                               <w:rPr>
                                 <w:rFonts w:hint="default" w:ascii="Times New Roman" w:hAnsi="Times New Roman" w:cs="Times New Roman"/>
                                 <w:i/>
                                 <w:sz w:val="24"/>
                                 <w:u w:val="none"/>
                               </w:rPr>
-                              <m:t>k</m:t>
-                            </m:r>
-                            <m:r>
-                              <m:rPr>
-                                <m:nor/>
-                                <m:sty m:val="p"/>
-                              </m:rPr>
+                              <ns8:t>k</ns8:t>
+                            </ns8:r>
+                            <ns8:r>
+                              <ns8:rPr>
+                                <ns8:nor/>
+                                <ns8:sty ns8:val="p"/>
+                              </ns8:rPr>
                               <w:rPr>
                                 <w:rFonts w:hint="default" w:ascii="Times New Roman" w:hAnsi="Times New Roman" w:cs="Times New Roman"/>
                                 <w:b w:val="0"/>
@@ -14966,49 +13524,49 @@
                                 <w:sz w:val="24"/>
                                 <w:u w:val="none"/>
                               </w:rPr>
-                              <m:t>,</m:t>
-                            </m:r>
-                            <m:r>
-                              <m:rPr>
-                                <m:nor/>
-                              </m:rPr>
+                              <ns8:t>,</ns8:t>
+                            </ns8:r>
+                            <ns8:r>
+                              <ns8:rPr>
+                                <ns8:nor/>
+                              </ns8:rPr>
                               <w:rPr>
                                 <w:rFonts w:hint="default" w:ascii="Times New Roman" w:hAnsi="Times New Roman" w:cs="Times New Roman"/>
                                 <w:i/>
                                 <w:sz w:val="24"/>
                                 <w:u w:val="none"/>
                               </w:rPr>
-                              <m:t>i</m:t>
-                            </m:r>
-                            <m:ctrlPr>
+                              <ns8:t>i</ns8:t>
+                            </ns8:r>
+                            <ns8:ctrlPr>
                               <w:rPr>
                                 <w:rFonts w:hint="default" w:ascii="Cambria Math" w:hAnsi="Cambria Math" w:cs="Times New Roman"/>
                                 <w:sz w:val="24"/>
                                 <w:u w:val="none"/>
                               </w:rPr>
-                            </m:ctrlPr>
-                          </m:sub>
-                        </m:sSub>
-                        <m:ctrlPr>
+                            </ns8:ctrlPr>
+                          </ns8:sub>
+                        </ns8:sSub>
+                        <ns8:ctrlPr>
                           <w:rPr>
                             <w:rFonts w:hint="default" w:ascii="Cambria Math" w:hAnsi="Cambria Math" w:cs="Times New Roman"/>
                             <w:sz w:val="24"/>
                             <w:u w:val="none"/>
                           </w:rPr>
-                        </m:ctrlPr>
-                      </m:e>
-                    </m:d>
-                    <m:ctrlPr>
+                        </ns8:ctrlPr>
+                      </ns8:e>
+                    </ns8:d>
+                    <ns8:ctrlPr>
                       <w:rPr>
                         <w:rFonts w:hint="default" w:ascii="Cambria Math" w:hAnsi="Cambria Math" w:cs="Times New Roman"/>
                         <w:sz w:val="24"/>
                         <w:u w:val="none"/>
                       </w:rPr>
-                    </m:ctrlPr>
-                  </m:e>
-                </m:nary>
-              </m:oMath>
-            </m:oMathPara>
+                    </ns8:ctrlPr>
+                  </ns8:e>
+                </ns8:nary>
+              </ns8:oMath>
+            </ns8:oMathPara>
           </w:p>
         </w:tc>
         <w:tc>
@@ -15109,47 +13667,47 @@
                 <w:b w:val="0"/>
               </w:rPr>
             </w:pPr>
-            <m:oMathPara>
-              <m:oMath>
-                <m:rad>
-                  <m:radPr>
-                    <m:degHide m:val="1"/>
-                    <m:ctrlPr>
+            <ns8:oMathPara>
+              <ns8:oMath>
+                <ns8:rad>
+                  <ns8:radPr>
+                    <ns8:degHide ns8:val="1"/>
+                    <ns8:ctrlPr>
                       <w:rPr>
                         <w:rFonts w:hint="default" w:ascii="Cambria Math" w:hAnsi="Cambria Math" w:cs="Times New Roman"/>
                         <w:i/>
                         <w:sz w:val="24"/>
                         <w:u w:val="none"/>
                       </w:rPr>
-                    </m:ctrlPr>
-                  </m:radPr>
-                  <m:deg>
-                    <m:ctrlPr>
+                    </ns8:ctrlPr>
+                  </ns8:radPr>
+                  <ns8:deg>
+                    <ns8:ctrlPr>
                       <w:rPr>
                         <w:rFonts w:hint="default" w:ascii="Cambria Math" w:hAnsi="Cambria Math" w:cs="Times New Roman"/>
                         <w:sz w:val="24"/>
                         <w:u w:val="none"/>
                       </w:rPr>
-                    </m:ctrlPr>
-                  </m:deg>
-                  <m:e>
-                    <m:f>
-                      <m:fPr>
-                        <m:ctrlPr>
+                    </ns8:ctrlPr>
+                  </ns8:deg>
+                  <ns8:e>
+                    <ns8:f>
+                      <ns8:fPr>
+                        <ns8:ctrlPr>
                           <w:rPr>
                             <w:rFonts w:hint="default" w:ascii="Cambria Math" w:hAnsi="Cambria Math" w:cs="Times New Roman"/>
                             <w:i/>
                             <w:sz w:val="24"/>
                             <w:u w:val="none"/>
                           </w:rPr>
-                        </m:ctrlPr>
-                      </m:fPr>
-                      <m:num>
-                        <m:r>
-                          <m:rPr>
-                            <m:nor/>
-                            <m:sty m:val="p"/>
-                          </m:rPr>
+                        </ns8:ctrlPr>
+                      </ns8:fPr>
+                      <ns8:num>
+                        <ns8:r>
+                          <ns8:rPr>
+                            <ns8:nor/>
+                            <ns8:sty ns8:val="p"/>
+                          </ns8:rPr>
                           <w:rPr>
                             <w:rFonts w:hint="default" w:ascii="Times New Roman" w:hAnsi="Times New Roman" w:cs="Times New Roman"/>
                             <w:b w:val="0"/>
@@ -15157,77 +13715,77 @@
                             <w:sz w:val="24"/>
                             <w:u w:val="none"/>
                           </w:rPr>
-                          <m:t>1</m:t>
-                        </m:r>
-                        <m:ctrlPr>
+                          <ns8:t>1</ns8:t>
+                        </ns8:r>
+                        <ns8:ctrlPr>
                           <w:rPr>
                             <w:rFonts w:hint="default" w:ascii="Cambria Math" w:hAnsi="Cambria Math" w:cs="Times New Roman"/>
                             <w:sz w:val="24"/>
                             <w:u w:val="none"/>
                           </w:rPr>
-                        </m:ctrlPr>
-                      </m:num>
-                      <m:den>
-                        <m:r>
-                          <m:rPr>
-                            <m:nor/>
-                          </m:rPr>
+                        </ns8:ctrlPr>
+                      </ns8:num>
+                      <ns8:den>
+                        <ns8:r>
+                          <ns8:rPr>
+                            <ns8:nor/>
+                          </ns8:rPr>
                           <w:rPr>
                             <w:rFonts w:hint="default" w:ascii="Times New Roman" w:hAnsi="Times New Roman" w:cs="Times New Roman"/>
                             <w:i/>
                             <w:sz w:val="24"/>
                             <w:u w:val="none"/>
                           </w:rPr>
-                          <m:t>n</m:t>
-                        </m:r>
-                        <m:ctrlPr>
+                          <ns8:t>n</ns8:t>
+                        </ns8:r>
+                        <ns8:ctrlPr>
                           <w:rPr>
                             <w:rFonts w:hint="default" w:ascii="Cambria Math" w:hAnsi="Cambria Math" w:cs="Times New Roman"/>
                             <w:sz w:val="24"/>
                             <w:u w:val="none"/>
                           </w:rPr>
-                        </m:ctrlPr>
-                      </m:den>
-                    </m:f>
-                    <m:nary>
-                      <m:naryPr>
-                        <m:chr m:val="∑"/>
-                        <m:limLoc m:val="undOvr"/>
-                        <m:subHide m:val="1"/>
-                        <m:supHide m:val="1"/>
-                        <m:ctrlPr>
+                        </ns8:ctrlPr>
+                      </ns8:den>
+                    </ns8:f>
+                    <ns8:nary>
+                      <ns8:naryPr>
+                        <ns8:chr ns8:val="∑"/>
+                        <ns8:limLoc ns8:val="undOvr"/>
+                        <ns8:subHide ns8:val="1"/>
+                        <ns8:supHide ns8:val="1"/>
+                        <ns8:ctrlPr>
                           <w:rPr>
                             <w:rFonts w:hint="default" w:ascii="Cambria Math" w:hAnsi="Cambria Math" w:cs="Times New Roman"/>
                             <w:i/>
                             <w:sz w:val="24"/>
                             <w:u w:val="none"/>
                           </w:rPr>
-                        </m:ctrlPr>
-                      </m:naryPr>
-                      <m:sub>
-                        <m:ctrlPr>
+                        </ns8:ctrlPr>
+                      </ns8:naryPr>
+                      <ns8:sub>
+                        <ns8:ctrlPr>
                           <w:rPr>
                             <w:rFonts w:hint="default" w:ascii="Cambria Math" w:hAnsi="Cambria Math" w:cs="Times New Roman"/>
                             <w:sz w:val="24"/>
                             <w:u w:val="none"/>
                           </w:rPr>
-                        </m:ctrlPr>
-                      </m:sub>
-                      <m:sup>
-                        <m:ctrlPr>
+                        </ns8:ctrlPr>
+                      </ns8:sub>
+                      <ns8:sup>
+                        <ns8:ctrlPr>
                           <w:rPr>
                             <w:rFonts w:hint="default" w:ascii="Cambria Math" w:hAnsi="Cambria Math" w:cs="Times New Roman"/>
                             <w:sz w:val="24"/>
                             <w:u w:val="none"/>
                           </w:rPr>
-                        </m:ctrlPr>
-                      </m:sup>
-                      <m:e>
-                        <m:r>
-                          <m:rPr>
-                            <m:nor/>
-                            <m:sty m:val="p"/>
-                          </m:rPr>
+                        </ns8:ctrlPr>
+                      </ns8:sup>
+                      <ns8:e>
+                        <ns8:r>
+                          <ns8:rPr>
+                            <ns8:nor/>
+                            <ns8:sty ns8:val="p"/>
+                          </ns8:rPr>
                           <w:rPr>
                             <w:rFonts w:hint="default" w:ascii="Times New Roman" w:hAnsi="Times New Roman" w:cs="Times New Roman"/>
                             <w:b w:val="0"/>
@@ -15235,66 +13793,66 @@
                             <w:sz w:val="24"/>
                             <w:u w:val="none"/>
                           </w:rPr>
-                          <m:t>(</m:t>
-                        </m:r>
-                        <m:ctrlPr>
+                          <ns8:t>(</ns8:t>
+                        </ns8:r>
+                        <ns8:ctrlPr>
                           <w:rPr>
                             <w:rFonts w:hint="default" w:ascii="Cambria Math" w:hAnsi="Cambria Math" w:cs="Times New Roman"/>
                             <w:sz w:val="24"/>
                             <w:u w:val="none"/>
                           </w:rPr>
-                        </m:ctrlPr>
-                      </m:e>
-                    </m:nary>
-                    <m:sSub>
-                      <m:sSubPr>
-                        <m:ctrlPr>
+                        </ns8:ctrlPr>
+                      </ns8:e>
+                    </ns8:nary>
+                    <ns8:sSub>
+                      <ns8:sSubPr>
+                        <ns8:ctrlPr>
                           <w:rPr>
                             <w:rFonts w:hint="default" w:ascii="Cambria Math" w:hAnsi="Cambria Math" w:cs="Times New Roman"/>
                             <w:sz w:val="24"/>
                             <w:u w:val="none"/>
                           </w:rPr>
-                        </m:ctrlPr>
-                      </m:sSubPr>
-                      <m:e>
-                        <m:r>
-                          <m:rPr>
-                            <m:nor/>
-                          </m:rPr>
+                        </ns8:ctrlPr>
+                      </ns8:sSubPr>
+                      <ns8:e>
+                        <ns8:r>
+                          <ns8:rPr>
+                            <ns8:nor/>
+                          </ns8:rPr>
                           <w:rPr>
                             <w:rFonts w:hint="default" w:ascii="Times New Roman" w:hAnsi="Times New Roman" w:cs="Times New Roman"/>
                             <w:i/>
                             <w:sz w:val="24"/>
                             <w:u w:val="none"/>
                           </w:rPr>
-                          <m:t>D</m:t>
-                        </m:r>
-                        <m:ctrlPr>
+                          <ns8:t>D</ns8:t>
+                        </ns8:r>
+                        <ns8:ctrlPr>
                           <w:rPr>
                             <w:rFonts w:hint="default" w:ascii="Cambria Math" w:hAnsi="Cambria Math" w:cs="Times New Roman"/>
                             <w:sz w:val="24"/>
                             <w:u w:val="none"/>
                           </w:rPr>
-                        </m:ctrlPr>
-                      </m:e>
-                      <m:sub>
-                        <m:r>
-                          <m:rPr>
-                            <m:nor/>
-                          </m:rPr>
+                        </ns8:ctrlPr>
+                      </ns8:e>
+                      <ns8:sub>
+                        <ns8:r>
+                          <ns8:rPr>
+                            <ns8:nor/>
+                          </ns8:rPr>
                           <w:rPr>
                             <w:rFonts w:hint="default" w:ascii="Times New Roman" w:hAnsi="Times New Roman" w:cs="Times New Roman"/>
                             <w:i/>
                             <w:sz w:val="24"/>
                             <w:u w:val="none"/>
                           </w:rPr>
-                          <m:t>k</m:t>
-                        </m:r>
-                        <m:r>
-                          <m:rPr>
-                            <m:nor/>
-                            <m:sty m:val="p"/>
-                          </m:rPr>
+                          <ns8:t>k</ns8:t>
+                        </ns8:r>
+                        <ns8:r>
+                          <ns8:rPr>
+                            <ns8:nor/>
+                            <ns8:sty ns8:val="p"/>
+                          </ns8:rPr>
                           <w:rPr>
                             <w:rFonts w:hint="default" w:ascii="Times New Roman" w:hAnsi="Times New Roman" w:cs="Times New Roman"/>
                             <w:b w:val="0"/>
@@ -15302,34 +13860,34 @@
                             <w:sz w:val="24"/>
                             <w:u w:val="none"/>
                           </w:rPr>
-                          <m:t>,</m:t>
-                        </m:r>
-                        <m:r>
-                          <m:rPr>
-                            <m:nor/>
-                          </m:rPr>
+                          <ns8:t>,</ns8:t>
+                        </ns8:r>
+                        <ns8:r>
+                          <ns8:rPr>
+                            <ns8:nor/>
+                          </ns8:rPr>
                           <w:rPr>
                             <w:rFonts w:hint="default" w:ascii="Times New Roman" w:hAnsi="Times New Roman" w:cs="Times New Roman"/>
                             <w:i/>
                             <w:sz w:val="24"/>
                             <w:u w:val="none"/>
                           </w:rPr>
-                          <m:t>i</m:t>
-                        </m:r>
-                        <m:ctrlPr>
+                          <ns8:t>i</ns8:t>
+                        </ns8:r>
+                        <ns8:ctrlPr>
                           <w:rPr>
                             <w:rFonts w:hint="default" w:ascii="Cambria Math" w:hAnsi="Cambria Math" w:cs="Times New Roman"/>
                             <w:sz w:val="24"/>
                             <w:u w:val="none"/>
                           </w:rPr>
-                        </m:ctrlPr>
-                      </m:sub>
-                    </m:sSub>
-                    <m:r>
-                      <m:rPr>
-                        <m:nor/>
-                        <m:sty m:val="p"/>
-                      </m:rPr>
+                        </ns8:ctrlPr>
+                      </ns8:sub>
+                    </ns8:sSub>
+                    <ns8:r>
+                      <ns8:rPr>
+                        <ns8:nor/>
+                        <ns8:sty ns8:val="p"/>
+                      </ns8:rPr>
                       <w:rPr>
                         <w:rFonts w:hint="default" w:ascii="Times New Roman" w:hAnsi="Times New Roman" w:cs="Times New Roman"/>
                         <w:b w:val="0"/>
@@ -15337,77 +13895,77 @@
                         <w:sz w:val="24"/>
                         <w:u w:val="none"/>
                       </w:rPr>
-                      <m:t>−</m:t>
-                    </m:r>
-                    <m:sSub>
-                      <m:sSubPr>
-                        <m:ctrlPr>
+                      <ns8:t>−</ns8:t>
+                    </ns8:r>
+                    <ns8:sSub>
+                      <ns8:sSubPr>
+                        <ns8:ctrlPr>
                           <w:rPr>
                             <w:rFonts w:hint="default" w:ascii="Cambria Math" w:hAnsi="Cambria Math" w:cs="Times New Roman"/>
                             <w:sz w:val="24"/>
                             <w:u w:val="none"/>
                           </w:rPr>
-                        </m:ctrlPr>
-                      </m:sSubPr>
-                      <m:e>
-                        <m:acc>
-                          <m:accPr>
-                            <m:ctrlPr>
+                        </ns8:ctrlPr>
+                      </ns8:sSubPr>
+                      <ns8:e>
+                        <ns8:acc>
+                          <ns8:accPr>
+                            <ns8:ctrlPr>
                               <w:rPr>
                                 <w:rFonts w:hint="default" w:ascii="Cambria Math" w:hAnsi="Cambria Math" w:cs="Times New Roman"/>
                                 <w:sz w:val="24"/>
                                 <w:u w:val="none"/>
                               </w:rPr>
-                            </m:ctrlPr>
-                          </m:accPr>
-                          <m:e>
-                            <m:r>
-                              <m:rPr>
-                                <m:nor/>
-                              </m:rPr>
+                            </ns8:ctrlPr>
+                          </ns8:accPr>
+                          <ns8:e>
+                            <ns8:r>
+                              <ns8:rPr>
+                                <ns8:nor/>
+                              </ns8:rPr>
                               <w:rPr>
                                 <w:rFonts w:hint="default" w:ascii="Times New Roman" w:hAnsi="Times New Roman" w:cs="Times New Roman"/>
                                 <w:i/>
                                 <w:sz w:val="24"/>
                                 <w:u w:val="none"/>
                               </w:rPr>
-                              <m:t>D</m:t>
-                            </m:r>
-                            <m:ctrlPr>
+                              <ns8:t>D</ns8:t>
+                            </ns8:r>
+                            <ns8:ctrlPr>
                               <w:rPr>
                                 <w:rFonts w:hint="default" w:ascii="Cambria Math" w:hAnsi="Cambria Math" w:cs="Times New Roman"/>
                                 <w:sz w:val="24"/>
                                 <w:u w:val="none"/>
                               </w:rPr>
-                            </m:ctrlPr>
-                          </m:e>
-                        </m:acc>
-                        <m:ctrlPr>
+                            </ns8:ctrlPr>
+                          </ns8:e>
+                        </ns8:acc>
+                        <ns8:ctrlPr>
                           <w:rPr>
                             <w:rFonts w:hint="default" w:ascii="Cambria Math" w:hAnsi="Cambria Math" w:cs="Times New Roman"/>
                             <w:sz w:val="24"/>
                             <w:u w:val="none"/>
                           </w:rPr>
-                        </m:ctrlPr>
-                      </m:e>
-                      <m:sub>
-                        <m:r>
-                          <m:rPr>
-                            <m:nor/>
-                          </m:rPr>
+                        </ns8:ctrlPr>
+                      </ns8:e>
+                      <ns8:sub>
+                        <ns8:r>
+                          <ns8:rPr>
+                            <ns8:nor/>
+                          </ns8:rPr>
                           <w:rPr>
                             <w:rFonts w:hint="default" w:ascii="Times New Roman" w:hAnsi="Times New Roman" w:cs="Times New Roman"/>
                             <w:i/>
                             <w:sz w:val="24"/>
                             <w:u w:val="none"/>
                           </w:rPr>
-                          <m:t>k</m:t>
-                        </m:r>
-                        <m:r>
-                          <m:rPr>
-                            <m:nor/>
-                            <m:sty m:val="p"/>
-                          </m:rPr>
+                          <ns8:t>k</ns8:t>
+                        </ns8:r>
+                        <ns8:r>
+                          <ns8:rPr>
+                            <ns8:nor/>
+                            <ns8:sty ns8:val="p"/>
+                          </ns8:rPr>
                           <w:rPr>
                             <w:rFonts w:hint="default" w:ascii="Times New Roman" w:hAnsi="Times New Roman" w:cs="Times New Roman"/>
                             <w:b w:val="0"/>
@@ -15415,45 +13973,45 @@
                             <w:sz w:val="24"/>
                             <w:u w:val="none"/>
                           </w:rPr>
-                          <m:t>,</m:t>
-                        </m:r>
-                        <m:r>
-                          <m:rPr>
-                            <m:nor/>
-                          </m:rPr>
+                          <ns8:t>,</ns8:t>
+                        </ns8:r>
+                        <ns8:r>
+                          <ns8:rPr>
+                            <ns8:nor/>
+                          </ns8:rPr>
                           <w:rPr>
                             <w:rFonts w:hint="default" w:ascii="Times New Roman" w:hAnsi="Times New Roman" w:cs="Times New Roman"/>
                             <w:i/>
                             <w:sz w:val="24"/>
                             <w:u w:val="none"/>
                           </w:rPr>
-                          <m:t>i</m:t>
-                        </m:r>
-                        <m:ctrlPr>
+                          <ns8:t>i</ns8:t>
+                        </ns8:r>
+                        <ns8:ctrlPr>
                           <w:rPr>
                             <w:rFonts w:hint="default" w:ascii="Cambria Math" w:hAnsi="Cambria Math" w:cs="Times New Roman"/>
                             <w:sz w:val="24"/>
                             <w:u w:val="none"/>
                           </w:rPr>
-                        </m:ctrlPr>
-                      </m:sub>
-                    </m:sSub>
-                    <m:sSup>
-                      <m:sSupPr>
-                        <m:ctrlPr>
+                        </ns8:ctrlPr>
+                      </ns8:sub>
+                    </ns8:sSub>
+                    <ns8:sSup>
+                      <ns8:sSupPr>
+                        <ns8:ctrlPr>
                           <w:rPr>
                             <w:rFonts w:hint="default" w:ascii="Cambria Math" w:hAnsi="Cambria Math" w:cs="Times New Roman"/>
                             <w:sz w:val="24"/>
                             <w:u w:val="none"/>
                           </w:rPr>
-                        </m:ctrlPr>
-                      </m:sSupPr>
-                      <m:e>
-                        <m:r>
-                          <m:rPr>
-                            <m:nor/>
-                            <m:sty m:val="p"/>
-                          </m:rPr>
+                        </ns8:ctrlPr>
+                      </ns8:sSupPr>
+                      <ns8:e>
+                        <ns8:r>
+                          <ns8:rPr>
+                            <ns8:nor/>
+                            <ns8:sty ns8:val="p"/>
+                          </ns8:rPr>
                           <w:rPr>
                             <w:rFonts w:hint="default" w:ascii="Times New Roman" w:hAnsi="Times New Roman" w:cs="Times New Roman"/>
                             <w:b w:val="0"/>
@@ -15461,22 +14019,22 @@
                             <w:sz w:val="24"/>
                             <w:u w:val="none"/>
                           </w:rPr>
-                          <m:t>)</m:t>
-                        </m:r>
-                        <m:ctrlPr>
+                          <ns8:t>)</ns8:t>
+                        </ns8:r>
+                        <ns8:ctrlPr>
                           <w:rPr>
                             <w:rFonts w:hint="default" w:ascii="Cambria Math" w:hAnsi="Cambria Math" w:cs="Times New Roman"/>
                             <w:sz w:val="24"/>
                             <w:u w:val="none"/>
                           </w:rPr>
-                        </m:ctrlPr>
-                      </m:e>
-                      <m:sup>
-                        <m:r>
-                          <m:rPr>
-                            <m:nor/>
-                            <m:sty m:val="p"/>
-                          </m:rPr>
+                        </ns8:ctrlPr>
+                      </ns8:e>
+                      <ns8:sup>
+                        <ns8:r>
+                          <ns8:rPr>
+                            <ns8:nor/>
+                            <ns8:sty ns8:val="p"/>
+                          </ns8:rPr>
                           <w:rPr>
                             <w:rFonts w:hint="default" w:ascii="Times New Roman" w:hAnsi="Times New Roman" w:cs="Times New Roman"/>
                             <w:b w:val="0"/>
@@ -15484,28 +14042,28 @@
                             <w:sz w:val="24"/>
                             <w:u w:val="none"/>
                           </w:rPr>
-                          <m:t>2</m:t>
-                        </m:r>
-                        <m:ctrlPr>
+                          <ns8:t>2</ns8:t>
+                        </ns8:r>
+                        <ns8:ctrlPr>
                           <w:rPr>
                             <w:rFonts w:hint="default" w:ascii="Cambria Math" w:hAnsi="Cambria Math" w:cs="Times New Roman"/>
                             <w:sz w:val="24"/>
                             <w:u w:val="none"/>
                           </w:rPr>
-                        </m:ctrlPr>
-                      </m:sup>
-                    </m:sSup>
-                    <m:ctrlPr>
+                        </ns8:ctrlPr>
+                      </ns8:sup>
+                    </ns8:sSup>
+                    <ns8:ctrlPr>
                       <w:rPr>
                         <w:rFonts w:hint="default" w:ascii="Cambria Math" w:hAnsi="Cambria Math" w:cs="Times New Roman"/>
                         <w:sz w:val="24"/>
                         <w:u w:val="none"/>
                       </w:rPr>
-                    </m:ctrlPr>
-                  </m:e>
-                </m:rad>
-              </m:oMath>
-            </m:oMathPara>
+                    </ns8:ctrlPr>
+                  </ns8:e>
+                </ns8:rad>
+              </ns8:oMath>
+            </ns8:oMathPara>
           </w:p>
         </w:tc>
         <w:tc>
@@ -16159,7 +14717,7 @@
         <w:rPr>
           <w:rFonts w:hint="default" w:ascii="Times New Roman" w:hAnsi="Times New Roman" w:cs="Times New Roman"/>
         </w:rPr>
-        <w:t>五折和独立测试的等级准确率均超过 95%，且两者差异较小，表明模型在不同划分方式下保持了较稳定的四级毁伤判定能力。独立测试 MAE 为 0.0084，说明连续 Dk 的平均绝对偏差约为 0.009；RMSE 高于 MAE，反映少量工况存在相对较大的连续值偏差。</w:t>
+        <w:t>五折和独立测试的等级准确率均超过 95%，且两者差异较小，表明模型在不同划分方式下保持了较稳定的四级损伤判定能力。独立测试 MAE 为 0.0084，说明连续 Dk 的平均绝对偏差约为 0.009；RMSE 高于 MAE，反映少量工况存在相对较大的连续值偏差。</w:t>
       </w:r>
       <w:r>
         <w:rPr>
@@ -16188,11 +14746,11 @@
             <wp:effectExtent l="0" t="0" r="0" b="0"/>
             <wp:docPr id="67" name="Picture" descr="图 2 机械制造设施五折交叉验证等级混淆矩阵"/>
             <wp:cNvGraphicFramePr>
-              <a:graphicFrameLocks xmlns:a="http://schemas.openxmlformats.org/drawingml/2006/main" noChangeAspect="1"/>
+              <a:graphicFrameLocks noChangeAspect="1"/>
             </wp:cNvGraphicFramePr>
-            <a:graphic xmlns:a="http://schemas.openxmlformats.org/drawingml/2006/main">
+            <a:graphic>
               <a:graphicData uri="http://schemas.openxmlformats.org/drawingml/2006/picture">
-                <pic:pic xmlns:pic="http://schemas.openxmlformats.org/drawingml/2006/picture">
+                <pic:pic>
                   <pic:nvPicPr>
                     <pic:cNvPr id="67" name="Picture" descr="图 2 机械制造设施五折交叉验证等级混淆矩阵"/>
                     <pic:cNvPicPr>
@@ -16309,7 +14867,7 @@
           <w:rFonts w:hint="eastAsia" w:ascii="Times New Roman" w:hAnsi="Times New Roman" w:cs="Times New Roman"/>
           <w:lang w:val="en-US" w:eastAsia="zh-CN"/>
         </w:rPr>
-        <w:t>机械制造与的功能、建筑开口和高价值目标组合更复杂，专项应用采用逐设施模型与 FDS 复核相结合的工程流程。模型直接输出连续 Dk 和四级毁伤结果；对于等级边界附近或方向响应不稳定的工况，程序提示转入 FDS 精细计算，避免低置信度边界工况被直接输出为确定等级。</w:t>
+        <w:t>机械制造与的功能、建筑开口和高价值目标组合更复杂，专项应用采用逐设施模型与 FDS 复核相结合的工程流程。模型直接输出连续 Dk 和四级损伤结果；对于等级边界附近或方向响应不稳定的工况，程序提示转入 FDS 精细计算，避免低置信度边界工况被直接输出为确定等级。</w:t>
       </w:r>
     </w:p>
     <w:p>
@@ -17273,7 +15831,7 @@
         <w:rPr>
           <w:rFonts w:hint="default" w:ascii="Times New Roman" w:hAnsi="Times New Roman" w:cs="Times New Roman"/>
         </w:rPr>
-        <w:t>预测结果界面以设施名称和本次热源工况为基础信息，突出显示设施整体毁伤等级，同时显示本次模型加载和推理耗时。热源参数区分别显示方位角、俯仰角、目标热通量和持续时间。程序在预测过程中显示加载状态；首次模型加载通常为数秒，后续预测受缓存影响会明显加快。</w:t>
+        <w:t>预测结果界面以设施名称和本次热源工况为基础信息，突出显示设施整体损伤等级，同时显示本次模型预测用时。热源参数区分别显示方位角、俯仰角、目标热通量和持续时间。程序在预测过程中显示加载状态；首次模型加载通常为数秒，后续预测受缓存影响会明显加快。</w:t>
       </w:r>
       <w:r/>
       <w:r/>
@@ -18088,11 +16646,11 @@
             <wp:effectExtent l="0" t="0" r="2540" b="13970"/>
             <wp:docPr id="1" name="图片 1"/>
             <wp:cNvGraphicFramePr>
-              <a:graphicFrameLocks xmlns:a="http://schemas.openxmlformats.org/drawingml/2006/main" noChangeAspect="1"/>
+              <a:graphicFrameLocks noChangeAspect="1"/>
             </wp:cNvGraphicFramePr>
-            <a:graphic xmlns:a="http://schemas.openxmlformats.org/drawingml/2006/main">
+            <a:graphic>
               <a:graphicData uri="http://schemas.openxmlformats.org/drawingml/2006/picture">
-                <pic:pic xmlns:pic="http://schemas.openxmlformats.org/drawingml/2006/picture">
+                <pic:pic>
                   <pic:nvPicPr>
                     <pic:cNvPr id="1" name="图片 1"/>
                     <pic:cNvPicPr>
@@ -18131,11 +16689,11 @@
             <wp:effectExtent l="0" t="0" r="10795" b="13970"/>
             <wp:docPr id="5" name="图片 2"/>
             <wp:cNvGraphicFramePr>
-              <a:graphicFrameLocks xmlns:a="http://schemas.openxmlformats.org/drawingml/2006/main" noChangeAspect="1"/>
+              <a:graphicFrameLocks noChangeAspect="1"/>
             </wp:cNvGraphicFramePr>
-            <a:graphic xmlns:a="http://schemas.openxmlformats.org/drawingml/2006/main">
+            <a:graphic>
               <a:graphicData uri="http://schemas.openxmlformats.org/drawingml/2006/picture">
-                <pic:pic xmlns:pic="http://schemas.openxmlformats.org/drawingml/2006/picture">
+                <pic:pic>
                   <pic:nvPicPr>
                     <pic:cNvPr id="5" name="图片 2"/>
                     <pic:cNvPicPr>
@@ -18289,7 +16847,7 @@
         <w:rPr>
           <w:rFonts w:hint="default" w:ascii="Times New Roman" w:hAnsi="Times New Roman" w:cs="Times New Roman"/>
         </w:rPr>
-        <w:t>等级约束 ExtraTrees 模型采用 50 棵回归树和 50 棵分类树，同时输出连续 Dk 和四级毁伤结果。综合五折等级准确率为 95.9591%，独立测试等级准确率为 97.2075%；机械制造类专项独立测试准确率为 96.2567%。综合结果与专项结果共同表明，模型在当前工况范围内能够稳定完成机械制造设施的工程等级判断。</w:t>
+        <w:t>等级约束 ExtraTrees 模型采用 50 棵回归树和 50 棵分类树，同时输出连续 Dk 和四级损伤结果。综合五折等级准确率为 95.9591%，独立测试等级准确率为 97.2075%；机械制造类专项独立测试准确率为 96.2567%。综合结果与专项结果共同表明，模型在当前工况范围内能够稳定完成机械制造设施的工程等级判断。</w:t>
       </w:r>
     </w:p>
     <w:p>
@@ -18302,7 +16860,7 @@
         <w:rPr>
           <w:rFonts w:hint="default" w:ascii="Times New Roman" w:hAnsi="Times New Roman" w:cs="Times New Roman"/>
         </w:rPr>
-        <w:t>机械制造专项因素分析表明，俯仰角、热剂量和热通量是影响 Dk 与等级水平的重要因素，方位角、迎火侧总开口比例和敏感目标比例进一步决定方向差异。不同方向和工况下的毁伤响应差异反映了特异设施对象差异以及大、中、小等效设施的尺度效应。</w:t>
+        <w:t>机械制造专项因素分析表明，俯仰角、热剂量和热通量是影响 Dk 与等级水平的重要因素，方位角、迎火侧总开口比例和敏感目标比例进一步决定方向差异。不同方向和工况下的损伤响应差异反映了特异设施对象差异以及大、中、小等效设施的尺度效应。</w:t>
       </w:r>
     </w:p>
     <w:p>
